--- a/writing/책집필원고.docx
+++ b/writing/책집필원고.docx
@@ -1,12 +1,15 @@
 
 <file path=word/document.xml><?xml version="1.0" encoding="utf-8"?>
-<w:document xmlns:wpc="http://schemas.microsoft.com/office/word/2010/wordprocessingCanvas" xmlns:cx="http://schemas.microsoft.com/office/drawing/2014/chartex" xmlns:cx1="http://schemas.microsoft.com/office/drawing/2015/9/8/chartex" xmlns:cx2="http://schemas.microsoft.com/office/drawing/2015/10/21/chartex" xmlns:cx3="http://schemas.microsoft.com/office/drawing/2016/5/9/chartex" xmlns:cx4="http://schemas.microsoft.com/office/drawing/2016/5/10/chartex" xmlns:cx5="http://schemas.microsoft.com/office/drawing/2016/5/11/chartex" xmlns:cx6="http://schemas.microsoft.com/office/drawing/2016/5/12/chartex" xmlns:cx7="http://schemas.microsoft.com/office/drawing/2016/5/13/chartex" xmlns:cx8="http://schemas.microsoft.com/office/drawing/2016/5/14/chartex" xmlns:mc="http://schemas.openxmlformats.org/markup-compatibility/2006" xmlns:m="http://schemas.openxmlformats.org/officeDocument/2006/math" xmlns:aink="http://schemas.microsoft.com/office/drawing/2016/ink" xmlns:am3d="http://schemas.microsoft.com/office/drawing/2017/model3d" xmlns:oel="http://schemas.microsoft.com/office/2019/extlst" xmlns:r="http://schemas.openxmlformats.org/officeDocument/2006/relationships" xmlns:wp14="http://schemas.microsoft.com/office/word/2010/wordprocessingDrawing" xmlns:wp="http://schemas.openxmlformats.org/drawingml/2006/wordprocessingDrawing" xmlns:wpg="http://schemas.microsoft.com/office/word/2010/wordprocessingGroup" xmlns:wpi="http://schemas.microsoft.com/office/word/2010/wordprocessingInk" xmlns:wps="http://schemas.microsoft.com/office/word/2010/wordprocessingShape" xmlns:o="urn:schemas-microsoft-com:office:office" xmlns:v="urn:schemas-microsoft-com:vml" xmlns:w10="urn:schemas-microsoft-com:office:word" xmlns:w="http://schemas.openxmlformats.org/wordprocessingml/2006/main" xmlns:w14="http://schemas.microsoft.com/office/word/2010/wordml" xmlns:w15="http://schemas.microsoft.com/office/word/2012/wordml" xmlns:w16cei="http://schemas.microsoft.com/office/word/2026/wordml/cei" xmlns:w16cex="http://schemas.microsoft.com/office/word/2018/wordml/cex" xmlns:w16cid="http://schemas.microsoft.com/office/word/2016/wordml/cid" xmlns:w16="http://schemas.microsoft.com/office/word/2018/wordml" xmlns:w16sdtdh="http://schemas.microsoft.com/office/word/2020/wordml/sdtdatahash" xmlns:w16sdtfl="http://schemas.microsoft.com/office/word/2024/wordml/sdtformatlock" xmlns:w16se="http://schemas.microsoft.com/office/word/2015/wordml/symex" xmlns:w16du="http://schemas.microsoft.com/office/word/2023/wordml/word16du" xmlns:wne="http://schemas.microsoft.com/office/word/2006/wordml" mc:Ignorable="w14 w15 w16se w16cid w16 w16cex w16sdtdh w16sdtfl w16du wp14">
+<w:document xmlns:wpc="http://schemas.microsoft.com/office/word/2010/wordprocessingCanvas" xmlns:cx="http://schemas.microsoft.com/office/drawing/2014/chartex" xmlns:cx1="http://schemas.microsoft.com/office/drawing/2015/9/8/chartex" xmlns:cx2="http://schemas.microsoft.com/office/drawing/2015/10/21/chartex" xmlns:cx3="http://schemas.microsoft.com/office/drawing/2016/5/9/chartex" xmlns:cx4="http://schemas.microsoft.com/office/drawing/2016/5/10/chartex" xmlns:cx5="http://schemas.microsoft.com/office/drawing/2016/5/11/chartex" xmlns:cx6="http://schemas.microsoft.com/office/drawing/2016/5/12/chartex" xmlns:cx7="http://schemas.microsoft.com/office/drawing/2016/5/13/chartex" xmlns:cx8="http://schemas.microsoft.com/office/drawing/2016/5/14/chartex" xmlns:mc="http://schemas.openxmlformats.org/markup-compatibility/2006" xmlns:aink="http://schemas.microsoft.com/office/drawing/2016/ink" xmlns:am3d="http://schemas.microsoft.com/office/drawing/2017/model3d" xmlns:o="urn:schemas-microsoft-com:office:office" xmlns:oel="http://schemas.microsoft.com/office/2019/extlst" xmlns:r="http://schemas.openxmlformats.org/officeDocument/2006/relationships" xmlns:m="http://schemas.openxmlformats.org/officeDocument/2006/math" xmlns:v="urn:schemas-microsoft-com:vml" xmlns:wp14="http://schemas.microsoft.com/office/word/2010/wordprocessingDrawing" xmlns:wp="http://schemas.openxmlformats.org/drawingml/2006/wordprocessingDrawing" xmlns:w10="urn:schemas-microsoft-com:office:word" xmlns:w="http://schemas.openxmlformats.org/wordprocessingml/2006/main" xmlns:w14="http://schemas.microsoft.com/office/word/2010/wordml" xmlns:w15="http://schemas.microsoft.com/office/word/2012/wordml" xmlns:w16cex="http://schemas.microsoft.com/office/word/2018/wordml/cex" xmlns:w16cid="http://schemas.microsoft.com/office/word/2016/wordml/cid" xmlns:w16="http://schemas.microsoft.com/office/word/2018/wordml" xmlns:w16du="http://schemas.microsoft.com/office/word/2023/wordml/word16du" xmlns:w16sdtdh="http://schemas.microsoft.com/office/word/2020/wordml/sdtdatahash" xmlns:w16sdtfl="http://schemas.microsoft.com/office/word/2024/wordml/sdtformatlock" xmlns:w16se="http://schemas.microsoft.com/office/word/2015/wordml/symex" xmlns:wpg="http://schemas.microsoft.com/office/word/2010/wordprocessingGroup" xmlns:wpi="http://schemas.microsoft.com/office/word/2010/wordprocessingInk" xmlns:wne="http://schemas.microsoft.com/office/word/2006/wordml" xmlns:wps="http://schemas.microsoft.com/office/word/2010/wordprocessingShape" mc:Ignorable="w14 w15 w16se w16cid w16 w16cex w16sdtdh w16sdtfl w16du wp14">
   <w:body>
     <w:p>
       <w:pPr>
         <w:widowControl w:val="0"/>
         <w:snapToGrid w:val="0"/>
         <w:spacing w:line="320" w:lineRule="exact"/>
+        <w:rPr>
+          <w:rFonts w:ascii="KoPub바탕체 Medium" w:eastAsia="KoPub바탕체 Medium" w:hAnsi="KoPub바탕체 Medium"/>
+        </w:rPr>
       </w:pPr>
     </w:p>
     <w:p>
@@ -14,6 +17,9 @@
         <w:widowControl w:val="0"/>
         <w:snapToGrid w:val="0"/>
         <w:spacing w:line="320" w:lineRule="exact"/>
+        <w:rPr>
+          <w:rFonts w:ascii="KoPub바탕체 Medium" w:eastAsia="KoPub바탕체 Medium" w:hAnsi="KoPub바탕체 Medium"/>
+        </w:rPr>
       </w:pPr>
     </w:p>
     <w:p>
@@ -21,6 +27,9 @@
         <w:widowControl w:val="0"/>
         <w:snapToGrid w:val="0"/>
         <w:spacing w:line="320" w:lineRule="exact"/>
+        <w:rPr>
+          <w:rFonts w:ascii="KoPub바탕체 Medium" w:eastAsia="KoPub바탕체 Medium" w:hAnsi="KoPub바탕체 Medium"/>
+        </w:rPr>
       </w:pPr>
     </w:p>
     <w:p>
@@ -28,6 +37,9 @@
         <w:widowControl w:val="0"/>
         <w:snapToGrid w:val="0"/>
         <w:spacing w:line="320" w:lineRule="exact"/>
+        <w:rPr>
+          <w:rFonts w:ascii="KoPub바탕체 Medium" w:eastAsia="KoPub바탕체 Medium" w:hAnsi="KoPub바탕체 Medium"/>
+        </w:rPr>
       </w:pPr>
     </w:p>
     <w:p>
@@ -35,6 +47,9 @@
         <w:widowControl w:val="0"/>
         <w:snapToGrid w:val="0"/>
         <w:spacing w:line="320" w:lineRule="exact"/>
+        <w:rPr>
+          <w:rFonts w:ascii="KoPub바탕체 Medium" w:eastAsia="KoPub바탕체 Medium" w:hAnsi="KoPub바탕체 Medium"/>
+        </w:rPr>
       </w:pPr>
     </w:p>
     <w:p>
@@ -42,6 +57,9 @@
         <w:widowControl w:val="0"/>
         <w:snapToGrid w:val="0"/>
         <w:spacing w:line="320" w:lineRule="exact"/>
+        <w:rPr>
+          <w:rFonts w:ascii="KoPub바탕체 Medium" w:eastAsia="KoPub바탕체 Medium" w:hAnsi="KoPub바탕체 Medium"/>
+        </w:rPr>
       </w:pPr>
     </w:p>
     <w:p>
@@ -49,6 +67,9 @@
         <w:widowControl w:val="0"/>
         <w:snapToGrid w:val="0"/>
         <w:spacing w:line="320" w:lineRule="exact"/>
+        <w:rPr>
+          <w:rFonts w:ascii="KoPub바탕체 Medium" w:eastAsia="KoPub바탕체 Medium" w:hAnsi="KoPub바탕체 Medium"/>
+        </w:rPr>
       </w:pPr>
     </w:p>
     <w:p>
@@ -56,18 +77,58 @@
         <w:widowControl w:val="0"/>
         <w:snapToGrid w:val="0"/>
         <w:spacing w:line="320" w:lineRule="exact"/>
+        <w:rPr>
+          <w:rFonts w:ascii="KoPub바탕체 Medium" w:eastAsia="KoPub바탕체 Medium" w:hAnsi="KoPub바탕체 Medium"/>
+        </w:rPr>
       </w:pPr>
     </w:p>
     <w:p>
       <w:pPr>
         <w:pStyle w:val="aff1"/>
+        <w:rPr>
+          <w:rFonts w:ascii="KoPub바탕체 Medium" w:eastAsia="KoPub바탕체 Medium" w:hAnsi="KoPub바탕체 Medium"/>
+        </w:rPr>
       </w:pPr>
       <w:r>
+        <w:rPr>
+          <w:rFonts w:ascii="KoPub바탕체 Medium" w:eastAsia="KoPub바탕체 Medium" w:hAnsi="KoPub바탕체 Medium"/>
+        </w:rPr>
         <w:t>AI 시대의 풀스택 개발 기초</w:t>
       </w:r>
     </w:p>
     <w:p>
       <w:pPr>
+        <w:rPr>
+          <w:rFonts w:ascii="KoPub바탕체 Medium" w:eastAsia="KoPub바탕체 Medium" w:hAnsi="KoPub바탕체 Medium"/>
+        </w:rPr>
+      </w:pPr>
+    </w:p>
+    <w:p>
+      <w:pPr>
+        <w:rPr>
+          <w:rFonts w:ascii="KoPub바탕체 Medium" w:eastAsia="KoPub바탕체 Medium" w:hAnsi="KoPub바탕체 Medium"/>
+        </w:rPr>
+      </w:pPr>
+    </w:p>
+    <w:p>
+      <w:pPr>
+        <w:rPr>
+          <w:rFonts w:ascii="KoPub바탕체 Medium" w:eastAsia="KoPub바탕체 Medium" w:hAnsi="KoPub바탕체 Medium"/>
+        </w:rPr>
+      </w:pPr>
+    </w:p>
+    <w:p>
+      <w:pPr>
+        <w:rPr>
+          <w:rFonts w:ascii="KoPub바탕체 Medium" w:eastAsia="KoPub바탕체 Medium" w:hAnsi="KoPub바탕체 Medium"/>
+        </w:rPr>
+      </w:pPr>
+    </w:p>
+    <w:p>
+      <w:pPr>
+        <w:rPr>
+          <w:rFonts w:ascii="KoPub바탕체 Medium" w:eastAsia="KoPub바탕체 Medium" w:hAnsi="KoPub바탕체 Medium" w:hint="eastAsia"/>
+        </w:rPr>
         <w:sectPr>
           <w:pgSz w:w="11906" w:h="16838"/>
           <w:pgMar w:top="1134" w:right="1701" w:bottom="850" w:left="1701" w:header="850" w:footer="850" w:gutter="0"/>
@@ -79,8 +140,14 @@
     <w:p>
       <w:pPr>
         <w:pStyle w:val="aff2"/>
+        <w:rPr>
+          <w:rFonts w:ascii="KoPub바탕체 Medium" w:eastAsia="KoPub바탕체 Medium" w:hAnsi="KoPub바탕체 Medium"/>
+        </w:rPr>
       </w:pPr>
       <w:r>
+        <w:rPr>
+          <w:rFonts w:ascii="KoPub바탕체 Medium" w:eastAsia="KoPub바탕체 Medium" w:hAnsi="KoPub바탕체 Medium"/>
+        </w:rPr>
         <w:lastRenderedPageBreak/>
         <w:t>&lt;제목 차례&gt;</w:t>
       </w:r>
@@ -91,11 +158,20 @@
         <w:tabs>
           <w:tab w:val="right" w:leader="dot" w:pos="8504"/>
         </w:tabs>
+        <w:rPr>
+          <w:rFonts w:ascii="KoPub바탕체 Medium" w:eastAsia="KoPub바탕체 Medium" w:hAnsi="KoPub바탕체 Medium"/>
+        </w:rPr>
       </w:pPr>
       <w:r>
+        <w:rPr>
+          <w:rFonts w:ascii="KoPub바탕체 Medium" w:eastAsia="KoPub바탕체 Medium" w:hAnsi="KoPub바탕체 Medium"/>
+        </w:rPr>
         <w:t>1. 서비스와 개발환경 이해</w:t>
       </w:r>
       <w:r>
+        <w:rPr>
+          <w:rFonts w:ascii="KoPub바탕체 Medium" w:eastAsia="KoPub바탕체 Medium" w:hAnsi="KoPub바탕체 Medium"/>
+        </w:rPr>
         <w:tab/>
         <w:t>1</w:t>
       </w:r>
@@ -106,11 +182,20 @@
         <w:tabs>
           <w:tab w:val="right" w:leader="dot" w:pos="8504"/>
         </w:tabs>
+        <w:rPr>
+          <w:rFonts w:ascii="KoPub바탕체 Medium" w:eastAsia="KoPub바탕체 Medium" w:hAnsi="KoPub바탕체 Medium"/>
+        </w:rPr>
       </w:pPr>
       <w:r>
+        <w:rPr>
+          <w:rFonts w:ascii="KoPub바탕체 Medium" w:eastAsia="KoPub바탕체 Medium" w:hAnsi="KoPub바탕체 Medium"/>
+        </w:rPr>
         <w:t>가. 우리가 만들 서비스 소개</w:t>
       </w:r>
       <w:r>
+        <w:rPr>
+          <w:rFonts w:ascii="KoPub바탕체 Medium" w:eastAsia="KoPub바탕체 Medium" w:hAnsi="KoPub바탕체 Medium"/>
+        </w:rPr>
         <w:tab/>
         <w:t>1</w:t>
       </w:r>
@@ -121,11 +206,20 @@
         <w:tabs>
           <w:tab w:val="right" w:leader="dot" w:pos="8504"/>
         </w:tabs>
+        <w:rPr>
+          <w:rFonts w:ascii="KoPub바탕체 Medium" w:eastAsia="KoPub바탕체 Medium" w:hAnsi="KoPub바탕체 Medium"/>
+        </w:rPr>
       </w:pPr>
       <w:r>
+        <w:rPr>
+          <w:rFonts w:ascii="KoPub바탕체 Medium" w:eastAsia="KoPub바탕체 Medium" w:hAnsi="KoPub바탕체 Medium"/>
+        </w:rPr>
         <w:t>나. 서비스 전체 아키텍처</w:t>
       </w:r>
       <w:r>
+        <w:rPr>
+          <w:rFonts w:ascii="KoPub바탕체 Medium" w:eastAsia="KoPub바탕체 Medium" w:hAnsi="KoPub바탕체 Medium"/>
+        </w:rPr>
         <w:tab/>
         <w:t>1</w:t>
       </w:r>
@@ -136,11 +230,20 @@
         <w:tabs>
           <w:tab w:val="right" w:leader="dot" w:pos="8504"/>
         </w:tabs>
+        <w:rPr>
+          <w:rFonts w:ascii="KoPub바탕체 Medium" w:eastAsia="KoPub바탕체 Medium" w:hAnsi="KoPub바탕체 Medium"/>
+        </w:rPr>
       </w:pPr>
       <w:r>
+        <w:rPr>
+          <w:rFonts w:ascii="KoPub바탕체 Medium" w:eastAsia="KoPub바탕체 Medium" w:hAnsi="KoPub바탕체 Medium"/>
+        </w:rPr>
         <w:t>다. 개발환경 준비</w:t>
       </w:r>
       <w:r>
+        <w:rPr>
+          <w:rFonts w:ascii="KoPub바탕체 Medium" w:eastAsia="KoPub바탕체 Medium" w:hAnsi="KoPub바탕체 Medium"/>
+        </w:rPr>
         <w:tab/>
         <w:t>1</w:t>
       </w:r>
@@ -151,11 +254,20 @@
         <w:tabs>
           <w:tab w:val="right" w:leader="dot" w:pos="8504"/>
         </w:tabs>
+        <w:rPr>
+          <w:rFonts w:ascii="KoPub바탕체 Medium" w:eastAsia="KoPub바탕체 Medium" w:hAnsi="KoPub바탕체 Medium"/>
+        </w:rPr>
       </w:pPr>
       <w:r>
+        <w:rPr>
+          <w:rFonts w:ascii="KoPub바탕체 Medium" w:eastAsia="KoPub바탕체 Medium" w:hAnsi="KoPub바탕체 Medium"/>
+        </w:rPr>
         <w:t>2. 개발 환경과 기초 다지기</w:t>
       </w:r>
       <w:r>
+        <w:rPr>
+          <w:rFonts w:ascii="KoPub바탕체 Medium" w:eastAsia="KoPub바탕체 Medium" w:hAnsi="KoPub바탕체 Medium"/>
+        </w:rPr>
         <w:tab/>
         <w:t>2</w:t>
       </w:r>
@@ -166,11 +278,20 @@
         <w:tabs>
           <w:tab w:val="right" w:leader="dot" w:pos="8504"/>
         </w:tabs>
+        <w:rPr>
+          <w:rFonts w:ascii="KoPub바탕체 Medium" w:eastAsia="KoPub바탕체 Medium" w:hAnsi="KoPub바탕체 Medium"/>
+        </w:rPr>
       </w:pPr>
       <w:r>
+        <w:rPr>
+          <w:rFonts w:ascii="KoPub바탕체 Medium" w:eastAsia="KoPub바탕체 Medium" w:hAnsi="KoPub바탕체 Medium"/>
+        </w:rPr>
         <w:t>가. Node.js 설치와 실행 흐름</w:t>
       </w:r>
       <w:r>
+        <w:rPr>
+          <w:rFonts w:ascii="KoPub바탕체 Medium" w:eastAsia="KoPub바탕체 Medium" w:hAnsi="KoPub바탕체 Medium"/>
+        </w:rPr>
         <w:tab/>
         <w:t>2</w:t>
       </w:r>
@@ -181,11 +302,20 @@
         <w:tabs>
           <w:tab w:val="right" w:leader="dot" w:pos="8504"/>
         </w:tabs>
+        <w:rPr>
+          <w:rFonts w:ascii="KoPub바탕체 Medium" w:eastAsia="KoPub바탕체 Medium" w:hAnsi="KoPub바탕체 Medium"/>
+        </w:rPr>
       </w:pPr>
       <w:r>
+        <w:rPr>
+          <w:rFonts w:ascii="KoPub바탕체 Medium" w:eastAsia="KoPub바탕체 Medium" w:hAnsi="KoPub바탕체 Medium"/>
+        </w:rPr>
         <w:t>나. TypeScript 핵심 문법</w:t>
       </w:r>
       <w:r>
+        <w:rPr>
+          <w:rFonts w:ascii="KoPub바탕체 Medium" w:eastAsia="KoPub바탕체 Medium" w:hAnsi="KoPub바탕체 Medium"/>
+        </w:rPr>
         <w:tab/>
         <w:t>2</w:t>
       </w:r>
@@ -196,11 +326,20 @@
         <w:tabs>
           <w:tab w:val="right" w:leader="dot" w:pos="8504"/>
         </w:tabs>
+        <w:rPr>
+          <w:rFonts w:ascii="KoPub바탕체 Medium" w:eastAsia="KoPub바탕체 Medium" w:hAnsi="KoPub바탕체 Medium"/>
+        </w:rPr>
       </w:pPr>
       <w:r>
+        <w:rPr>
+          <w:rFonts w:ascii="KoPub바탕체 Medium" w:eastAsia="KoPub바탕체 Medium" w:hAnsi="KoPub바탕체 Medium"/>
+        </w:rPr>
         <w:t>다. 프로젝트 구조 이해</w:t>
       </w:r>
       <w:r>
+        <w:rPr>
+          <w:rFonts w:ascii="KoPub바탕체 Medium" w:eastAsia="KoPub바탕체 Medium" w:hAnsi="KoPub바탕체 Medium"/>
+        </w:rPr>
         <w:tab/>
         <w:t>2</w:t>
       </w:r>
@@ -211,11 +350,20 @@
         <w:tabs>
           <w:tab w:val="right" w:leader="dot" w:pos="8504"/>
         </w:tabs>
+        <w:rPr>
+          <w:rFonts w:ascii="KoPub바탕체 Medium" w:eastAsia="KoPub바탕체 Medium" w:hAnsi="KoPub바탕체 Medium"/>
+        </w:rPr>
       </w:pPr>
       <w:r>
+        <w:rPr>
+          <w:rFonts w:ascii="KoPub바탕체 Medium" w:eastAsia="KoPub바탕체 Medium" w:hAnsi="KoPub바탕체 Medium"/>
+        </w:rPr>
         <w:t>라. Docker와 Container 이해</w:t>
       </w:r>
       <w:r>
+        <w:rPr>
+          <w:rFonts w:ascii="KoPub바탕체 Medium" w:eastAsia="KoPub바탕체 Medium" w:hAnsi="KoPub바탕체 Medium"/>
+        </w:rPr>
         <w:tab/>
         <w:t>2</w:t>
       </w:r>
@@ -226,11 +374,20 @@
         <w:tabs>
           <w:tab w:val="right" w:leader="dot" w:pos="8504"/>
         </w:tabs>
+        <w:rPr>
+          <w:rFonts w:ascii="KoPub바탕체 Medium" w:eastAsia="KoPub바탕체 Medium" w:hAnsi="KoPub바탕체 Medium"/>
+        </w:rPr>
       </w:pPr>
       <w:r>
+        <w:rPr>
+          <w:rFonts w:ascii="KoPub바탕체 Medium" w:eastAsia="KoPub바탕체 Medium" w:hAnsi="KoPub바탕체 Medium"/>
+        </w:rPr>
         <w:t>3. 데이터베이스 설계</w:t>
       </w:r>
       <w:r>
+        <w:rPr>
+          <w:rFonts w:ascii="KoPub바탕체 Medium" w:eastAsia="KoPub바탕체 Medium" w:hAnsi="KoPub바탕체 Medium"/>
+        </w:rPr>
         <w:tab/>
         <w:t>3</w:t>
       </w:r>
@@ -241,11 +398,20 @@
         <w:tabs>
           <w:tab w:val="right" w:leader="dot" w:pos="8504"/>
         </w:tabs>
+        <w:rPr>
+          <w:rFonts w:ascii="KoPub바탕체 Medium" w:eastAsia="KoPub바탕체 Medium" w:hAnsi="KoPub바탕체 Medium"/>
+        </w:rPr>
       </w:pPr>
       <w:r>
+        <w:rPr>
+          <w:rFonts w:ascii="KoPub바탕체 Medium" w:eastAsia="KoPub바탕체 Medium" w:hAnsi="KoPub바탕체 Medium"/>
+        </w:rPr>
         <w:t>가. 데이터베이스 기초 개념</w:t>
       </w:r>
       <w:r>
+        <w:rPr>
+          <w:rFonts w:ascii="KoPub바탕체 Medium" w:eastAsia="KoPub바탕체 Medium" w:hAnsi="KoPub바탕체 Medium"/>
+        </w:rPr>
         <w:tab/>
         <w:t>3</w:t>
       </w:r>
@@ -256,11 +422,20 @@
         <w:tabs>
           <w:tab w:val="right" w:leader="dot" w:pos="8504"/>
         </w:tabs>
+        <w:rPr>
+          <w:rFonts w:ascii="KoPub바탕체 Medium" w:eastAsia="KoPub바탕체 Medium" w:hAnsi="KoPub바탕체 Medium"/>
+        </w:rPr>
       </w:pPr>
       <w:r>
+        <w:rPr>
+          <w:rFonts w:ascii="KoPub바탕체 Medium" w:eastAsia="KoPub바탕체 Medium" w:hAnsi="KoPub바탕체 Medium"/>
+        </w:rPr>
         <w:t>나. MySQL 도커 설치 및 실습</w:t>
       </w:r>
       <w:r>
+        <w:rPr>
+          <w:rFonts w:ascii="KoPub바탕체 Medium" w:eastAsia="KoPub바탕체 Medium" w:hAnsi="KoPub바탕체 Medium"/>
+        </w:rPr>
         <w:tab/>
         <w:t>3</w:t>
       </w:r>
@@ -271,11 +446,20 @@
         <w:tabs>
           <w:tab w:val="right" w:leader="dot" w:pos="8504"/>
         </w:tabs>
+        <w:rPr>
+          <w:rFonts w:ascii="KoPub바탕체 Medium" w:eastAsia="KoPub바탕체 Medium" w:hAnsi="KoPub바탕체 Medium"/>
+        </w:rPr>
       </w:pPr>
       <w:r>
+        <w:rPr>
+          <w:rFonts w:ascii="KoPub바탕체 Medium" w:eastAsia="KoPub바탕체 Medium" w:hAnsi="KoPub바탕체 Medium"/>
+        </w:rPr>
         <w:t>다. 서비스 ERD 설계</w:t>
       </w:r>
       <w:r>
+        <w:rPr>
+          <w:rFonts w:ascii="KoPub바탕체 Medium" w:eastAsia="KoPub바탕체 Medium" w:hAnsi="KoPub바탕체 Medium"/>
+        </w:rPr>
         <w:tab/>
         <w:t>3</w:t>
       </w:r>
@@ -286,11 +470,20 @@
         <w:tabs>
           <w:tab w:val="right" w:leader="dot" w:pos="8504"/>
         </w:tabs>
+        <w:rPr>
+          <w:rFonts w:ascii="KoPub바탕체 Medium" w:eastAsia="KoPub바탕체 Medium" w:hAnsi="KoPub바탕체 Medium"/>
+        </w:rPr>
       </w:pPr>
       <w:r>
+        <w:rPr>
+          <w:rFonts w:ascii="KoPub바탕체 Medium" w:eastAsia="KoPub바탕체 Medium" w:hAnsi="KoPub바탕체 Medium"/>
+        </w:rPr>
         <w:t>4. API 만들기</w:t>
       </w:r>
       <w:r>
+        <w:rPr>
+          <w:rFonts w:ascii="KoPub바탕체 Medium" w:eastAsia="KoPub바탕체 Medium" w:hAnsi="KoPub바탕체 Medium"/>
+        </w:rPr>
         <w:tab/>
         <w:t>4</w:t>
       </w:r>
@@ -301,11 +494,20 @@
         <w:tabs>
           <w:tab w:val="right" w:leader="dot" w:pos="8504"/>
         </w:tabs>
+        <w:rPr>
+          <w:rFonts w:ascii="KoPub바탕체 Medium" w:eastAsia="KoPub바탕체 Medium" w:hAnsi="KoPub바탕체 Medium"/>
+        </w:rPr>
       </w:pPr>
       <w:r>
+        <w:rPr>
+          <w:rFonts w:ascii="KoPub바탕체 Medium" w:eastAsia="KoPub바탕체 Medium" w:hAnsi="KoPub바탕체 Medium"/>
+        </w:rPr>
         <w:t>가. Restful API 기초 개념</w:t>
       </w:r>
       <w:r>
+        <w:rPr>
+          <w:rFonts w:ascii="KoPub바탕체 Medium" w:eastAsia="KoPub바탕체 Medium" w:hAnsi="KoPub바탕체 Medium"/>
+        </w:rPr>
         <w:tab/>
         <w:t>4</w:t>
       </w:r>
@@ -316,11 +518,20 @@
         <w:tabs>
           <w:tab w:val="right" w:leader="dot" w:pos="8504"/>
         </w:tabs>
+        <w:rPr>
+          <w:rFonts w:ascii="KoPub바탕체 Medium" w:eastAsia="KoPub바탕체 Medium" w:hAnsi="KoPub바탕체 Medium"/>
+        </w:rPr>
       </w:pPr>
       <w:r>
+        <w:rPr>
+          <w:rFonts w:ascii="KoPub바탕체 Medium" w:eastAsia="KoPub바탕체 Medium" w:hAnsi="KoPub바탕체 Medium"/>
+        </w:rPr>
         <w:t>나. Nest.js 구조 이해</w:t>
       </w:r>
       <w:r>
+        <w:rPr>
+          <w:rFonts w:ascii="KoPub바탕체 Medium" w:eastAsia="KoPub바탕체 Medium" w:hAnsi="KoPub바탕체 Medium"/>
+        </w:rPr>
         <w:tab/>
         <w:t>4</w:t>
       </w:r>
@@ -331,11 +542,20 @@
         <w:tabs>
           <w:tab w:val="right" w:leader="dot" w:pos="8504"/>
         </w:tabs>
+        <w:rPr>
+          <w:rFonts w:ascii="KoPub바탕체 Medium" w:eastAsia="KoPub바탕체 Medium" w:hAnsi="KoPub바탕체 Medium"/>
+        </w:rPr>
       </w:pPr>
       <w:r>
+        <w:rPr>
+          <w:rFonts w:ascii="KoPub바탕체 Medium" w:eastAsia="KoPub바탕체 Medium" w:hAnsi="KoPub바탕체 Medium"/>
+        </w:rPr>
         <w:t>다. Swagger로 API 확인하기</w:t>
       </w:r>
       <w:r>
+        <w:rPr>
+          <w:rFonts w:ascii="KoPub바탕체 Medium" w:eastAsia="KoPub바탕체 Medium" w:hAnsi="KoPub바탕체 Medium"/>
+        </w:rPr>
         <w:tab/>
         <w:t>4</w:t>
       </w:r>
@@ -346,11 +566,20 @@
         <w:tabs>
           <w:tab w:val="right" w:leader="dot" w:pos="8504"/>
         </w:tabs>
+        <w:rPr>
+          <w:rFonts w:ascii="KoPub바탕체 Medium" w:eastAsia="KoPub바탕체 Medium" w:hAnsi="KoPub바탕체 Medium"/>
+        </w:rPr>
       </w:pPr>
       <w:r>
+        <w:rPr>
+          <w:rFonts w:ascii="KoPub바탕체 Medium" w:eastAsia="KoPub바탕체 Medium" w:hAnsi="KoPub바탕체 Medium"/>
+        </w:rPr>
         <w:t>라. 로그인 API 만들기</w:t>
       </w:r>
       <w:r>
+        <w:rPr>
+          <w:rFonts w:ascii="KoPub바탕체 Medium" w:eastAsia="KoPub바탕체 Medium" w:hAnsi="KoPub바탕체 Medium"/>
+        </w:rPr>
         <w:tab/>
         <w:t>4</w:t>
       </w:r>
@@ -361,11 +590,20 @@
         <w:tabs>
           <w:tab w:val="right" w:leader="dot" w:pos="8504"/>
         </w:tabs>
+        <w:rPr>
+          <w:rFonts w:ascii="KoPub바탕체 Medium" w:eastAsia="KoPub바탕체 Medium" w:hAnsi="KoPub바탕체 Medium"/>
+        </w:rPr>
       </w:pPr>
       <w:r>
+        <w:rPr>
+          <w:rFonts w:ascii="KoPub바탕체 Medium" w:eastAsia="KoPub바탕체 Medium" w:hAnsi="KoPub바탕체 Medium"/>
+        </w:rPr>
         <w:t>마. 몸무게 CRUD 만들기</w:t>
       </w:r>
       <w:r>
+        <w:rPr>
+          <w:rFonts w:ascii="KoPub바탕체 Medium" w:eastAsia="KoPub바탕체 Medium" w:hAnsi="KoPub바탕체 Medium"/>
+        </w:rPr>
         <w:tab/>
         <w:t>4</w:t>
       </w:r>
@@ -376,11 +614,20 @@
         <w:tabs>
           <w:tab w:val="right" w:leader="dot" w:pos="8504"/>
         </w:tabs>
+        <w:rPr>
+          <w:rFonts w:ascii="KoPub바탕체 Medium" w:eastAsia="KoPub바탕체 Medium" w:hAnsi="KoPub바탕체 Medium"/>
+        </w:rPr>
       </w:pPr>
       <w:r>
+        <w:rPr>
+          <w:rFonts w:ascii="KoPub바탕체 Medium" w:eastAsia="KoPub바탕체 Medium" w:hAnsi="KoPub바탕체 Medium"/>
+        </w:rPr>
         <w:t>바. 음식 CRUD 만들기</w:t>
       </w:r>
       <w:r>
+        <w:rPr>
+          <w:rFonts w:ascii="KoPub바탕체 Medium" w:eastAsia="KoPub바탕체 Medium" w:hAnsi="KoPub바탕체 Medium"/>
+        </w:rPr>
         <w:tab/>
         <w:t>4</w:t>
       </w:r>
@@ -391,11 +638,20 @@
         <w:tabs>
           <w:tab w:val="right" w:leader="dot" w:pos="8504"/>
         </w:tabs>
+        <w:rPr>
+          <w:rFonts w:ascii="KoPub바탕체 Medium" w:eastAsia="KoPub바탕체 Medium" w:hAnsi="KoPub바탕체 Medium"/>
+        </w:rPr>
       </w:pPr>
       <w:r>
+        <w:rPr>
+          <w:rFonts w:ascii="KoPub바탕체 Medium" w:eastAsia="KoPub바탕체 Medium" w:hAnsi="KoPub바탕체 Medium"/>
+        </w:rPr>
         <w:t>사. 인증 미들웨어 만들기</w:t>
       </w:r>
       <w:r>
+        <w:rPr>
+          <w:rFonts w:ascii="KoPub바탕체 Medium" w:eastAsia="KoPub바탕체 Medium" w:hAnsi="KoPub바탕체 Medium"/>
+        </w:rPr>
         <w:tab/>
         <w:t>4</w:t>
       </w:r>
@@ -406,11 +662,20 @@
         <w:tabs>
           <w:tab w:val="right" w:leader="dot" w:pos="8504"/>
         </w:tabs>
+        <w:rPr>
+          <w:rFonts w:ascii="KoPub바탕체 Medium" w:eastAsia="KoPub바탕체 Medium" w:hAnsi="KoPub바탕체 Medium"/>
+        </w:rPr>
       </w:pPr>
       <w:r>
+        <w:rPr>
+          <w:rFonts w:ascii="KoPub바탕체 Medium" w:eastAsia="KoPub바탕체 Medium" w:hAnsi="KoPub바탕체 Medium"/>
+        </w:rPr>
         <w:t>5. 웹서비스 만들기</w:t>
       </w:r>
       <w:r>
+        <w:rPr>
+          <w:rFonts w:ascii="KoPub바탕체 Medium" w:eastAsia="KoPub바탕체 Medium" w:hAnsi="KoPub바탕체 Medium"/>
+        </w:rPr>
         <w:tab/>
         <w:t>5</w:t>
       </w:r>
@@ -418,8 +683,14 @@
     <w:p>
       <w:pPr>
         <w:pStyle w:val="aff2"/>
+        <w:rPr>
+          <w:rFonts w:ascii="KoPub바탕체 Medium" w:eastAsia="KoPub바탕체 Medium" w:hAnsi="KoPub바탕체 Medium"/>
+        </w:rPr>
       </w:pPr>
       <w:r>
+        <w:rPr>
+          <w:rFonts w:ascii="KoPub바탕체 Medium" w:eastAsia="KoPub바탕체 Medium" w:hAnsi="KoPub바탕체 Medium"/>
+        </w:rPr>
         <w:br w:type="page"/>
       </w:r>
     </w:p>
@@ -429,12 +700,21 @@
         <w:tabs>
           <w:tab w:val="right" w:leader="dot" w:pos="8504"/>
         </w:tabs>
+        <w:rPr>
+          <w:rFonts w:ascii="KoPub바탕체 Medium" w:eastAsia="KoPub바탕체 Medium" w:hAnsi="KoPub바탕체 Medium"/>
+        </w:rPr>
       </w:pPr>
       <w:r>
+        <w:rPr>
+          <w:rFonts w:ascii="KoPub바탕체 Medium" w:eastAsia="KoPub바탕체 Medium" w:hAnsi="KoPub바탕체 Medium"/>
+        </w:rPr>
         <w:lastRenderedPageBreak/>
         <w:t>가. Next.js 구조 이해</w:t>
       </w:r>
       <w:r>
+        <w:rPr>
+          <w:rFonts w:ascii="KoPub바탕체 Medium" w:eastAsia="KoPub바탕체 Medium" w:hAnsi="KoPub바탕체 Medium"/>
+        </w:rPr>
         <w:tab/>
         <w:t>5</w:t>
       </w:r>
@@ -445,11 +725,20 @@
         <w:tabs>
           <w:tab w:val="right" w:leader="dot" w:pos="8504"/>
         </w:tabs>
+        <w:rPr>
+          <w:rFonts w:ascii="KoPub바탕체 Medium" w:eastAsia="KoPub바탕체 Medium" w:hAnsi="KoPub바탕체 Medium"/>
+        </w:rPr>
       </w:pPr>
       <w:r>
+        <w:rPr>
+          <w:rFonts w:ascii="KoPub바탕체 Medium" w:eastAsia="KoPub바탕체 Medium" w:hAnsi="KoPub바탕체 Medium"/>
+        </w:rPr>
         <w:t>나. 로그인 화면 구현</w:t>
       </w:r>
       <w:r>
+        <w:rPr>
+          <w:rFonts w:ascii="KoPub바탕체 Medium" w:eastAsia="KoPub바탕체 Medium" w:hAnsi="KoPub바탕체 Medium"/>
+        </w:rPr>
         <w:tab/>
         <w:t>5</w:t>
       </w:r>
@@ -460,11 +749,20 @@
         <w:tabs>
           <w:tab w:val="right" w:leader="dot" w:pos="8504"/>
         </w:tabs>
+        <w:rPr>
+          <w:rFonts w:ascii="KoPub바탕체 Medium" w:eastAsia="KoPub바탕체 Medium" w:hAnsi="KoPub바탕체 Medium"/>
+        </w:rPr>
       </w:pPr>
       <w:r>
+        <w:rPr>
+          <w:rFonts w:ascii="KoPub바탕체 Medium" w:eastAsia="KoPub바탕체 Medium" w:hAnsi="KoPub바탕체 Medium"/>
+        </w:rPr>
         <w:t>다. 몸무게 및 음식 CRUD 화면 구현</w:t>
       </w:r>
       <w:r>
+        <w:rPr>
+          <w:rFonts w:ascii="KoPub바탕체 Medium" w:eastAsia="KoPub바탕체 Medium" w:hAnsi="KoPub바탕체 Medium"/>
+        </w:rPr>
         <w:tab/>
         <w:t>5</w:t>
       </w:r>
@@ -475,11 +773,20 @@
         <w:tabs>
           <w:tab w:val="right" w:leader="dot" w:pos="8504"/>
         </w:tabs>
+        <w:rPr>
+          <w:rFonts w:ascii="KoPub바탕체 Medium" w:eastAsia="KoPub바탕체 Medium" w:hAnsi="KoPub바탕체 Medium"/>
+        </w:rPr>
       </w:pPr>
       <w:r>
+        <w:rPr>
+          <w:rFonts w:ascii="KoPub바탕체 Medium" w:eastAsia="KoPub바탕체 Medium" w:hAnsi="KoPub바탕체 Medium"/>
+        </w:rPr>
         <w:t>6. AI 프롬프트 엔지니어링과 LLM 채팅</w:t>
       </w:r>
       <w:r>
+        <w:rPr>
+          <w:rFonts w:ascii="KoPub바탕체 Medium" w:eastAsia="KoPub바탕체 Medium" w:hAnsi="KoPub바탕체 Medium"/>
+        </w:rPr>
         <w:tab/>
         <w:t>6</w:t>
       </w:r>
@@ -490,11 +797,20 @@
         <w:tabs>
           <w:tab w:val="right" w:leader="dot" w:pos="8504"/>
         </w:tabs>
+        <w:rPr>
+          <w:rFonts w:ascii="KoPub바탕체 Medium" w:eastAsia="KoPub바탕체 Medium" w:hAnsi="KoPub바탕체 Medium"/>
+        </w:rPr>
       </w:pPr>
       <w:r>
+        <w:rPr>
+          <w:rFonts w:ascii="KoPub바탕체 Medium" w:eastAsia="KoPub바탕체 Medium" w:hAnsi="KoPub바탕체 Medium"/>
+        </w:rPr>
         <w:t>가. LLM과 RAG의 이해</w:t>
       </w:r>
       <w:r>
+        <w:rPr>
+          <w:rFonts w:ascii="KoPub바탕체 Medium" w:eastAsia="KoPub바탕체 Medium" w:hAnsi="KoPub바탕체 Medium"/>
+        </w:rPr>
         <w:tab/>
         <w:t>6</w:t>
       </w:r>
@@ -505,11 +821,20 @@
         <w:tabs>
           <w:tab w:val="right" w:leader="dot" w:pos="8504"/>
         </w:tabs>
+        <w:rPr>
+          <w:rFonts w:ascii="KoPub바탕체 Medium" w:eastAsia="KoPub바탕체 Medium" w:hAnsi="KoPub바탕체 Medium"/>
+        </w:rPr>
       </w:pPr>
       <w:r>
+        <w:rPr>
+          <w:rFonts w:ascii="KoPub바탕체 Medium" w:eastAsia="KoPub바탕체 Medium" w:hAnsi="KoPub바탕체 Medium"/>
+        </w:rPr>
         <w:t>나. Ollama 도커에 설치 및 실행</w:t>
       </w:r>
       <w:r>
+        <w:rPr>
+          <w:rFonts w:ascii="KoPub바탕체 Medium" w:eastAsia="KoPub바탕체 Medium" w:hAnsi="KoPub바탕체 Medium"/>
+        </w:rPr>
         <w:tab/>
         <w:t>6</w:t>
       </w:r>
@@ -520,11 +845,20 @@
         <w:tabs>
           <w:tab w:val="right" w:leader="dot" w:pos="8504"/>
         </w:tabs>
+        <w:rPr>
+          <w:rFonts w:ascii="KoPub바탕체 Medium" w:eastAsia="KoPub바탕체 Medium" w:hAnsi="KoPub바탕체 Medium"/>
+        </w:rPr>
       </w:pPr>
       <w:r>
+        <w:rPr>
+          <w:rFonts w:ascii="KoPub바탕체 Medium" w:eastAsia="KoPub바탕체 Medium" w:hAnsi="KoPub바탕체 Medium"/>
+        </w:rPr>
         <w:t>다. 간단한 RAG 실습</w:t>
       </w:r>
       <w:r>
+        <w:rPr>
+          <w:rFonts w:ascii="KoPub바탕체 Medium" w:eastAsia="KoPub바탕체 Medium" w:hAnsi="KoPub바탕체 Medium"/>
+        </w:rPr>
         <w:tab/>
         <w:t>6</w:t>
       </w:r>
@@ -535,11 +869,20 @@
         <w:tabs>
           <w:tab w:val="right" w:leader="dot" w:pos="8504"/>
         </w:tabs>
+        <w:rPr>
+          <w:rFonts w:ascii="KoPub바탕체 Medium" w:eastAsia="KoPub바탕체 Medium" w:hAnsi="KoPub바탕체 Medium"/>
+        </w:rPr>
       </w:pPr>
       <w:r>
+        <w:rPr>
+          <w:rFonts w:ascii="KoPub바탕체 Medium" w:eastAsia="KoPub바탕체 Medium" w:hAnsi="KoPub바탕체 Medium"/>
+        </w:rPr>
         <w:t>라. 프롬프트 엔지니어링으로 음식 칼로리 예측기능 구현</w:t>
       </w:r>
       <w:r>
+        <w:rPr>
+          <w:rFonts w:ascii="KoPub바탕체 Medium" w:eastAsia="KoPub바탕체 Medium" w:hAnsi="KoPub바탕체 Medium"/>
+        </w:rPr>
         <w:tab/>
         <w:t>6</w:t>
       </w:r>
@@ -550,11 +893,20 @@
         <w:tabs>
           <w:tab w:val="right" w:leader="dot" w:pos="8504"/>
         </w:tabs>
+        <w:rPr>
+          <w:rFonts w:ascii="KoPub바탕체 Medium" w:eastAsia="KoPub바탕체 Medium" w:hAnsi="KoPub바탕체 Medium"/>
+        </w:rPr>
       </w:pPr>
       <w:r>
+        <w:rPr>
+          <w:rFonts w:ascii="KoPub바탕체 Medium" w:eastAsia="KoPub바탕체 Medium" w:hAnsi="KoPub바탕체 Medium"/>
+        </w:rPr>
         <w:t>마. LLM 채팅 기능 구현</w:t>
       </w:r>
       <w:r>
+        <w:rPr>
+          <w:rFonts w:ascii="KoPub바탕체 Medium" w:eastAsia="KoPub바탕체 Medium" w:hAnsi="KoPub바탕체 Medium"/>
+        </w:rPr>
         <w:tab/>
         <w:t>6</w:t>
       </w:r>
@@ -565,11 +917,20 @@
         <w:tabs>
           <w:tab w:val="right" w:leader="dot" w:pos="8504"/>
         </w:tabs>
+        <w:rPr>
+          <w:rFonts w:ascii="KoPub바탕체 Medium" w:eastAsia="KoPub바탕체 Medium" w:hAnsi="KoPub바탕체 Medium"/>
+        </w:rPr>
       </w:pPr>
       <w:r>
+        <w:rPr>
+          <w:rFonts w:ascii="KoPub바탕체 Medium" w:eastAsia="KoPub바탕체 Medium" w:hAnsi="KoPub바탕체 Medium"/>
+        </w:rPr>
         <w:t>7. 배포</w:t>
       </w:r>
       <w:r>
+        <w:rPr>
+          <w:rFonts w:ascii="KoPub바탕체 Medium" w:eastAsia="KoPub바탕체 Medium" w:hAnsi="KoPub바탕체 Medium"/>
+        </w:rPr>
         <w:tab/>
         <w:t>7</w:t>
       </w:r>
@@ -580,11 +941,20 @@
         <w:tabs>
           <w:tab w:val="right" w:leader="dot" w:pos="8504"/>
         </w:tabs>
+        <w:rPr>
+          <w:rFonts w:ascii="KoPub바탕체 Medium" w:eastAsia="KoPub바탕체 Medium" w:hAnsi="KoPub바탕체 Medium"/>
+        </w:rPr>
       </w:pPr>
       <w:r>
+        <w:rPr>
+          <w:rFonts w:ascii="KoPub바탕체 Medium" w:eastAsia="KoPub바탕체 Medium" w:hAnsi="KoPub바탕체 Medium"/>
+        </w:rPr>
         <w:t>가. 환경변수와 보안</w:t>
       </w:r>
       <w:r>
+        <w:rPr>
+          <w:rFonts w:ascii="KoPub바탕체 Medium" w:eastAsia="KoPub바탕체 Medium" w:hAnsi="KoPub바탕체 Medium"/>
+        </w:rPr>
         <w:tab/>
         <w:t>7</w:t>
       </w:r>
@@ -595,11 +965,20 @@
         <w:tabs>
           <w:tab w:val="right" w:leader="dot" w:pos="8504"/>
         </w:tabs>
+        <w:rPr>
+          <w:rFonts w:ascii="KoPub바탕체 Medium" w:eastAsia="KoPub바탕체 Medium" w:hAnsi="KoPub바탕체 Medium"/>
+        </w:rPr>
       </w:pPr>
       <w:r>
+        <w:rPr>
+          <w:rFonts w:ascii="KoPub바탕체 Medium" w:eastAsia="KoPub바탕체 Medium" w:hAnsi="KoPub바탕체 Medium"/>
+        </w:rPr>
         <w:t>나. AI 모델을 ollama에서 gemini로 바꾸기</w:t>
       </w:r>
       <w:r>
+        <w:rPr>
+          <w:rFonts w:ascii="KoPub바탕체 Medium" w:eastAsia="KoPub바탕체 Medium" w:hAnsi="KoPub바탕체 Medium"/>
+        </w:rPr>
         <w:tab/>
         <w:t>7</w:t>
       </w:r>
@@ -610,11 +989,20 @@
         <w:tabs>
           <w:tab w:val="right" w:leader="dot" w:pos="8504"/>
         </w:tabs>
+        <w:rPr>
+          <w:rFonts w:ascii="KoPub바탕체 Medium" w:eastAsia="KoPub바탕체 Medium" w:hAnsi="KoPub바탕체 Medium"/>
+        </w:rPr>
       </w:pPr>
       <w:r>
+        <w:rPr>
+          <w:rFonts w:ascii="KoPub바탕체 Medium" w:eastAsia="KoPub바탕체 Medium" w:hAnsi="KoPub바탕체 Medium"/>
+        </w:rPr>
         <w:t>다. github 연동해서 AWS에 API서버 배포</w:t>
       </w:r>
       <w:r>
+        <w:rPr>
+          <w:rFonts w:ascii="KoPub바탕체 Medium" w:eastAsia="KoPub바탕체 Medium" w:hAnsi="KoPub바탕체 Medium"/>
+        </w:rPr>
         <w:tab/>
         <w:t>7</w:t>
       </w:r>
@@ -625,11 +1013,20 @@
         <w:tabs>
           <w:tab w:val="right" w:leader="dot" w:pos="8504"/>
         </w:tabs>
+        <w:rPr>
+          <w:rFonts w:ascii="KoPub바탕체 Medium" w:eastAsia="KoPub바탕체 Medium" w:hAnsi="KoPub바탕체 Medium"/>
+        </w:rPr>
       </w:pPr>
       <w:r>
+        <w:rPr>
+          <w:rFonts w:ascii="KoPub바탕체 Medium" w:eastAsia="KoPub바탕체 Medium" w:hAnsi="KoPub바탕체 Medium"/>
+        </w:rPr>
         <w:t>라. github 연동해서 vercel에 웹서비스 배포</w:t>
       </w:r>
       <w:r>
+        <w:rPr>
+          <w:rFonts w:ascii="KoPub바탕체 Medium" w:eastAsia="KoPub바탕체 Medium" w:hAnsi="KoPub바탕체 Medium"/>
+        </w:rPr>
         <w:tab/>
         <w:t>7</w:t>
       </w:r>
@@ -640,11 +1037,20 @@
         <w:tabs>
           <w:tab w:val="right" w:leader="dot" w:pos="8504"/>
         </w:tabs>
+        <w:rPr>
+          <w:rFonts w:ascii="KoPub바탕체 Medium" w:eastAsia="KoPub바탕체 Medium" w:hAnsi="KoPub바탕체 Medium"/>
+        </w:rPr>
       </w:pPr>
       <w:r>
+        <w:rPr>
+          <w:rFonts w:ascii="KoPub바탕체 Medium" w:eastAsia="KoPub바탕체 Medium" w:hAnsi="KoPub바탕체 Medium"/>
+        </w:rPr>
         <w:t>8. 이제 어디로 가야할까 (이부분은 작성할지 말지 고민중)</w:t>
       </w:r>
       <w:r>
+        <w:rPr>
+          <w:rFonts w:ascii="KoPub바탕체 Medium" w:eastAsia="KoPub바탕체 Medium" w:hAnsi="KoPub바탕체 Medium"/>
+        </w:rPr>
         <w:tab/>
         <w:t>8</w:t>
       </w:r>
@@ -655,11 +1061,20 @@
         <w:tabs>
           <w:tab w:val="right" w:leader="dot" w:pos="8504"/>
         </w:tabs>
+        <w:rPr>
+          <w:rFonts w:ascii="KoPub바탕체 Medium" w:eastAsia="KoPub바탕체 Medium" w:hAnsi="KoPub바탕체 Medium"/>
+        </w:rPr>
       </w:pPr>
       <w:r>
+        <w:rPr>
+          <w:rFonts w:ascii="KoPub바탕체 Medium" w:eastAsia="KoPub바탕체 Medium" w:hAnsi="KoPub바탕체 Medium"/>
+        </w:rPr>
         <w:t>가. 프론트엔드 심화 방향</w:t>
       </w:r>
       <w:r>
+        <w:rPr>
+          <w:rFonts w:ascii="KoPub바탕체 Medium" w:eastAsia="KoPub바탕체 Medium" w:hAnsi="KoPub바탕체 Medium"/>
+        </w:rPr>
         <w:tab/>
         <w:t>8</w:t>
       </w:r>
@@ -670,11 +1085,20 @@
         <w:tabs>
           <w:tab w:val="right" w:leader="dot" w:pos="8504"/>
         </w:tabs>
+        <w:rPr>
+          <w:rFonts w:ascii="KoPub바탕체 Medium" w:eastAsia="KoPub바탕체 Medium" w:hAnsi="KoPub바탕체 Medium"/>
+        </w:rPr>
       </w:pPr>
       <w:r>
+        <w:rPr>
+          <w:rFonts w:ascii="KoPub바탕체 Medium" w:eastAsia="KoPub바탕체 Medium" w:hAnsi="KoPub바탕체 Medium"/>
+        </w:rPr>
         <w:t>나. 백엔드 심화 방향</w:t>
       </w:r>
       <w:r>
+        <w:rPr>
+          <w:rFonts w:ascii="KoPub바탕체 Medium" w:eastAsia="KoPub바탕체 Medium" w:hAnsi="KoPub바탕체 Medium"/>
+        </w:rPr>
         <w:tab/>
         <w:t>8</w:t>
       </w:r>
@@ -685,11 +1109,20 @@
         <w:tabs>
           <w:tab w:val="right" w:leader="dot" w:pos="8504"/>
         </w:tabs>
+        <w:rPr>
+          <w:rFonts w:ascii="KoPub바탕체 Medium" w:eastAsia="KoPub바탕체 Medium" w:hAnsi="KoPub바탕체 Medium"/>
+        </w:rPr>
       </w:pPr>
       <w:r>
+        <w:rPr>
+          <w:rFonts w:ascii="KoPub바탕체 Medium" w:eastAsia="KoPub바탕체 Medium" w:hAnsi="KoPub바탕체 Medium"/>
+        </w:rPr>
         <w:t>다. AI 개발 방향</w:t>
       </w:r>
       <w:r>
+        <w:rPr>
+          <w:rFonts w:ascii="KoPub바탕체 Medium" w:eastAsia="KoPub바탕체 Medium" w:hAnsi="KoPub바탕체 Medium"/>
+        </w:rPr>
         <w:tab/>
         <w:t>8</w:t>
       </w:r>
@@ -700,11 +1133,20 @@
         <w:tabs>
           <w:tab w:val="right" w:leader="dot" w:pos="8504"/>
         </w:tabs>
+        <w:rPr>
+          <w:rFonts w:ascii="KoPub바탕체 Medium" w:eastAsia="KoPub바탕체 Medium" w:hAnsi="KoPub바탕체 Medium"/>
+        </w:rPr>
       </w:pPr>
       <w:r>
+        <w:rPr>
+          <w:rFonts w:ascii="KoPub바탕체 Medium" w:eastAsia="KoPub바탕체 Medium" w:hAnsi="KoPub바탕체 Medium"/>
+        </w:rPr>
         <w:t>라. 실무 협업 구조</w:t>
       </w:r>
       <w:r>
+        <w:rPr>
+          <w:rFonts w:ascii="KoPub바탕체 Medium" w:eastAsia="KoPub바탕체 Medium" w:hAnsi="KoPub바탕체 Medium"/>
+        </w:rPr>
         <w:tab/>
         <w:t>8</w:t>
       </w:r>
@@ -714,13 +1156,22 @@
         <w:widowControl w:val="0"/>
         <w:snapToGrid w:val="0"/>
         <w:spacing w:line="320" w:lineRule="exact"/>
+        <w:rPr>
+          <w:rFonts w:ascii="KoPub바탕체 Medium" w:eastAsia="KoPub바탕체 Medium" w:hAnsi="KoPub바탕체 Medium"/>
+        </w:rPr>
       </w:pPr>
     </w:p>
     <w:p>
       <w:pPr>
         <w:pStyle w:val="aff2"/>
+        <w:rPr>
+          <w:rFonts w:ascii="KoPub바탕체 Medium" w:eastAsia="KoPub바탕체 Medium" w:hAnsi="KoPub바탕체 Medium"/>
+        </w:rPr>
       </w:pPr>
       <w:r>
+        <w:rPr>
+          <w:rFonts w:ascii="KoPub바탕체 Medium" w:eastAsia="KoPub바탕체 Medium" w:hAnsi="KoPub바탕체 Medium"/>
+        </w:rPr>
         <w:t>&lt;표 차례&gt;</w:t>
       </w:r>
     </w:p>
@@ -730,11 +1181,20 @@
         <w:tabs>
           <w:tab w:val="right" w:leader="dot" w:pos="8504"/>
         </w:tabs>
+        <w:rPr>
+          <w:rFonts w:ascii="KoPub바탕체 Medium" w:eastAsia="KoPub바탕체 Medium" w:hAnsi="KoPub바탕체 Medium"/>
+        </w:rPr>
       </w:pPr>
       <w:r>
+        <w:rPr>
+          <w:rFonts w:ascii="KoPub바탕체 Medium" w:eastAsia="KoPub바탕체 Medium" w:hAnsi="KoPub바탕체 Medium"/>
+        </w:rPr>
         <w:t>표 1</w:t>
       </w:r>
       <w:r>
+        <w:rPr>
+          <w:rFonts w:ascii="KoPub바탕체 Medium" w:eastAsia="KoPub바탕체 Medium" w:hAnsi="KoPub바탕체 Medium"/>
+        </w:rPr>
         <w:tab/>
         <w:t>1</w:t>
       </w:r>
@@ -745,11 +1205,20 @@
         <w:tabs>
           <w:tab w:val="right" w:leader="dot" w:pos="8504"/>
         </w:tabs>
+        <w:rPr>
+          <w:rFonts w:ascii="KoPub바탕체 Medium" w:eastAsia="KoPub바탕체 Medium" w:hAnsi="KoPub바탕체 Medium"/>
+        </w:rPr>
       </w:pPr>
       <w:r>
+        <w:rPr>
+          <w:rFonts w:ascii="KoPub바탕체 Medium" w:eastAsia="KoPub바탕체 Medium" w:hAnsi="KoPub바탕체 Medium"/>
+        </w:rPr>
         <w:t>표 2</w:t>
       </w:r>
       <w:r>
+        <w:rPr>
+          <w:rFonts w:ascii="KoPub바탕체 Medium" w:eastAsia="KoPub바탕체 Medium" w:hAnsi="KoPub바탕체 Medium"/>
+        </w:rPr>
         <w:tab/>
         <w:t>2</w:t>
       </w:r>
@@ -757,8 +1226,14 @@
     <w:p>
       <w:pPr>
         <w:pStyle w:val="aff2"/>
+        <w:rPr>
+          <w:rFonts w:ascii="KoPub바탕체 Medium" w:eastAsia="KoPub바탕체 Medium" w:hAnsi="KoPub바탕체 Medium"/>
+        </w:rPr>
       </w:pPr>
       <w:r>
+        <w:rPr>
+          <w:rFonts w:ascii="KoPub바탕체 Medium" w:eastAsia="KoPub바탕체 Medium" w:hAnsi="KoPub바탕체 Medium"/>
+        </w:rPr>
         <w:br w:type="page"/>
       </w:r>
     </w:p>
@@ -768,12 +1243,21 @@
         <w:tabs>
           <w:tab w:val="right" w:leader="dot" w:pos="8504"/>
         </w:tabs>
+        <w:rPr>
+          <w:rFonts w:ascii="KoPub바탕체 Medium" w:eastAsia="KoPub바탕체 Medium" w:hAnsi="KoPub바탕체 Medium"/>
+        </w:rPr>
       </w:pPr>
       <w:r>
+        <w:rPr>
+          <w:rFonts w:ascii="KoPub바탕체 Medium" w:eastAsia="KoPub바탕체 Medium" w:hAnsi="KoPub바탕체 Medium"/>
+        </w:rPr>
         <w:lastRenderedPageBreak/>
         <w:t>표 3</w:t>
       </w:r>
       <w:r>
+        <w:rPr>
+          <w:rFonts w:ascii="KoPub바탕체 Medium" w:eastAsia="KoPub바탕체 Medium" w:hAnsi="KoPub바탕체 Medium"/>
+        </w:rPr>
         <w:tab/>
         <w:t>3</w:t>
       </w:r>
@@ -784,11 +1268,20 @@
         <w:tabs>
           <w:tab w:val="right" w:leader="dot" w:pos="8504"/>
         </w:tabs>
+        <w:rPr>
+          <w:rFonts w:ascii="KoPub바탕체 Medium" w:eastAsia="KoPub바탕체 Medium" w:hAnsi="KoPub바탕체 Medium"/>
+        </w:rPr>
       </w:pPr>
       <w:r>
+        <w:rPr>
+          <w:rFonts w:ascii="KoPub바탕체 Medium" w:eastAsia="KoPub바탕체 Medium" w:hAnsi="KoPub바탕체 Medium"/>
+        </w:rPr>
         <w:t>표 4</w:t>
       </w:r>
       <w:r>
+        <w:rPr>
+          <w:rFonts w:ascii="KoPub바탕체 Medium" w:eastAsia="KoPub바탕체 Medium" w:hAnsi="KoPub바탕체 Medium"/>
+        </w:rPr>
         <w:tab/>
         <w:t>4</w:t>
       </w:r>
@@ -799,11 +1292,20 @@
         <w:tabs>
           <w:tab w:val="right" w:leader="dot" w:pos="8504"/>
         </w:tabs>
+        <w:rPr>
+          <w:rFonts w:ascii="KoPub바탕체 Medium" w:eastAsia="KoPub바탕체 Medium" w:hAnsi="KoPub바탕체 Medium"/>
+        </w:rPr>
       </w:pPr>
       <w:r>
+        <w:rPr>
+          <w:rFonts w:ascii="KoPub바탕체 Medium" w:eastAsia="KoPub바탕체 Medium" w:hAnsi="KoPub바탕체 Medium"/>
+        </w:rPr>
         <w:t>표 5</w:t>
       </w:r>
       <w:r>
+        <w:rPr>
+          <w:rFonts w:ascii="KoPub바탕체 Medium" w:eastAsia="KoPub바탕체 Medium" w:hAnsi="KoPub바탕체 Medium"/>
+        </w:rPr>
         <w:tab/>
         <w:t>5</w:t>
       </w:r>
@@ -814,11 +1316,20 @@
         <w:tabs>
           <w:tab w:val="right" w:leader="dot" w:pos="8504"/>
         </w:tabs>
+        <w:rPr>
+          <w:rFonts w:ascii="KoPub바탕체 Medium" w:eastAsia="KoPub바탕체 Medium" w:hAnsi="KoPub바탕체 Medium"/>
+        </w:rPr>
       </w:pPr>
       <w:r>
+        <w:rPr>
+          <w:rFonts w:ascii="KoPub바탕체 Medium" w:eastAsia="KoPub바탕체 Medium" w:hAnsi="KoPub바탕체 Medium"/>
+        </w:rPr>
         <w:t>표 6</w:t>
       </w:r>
       <w:r>
+        <w:rPr>
+          <w:rFonts w:ascii="KoPub바탕체 Medium" w:eastAsia="KoPub바탕체 Medium" w:hAnsi="KoPub바탕체 Medium"/>
+        </w:rPr>
         <w:tab/>
         <w:t>6</w:t>
       </w:r>
@@ -829,11 +1340,20 @@
         <w:tabs>
           <w:tab w:val="right" w:leader="dot" w:pos="8504"/>
         </w:tabs>
+        <w:rPr>
+          <w:rFonts w:ascii="KoPub바탕체 Medium" w:eastAsia="KoPub바탕체 Medium" w:hAnsi="KoPub바탕체 Medium"/>
+        </w:rPr>
       </w:pPr>
       <w:r>
+        <w:rPr>
+          <w:rFonts w:ascii="KoPub바탕체 Medium" w:eastAsia="KoPub바탕체 Medium" w:hAnsi="KoPub바탕체 Medium"/>
+        </w:rPr>
         <w:t>표 7</w:t>
       </w:r>
       <w:r>
+        <w:rPr>
+          <w:rFonts w:ascii="KoPub바탕체 Medium" w:eastAsia="KoPub바탕체 Medium" w:hAnsi="KoPub바탕체 Medium"/>
+        </w:rPr>
         <w:tab/>
         <w:t>7</w:t>
       </w:r>
@@ -844,11 +1364,20 @@
         <w:tabs>
           <w:tab w:val="right" w:leader="dot" w:pos="8504"/>
         </w:tabs>
+        <w:rPr>
+          <w:rFonts w:ascii="KoPub바탕체 Medium" w:eastAsia="KoPub바탕체 Medium" w:hAnsi="KoPub바탕체 Medium"/>
+        </w:rPr>
       </w:pPr>
       <w:r>
+        <w:rPr>
+          <w:rFonts w:ascii="KoPub바탕체 Medium" w:eastAsia="KoPub바탕체 Medium" w:hAnsi="KoPub바탕체 Medium"/>
+        </w:rPr>
         <w:t>표 8</w:t>
       </w:r>
       <w:r>
+        <w:rPr>
+          <w:rFonts w:ascii="KoPub바탕체 Medium" w:eastAsia="KoPub바탕체 Medium" w:hAnsi="KoPub바탕체 Medium"/>
+        </w:rPr>
         <w:tab/>
         <w:t>8</w:t>
       </w:r>
@@ -858,13 +1387,22 @@
         <w:widowControl w:val="0"/>
         <w:snapToGrid w:val="0"/>
         <w:spacing w:line="320" w:lineRule="exact"/>
+        <w:rPr>
+          <w:rFonts w:ascii="KoPub바탕체 Medium" w:eastAsia="KoPub바탕체 Medium" w:hAnsi="KoPub바탕체 Medium"/>
+        </w:rPr>
       </w:pPr>
     </w:p>
     <w:p>
       <w:pPr>
         <w:pStyle w:val="aff2"/>
+        <w:rPr>
+          <w:rFonts w:ascii="KoPub바탕체 Medium" w:eastAsia="KoPub바탕체 Medium" w:hAnsi="KoPub바탕체 Medium"/>
+        </w:rPr>
       </w:pPr>
       <w:r>
+        <w:rPr>
+          <w:rFonts w:ascii="KoPub바탕체 Medium" w:eastAsia="KoPub바탕체 Medium" w:hAnsi="KoPub바탕체 Medium"/>
+        </w:rPr>
         <w:t>&lt;그림 차례&gt;</w:t>
       </w:r>
     </w:p>
@@ -873,18 +1411,30 @@
         <w:widowControl w:val="0"/>
         <w:snapToGrid w:val="0"/>
         <w:spacing w:line="320" w:lineRule="exact"/>
+        <w:rPr>
+          <w:rFonts w:ascii="KoPub바탕체 Medium" w:eastAsia="KoPub바탕체 Medium" w:hAnsi="KoPub바탕체 Medium"/>
+        </w:rPr>
       </w:pPr>
     </w:p>
     <w:p>
       <w:pPr>
         <w:pStyle w:val="aff2"/>
+        <w:rPr>
+          <w:rFonts w:ascii="KoPub바탕체 Medium" w:eastAsia="KoPub바탕체 Medium" w:hAnsi="KoPub바탕체 Medium"/>
+        </w:rPr>
       </w:pPr>
       <w:r>
+        <w:rPr>
+          <w:rFonts w:ascii="KoPub바탕체 Medium" w:eastAsia="KoPub바탕체 Medium" w:hAnsi="KoPub바탕체 Medium"/>
+        </w:rPr>
         <w:t>&lt;수식 차례&gt;</w:t>
       </w:r>
     </w:p>
     <w:p>
       <w:pPr>
+        <w:rPr>
+          <w:rFonts w:ascii="KoPub바탕체 Medium" w:eastAsia="KoPub바탕체 Medium" w:hAnsi="KoPub바탕체 Medium"/>
+        </w:rPr>
         <w:sectPr>
           <w:headerReference w:type="default" r:id="rId8"/>
           <w:footerReference w:type="default" r:id="rId9"/>
@@ -898,10 +1448,13 @@
     <w:p>
       <w:pPr>
         <w:pStyle w:val="1"/>
+        <w:rPr>
+          <w:rFonts w:ascii="KoPub바탕체 Medium" w:eastAsia="KoPub바탕체 Medium" w:hAnsi="KoPub바탕체 Medium"/>
+        </w:rPr>
       </w:pPr>
       <w:r>
         <w:rPr>
-          <w:rFonts w:ascii="함초롬바탕" w:eastAsia="함초롬바탕" w:hAnsi="함초롬바탕" w:cs="함초롬바탕"/>
+          <w:rFonts w:ascii="KoPub바탕체 Medium" w:eastAsia="KoPub바탕체 Medium" w:hAnsi="KoPub바탕체 Medium" w:cs="함초롬바탕"/>
         </w:rPr>
         <w:lastRenderedPageBreak/>
         <w:t>1. 서비스와 개발환경 이해</w:t>
@@ -912,6 +1465,9 @@
         <w:widowControl w:val="0"/>
         <w:snapToGrid w:val="0"/>
         <w:spacing w:line="320" w:lineRule="exact"/>
+        <w:rPr>
+          <w:rFonts w:ascii="KoPub바탕체 Medium" w:eastAsia="KoPub바탕체 Medium" w:hAnsi="KoPub바탕체 Medium"/>
+        </w:rPr>
       </w:pPr>
     </w:p>
     <w:tbl>
@@ -954,15 +1510,22 @@
               <w:widowControl w:val="0"/>
               <w:snapToGrid w:val="0"/>
               <w:spacing w:line="320" w:lineRule="exact"/>
+              <w:rPr>
+                <w:rFonts w:ascii="KoPub바탕체 Medium" w:eastAsia="KoPub바탕체 Medium" w:hAnsi="KoPub바탕체 Medium"/>
+              </w:rPr>
             </w:pPr>
             <w:r>
               <w:rPr>
+                <w:rFonts w:ascii="KoPub바탕체 Medium" w:eastAsia="KoPub바탕체 Medium" w:hAnsi="KoPub바탕체 Medium"/>
                 <w:b/>
                 <w:i/>
               </w:rPr>
               <w:t>이 장의 목표</w:t>
             </w:r>
             <w:r>
+              <w:rPr>
+                <w:rFonts w:ascii="KoPub바탕체 Medium" w:eastAsia="KoPub바탕체 Medium" w:hAnsi="KoPub바탕체 Medium"/>
+              </w:rPr>
               <w:br/>
               <w:t>바이브 코딩을 시작하기 전에 하나의 서비스가 어떤 구성요소로 만들어지는지 이해하고, 모든 기술에서 공통으로 사용할 Windows 11 개발환경의 기초를 준비한다.</w:t>
             </w:r>
@@ -975,15 +1538,21 @@
         <w:widowControl w:val="0"/>
         <w:snapToGrid w:val="0"/>
         <w:spacing w:line="320" w:lineRule="exact"/>
+        <w:rPr>
+          <w:rFonts w:ascii="KoPub바탕체 Medium" w:eastAsia="KoPub바탕체 Medium" w:hAnsi="KoPub바탕체 Medium"/>
+        </w:rPr>
       </w:pPr>
     </w:p>
     <w:p>
       <w:pPr>
         <w:pStyle w:val="21"/>
+        <w:rPr>
+          <w:rFonts w:ascii="KoPub바탕체 Medium" w:eastAsia="KoPub바탕체 Medium" w:hAnsi="KoPub바탕체 Medium"/>
+        </w:rPr>
       </w:pPr>
       <w:r>
         <w:rPr>
-          <w:rFonts w:ascii="함초롬바탕" w:eastAsia="함초롬바탕" w:hAnsi="함초롬바탕" w:cs="함초롬바탕"/>
+          <w:rFonts w:ascii="KoPub바탕체 Medium" w:eastAsia="KoPub바탕체 Medium" w:hAnsi="KoPub바탕체 Medium" w:cs="함초롬바탕"/>
         </w:rPr>
         <w:t>가. 우리가 만들 서비스 소개</w:t>
       </w:r>
@@ -993,13 +1562,25 @@
         <w:widowControl w:val="0"/>
         <w:snapToGrid w:val="0"/>
         <w:spacing w:line="320" w:lineRule="exact"/>
-      </w:pPr>
+        <w:rPr>
+          <w:rFonts w:ascii="KoPub바탕체 Medium" w:eastAsia="KoPub바탕체 Medium" w:hAnsi="KoPub바탕체 Medium" w:hint="eastAsia"/>
+        </w:rPr>
+      </w:pPr>
+      <w:r>
+        <w:rPr>
+          <w:rFonts w:ascii="KoPub바탕체 Medium" w:eastAsia="KoPub바탕체 Medium" w:hAnsi="KoPub바탕체 Medium" w:hint="eastAsia"/>
+        </w:rPr>
+        <w:t xml:space="preserve">우리가 만들 서비스는 </w:t>
+      </w:r>
     </w:p>
     <w:p>
       <w:pPr>
         <w:widowControl w:val="0"/>
         <w:snapToGrid w:val="0"/>
         <w:spacing w:line="320" w:lineRule="exact"/>
+        <w:rPr>
+          <w:rFonts w:ascii="KoPub바탕체 Medium" w:eastAsia="KoPub바탕체 Medium" w:hAnsi="KoPub바탕체 Medium"/>
+        </w:rPr>
       </w:pPr>
     </w:p>
     <w:p>
@@ -1007,6 +1588,9 @@
         <w:widowControl w:val="0"/>
         <w:snapToGrid w:val="0"/>
         <w:spacing w:line="320" w:lineRule="exact"/>
+        <w:rPr>
+          <w:rFonts w:ascii="KoPub바탕체 Medium" w:eastAsia="KoPub바탕체 Medium" w:hAnsi="KoPub바탕체 Medium"/>
+        </w:rPr>
       </w:pPr>
     </w:p>
     <w:p>
@@ -1014,6 +1598,9 @@
         <w:widowControl w:val="0"/>
         <w:snapToGrid w:val="0"/>
         <w:spacing w:line="320" w:lineRule="exact"/>
+        <w:rPr>
+          <w:rFonts w:ascii="KoPub바탕체 Medium" w:eastAsia="KoPub바탕체 Medium" w:hAnsi="KoPub바탕체 Medium"/>
+        </w:rPr>
       </w:pPr>
     </w:p>
     <w:p>
@@ -1021,6 +1608,9 @@
         <w:widowControl w:val="0"/>
         <w:snapToGrid w:val="0"/>
         <w:spacing w:line="320" w:lineRule="exact"/>
+        <w:rPr>
+          <w:rFonts w:ascii="KoPub바탕체 Medium" w:eastAsia="KoPub바탕체 Medium" w:hAnsi="KoPub바탕체 Medium"/>
+        </w:rPr>
       </w:pPr>
     </w:p>
     <w:p>
@@ -1028,15 +1618,21 @@
         <w:widowControl w:val="0"/>
         <w:snapToGrid w:val="0"/>
         <w:spacing w:line="320" w:lineRule="exact"/>
+        <w:rPr>
+          <w:rFonts w:ascii="KoPub바탕체 Medium" w:eastAsia="KoPub바탕체 Medium" w:hAnsi="KoPub바탕체 Medium"/>
+        </w:rPr>
       </w:pPr>
     </w:p>
     <w:p>
       <w:pPr>
         <w:pStyle w:val="21"/>
+        <w:rPr>
+          <w:rFonts w:ascii="KoPub바탕체 Medium" w:eastAsia="KoPub바탕체 Medium" w:hAnsi="KoPub바탕체 Medium"/>
+        </w:rPr>
       </w:pPr>
       <w:r>
         <w:rPr>
-          <w:rFonts w:ascii="함초롬바탕" w:eastAsia="함초롬바탕" w:hAnsi="함초롬바탕" w:cs="함초롬바탕"/>
+          <w:rFonts w:ascii="KoPub바탕체 Medium" w:eastAsia="KoPub바탕체 Medium" w:hAnsi="KoPub바탕체 Medium" w:cs="함초롬바탕"/>
         </w:rPr>
         <w:t>나. 서비스 전체 아키텍처</w:t>
       </w:r>
@@ -1046,6 +1642,9 @@
         <w:widowControl w:val="0"/>
         <w:snapToGrid w:val="0"/>
         <w:spacing w:line="320" w:lineRule="exact"/>
+        <w:rPr>
+          <w:rFonts w:ascii="KoPub바탕체 Medium" w:eastAsia="KoPub바탕체 Medium" w:hAnsi="KoPub바탕체 Medium"/>
+        </w:rPr>
       </w:pPr>
     </w:p>
     <w:p>
@@ -1053,6 +1652,9 @@
         <w:widowControl w:val="0"/>
         <w:snapToGrid w:val="0"/>
         <w:spacing w:line="320" w:lineRule="exact"/>
+        <w:rPr>
+          <w:rFonts w:ascii="KoPub바탕체 Medium" w:eastAsia="KoPub바탕체 Medium" w:hAnsi="KoPub바탕체 Medium"/>
+        </w:rPr>
       </w:pPr>
     </w:p>
     <w:p>
@@ -1060,6 +1662,9 @@
         <w:widowControl w:val="0"/>
         <w:snapToGrid w:val="0"/>
         <w:spacing w:line="320" w:lineRule="exact"/>
+        <w:rPr>
+          <w:rFonts w:ascii="KoPub바탕체 Medium" w:eastAsia="KoPub바탕체 Medium" w:hAnsi="KoPub바탕체 Medium"/>
+        </w:rPr>
       </w:pPr>
     </w:p>
     <w:p>
@@ -1067,6 +1672,9 @@
         <w:widowControl w:val="0"/>
         <w:snapToGrid w:val="0"/>
         <w:spacing w:line="320" w:lineRule="exact"/>
+        <w:rPr>
+          <w:rFonts w:ascii="KoPub바탕체 Medium" w:eastAsia="KoPub바탕체 Medium" w:hAnsi="KoPub바탕체 Medium"/>
+        </w:rPr>
       </w:pPr>
     </w:p>
     <w:p>
@@ -1074,6 +1682,9 @@
         <w:widowControl w:val="0"/>
         <w:snapToGrid w:val="0"/>
         <w:spacing w:line="320" w:lineRule="exact"/>
+        <w:rPr>
+          <w:rFonts w:ascii="KoPub바탕체 Medium" w:eastAsia="KoPub바탕체 Medium" w:hAnsi="KoPub바탕체 Medium"/>
+        </w:rPr>
       </w:pPr>
     </w:p>
     <w:p>
@@ -1081,6 +1692,9 @@
         <w:widowControl w:val="0"/>
         <w:snapToGrid w:val="0"/>
         <w:spacing w:line="320" w:lineRule="exact"/>
+        <w:rPr>
+          <w:rFonts w:ascii="KoPub바탕체 Medium" w:eastAsia="KoPub바탕체 Medium" w:hAnsi="KoPub바탕체 Medium"/>
+        </w:rPr>
       </w:pPr>
     </w:p>
     <w:p>
@@ -1088,6 +1702,9 @@
         <w:widowControl w:val="0"/>
         <w:snapToGrid w:val="0"/>
         <w:spacing w:line="320" w:lineRule="exact"/>
+        <w:rPr>
+          <w:rFonts w:ascii="KoPub바탕체 Medium" w:eastAsia="KoPub바탕체 Medium" w:hAnsi="KoPub바탕체 Medium"/>
+        </w:rPr>
       </w:pPr>
     </w:p>
     <w:p>
@@ -1095,15 +1712,21 @@
         <w:widowControl w:val="0"/>
         <w:snapToGrid w:val="0"/>
         <w:spacing w:line="320" w:lineRule="exact"/>
+        <w:rPr>
+          <w:rFonts w:ascii="KoPub바탕체 Medium" w:eastAsia="KoPub바탕체 Medium" w:hAnsi="KoPub바탕체 Medium"/>
+        </w:rPr>
       </w:pPr>
     </w:p>
     <w:p>
       <w:pPr>
         <w:pStyle w:val="21"/>
+        <w:rPr>
+          <w:rFonts w:ascii="KoPub바탕체 Medium" w:eastAsia="KoPub바탕체 Medium" w:hAnsi="KoPub바탕체 Medium"/>
+        </w:rPr>
       </w:pPr>
       <w:r>
         <w:rPr>
-          <w:rFonts w:ascii="함초롬바탕" w:eastAsia="함초롬바탕" w:hAnsi="함초롬바탕" w:cs="함초롬바탕"/>
+          <w:rFonts w:ascii="KoPub바탕체 Medium" w:eastAsia="KoPub바탕체 Medium" w:hAnsi="KoPub바탕체 Medium" w:cs="함초롬바탕"/>
         </w:rPr>
         <w:t>다. 개발환경 준비</w:t>
       </w:r>
@@ -1112,10 +1735,13 @@
       <w:pPr>
         <w:pStyle w:val="1"/>
         <w:pageBreakBefore/>
+        <w:rPr>
+          <w:rFonts w:ascii="KoPub바탕체 Medium" w:eastAsia="KoPub바탕체 Medium" w:hAnsi="KoPub바탕체 Medium"/>
+        </w:rPr>
       </w:pPr>
       <w:r>
         <w:rPr>
-          <w:rFonts w:ascii="함초롬바탕" w:eastAsia="함초롬바탕" w:hAnsi="함초롬바탕" w:cs="함초롬바탕"/>
+          <w:rFonts w:ascii="KoPub바탕체 Medium" w:eastAsia="KoPub바탕체 Medium" w:hAnsi="KoPub바탕체 Medium" w:cs="함초롬바탕"/>
         </w:rPr>
         <w:lastRenderedPageBreak/>
         <w:t>2. 개발 환경과 기초 다지기</w:t>
@@ -1126,6 +1752,9 @@
         <w:widowControl w:val="0"/>
         <w:snapToGrid w:val="0"/>
         <w:spacing w:line="320" w:lineRule="exact"/>
+        <w:rPr>
+          <w:rFonts w:ascii="KoPub바탕체 Medium" w:eastAsia="KoPub바탕체 Medium" w:hAnsi="KoPub바탕체 Medium"/>
+        </w:rPr>
       </w:pPr>
     </w:p>
     <w:tbl>
@@ -1168,9 +1797,13 @@
               <w:widowControl w:val="0"/>
               <w:snapToGrid w:val="0"/>
               <w:spacing w:line="320" w:lineRule="exact"/>
+              <w:rPr>
+                <w:rFonts w:ascii="KoPub바탕체 Medium" w:eastAsia="KoPub바탕체 Medium" w:hAnsi="KoPub바탕체 Medium"/>
+              </w:rPr>
             </w:pPr>
             <w:r>
               <w:rPr>
+                <w:rFonts w:ascii="KoPub바탕체 Medium" w:eastAsia="KoPub바탕체 Medium" w:hAnsi="KoPub바탕체 Medium"/>
                 <w:b/>
                 <w:i/>
               </w:rPr>
@@ -1185,15 +1818,21 @@
         <w:widowControl w:val="0"/>
         <w:snapToGrid w:val="0"/>
         <w:spacing w:line="320" w:lineRule="exact"/>
+        <w:rPr>
+          <w:rFonts w:ascii="KoPub바탕체 Medium" w:eastAsia="KoPub바탕체 Medium" w:hAnsi="KoPub바탕체 Medium"/>
+        </w:rPr>
       </w:pPr>
     </w:p>
     <w:p>
       <w:pPr>
         <w:pStyle w:val="21"/>
+        <w:rPr>
+          <w:rFonts w:ascii="KoPub바탕체 Medium" w:eastAsia="KoPub바탕체 Medium" w:hAnsi="KoPub바탕체 Medium"/>
+        </w:rPr>
       </w:pPr>
       <w:r>
         <w:rPr>
-          <w:rFonts w:ascii="함초롬바탕" w:eastAsia="함초롬바탕" w:hAnsi="함초롬바탕" w:cs="함초롬바탕"/>
+          <w:rFonts w:ascii="KoPub바탕체 Medium" w:eastAsia="KoPub바탕체 Medium" w:hAnsi="KoPub바탕체 Medium" w:cs="함초롬바탕"/>
         </w:rPr>
         <w:t>가. Node.js 설치와 실행 흐름</w:t>
       </w:r>
@@ -1203,6 +1842,9 @@
         <w:widowControl w:val="0"/>
         <w:snapToGrid w:val="0"/>
         <w:spacing w:line="320" w:lineRule="exact"/>
+        <w:rPr>
+          <w:rFonts w:ascii="KoPub바탕체 Medium" w:eastAsia="KoPub바탕체 Medium" w:hAnsi="KoPub바탕체 Medium"/>
+        </w:rPr>
       </w:pPr>
     </w:p>
     <w:p>
@@ -1210,6 +1852,9 @@
         <w:widowControl w:val="0"/>
         <w:snapToGrid w:val="0"/>
         <w:spacing w:line="320" w:lineRule="exact"/>
+        <w:rPr>
+          <w:rFonts w:ascii="KoPub바탕체 Medium" w:eastAsia="KoPub바탕체 Medium" w:hAnsi="KoPub바탕체 Medium"/>
+        </w:rPr>
       </w:pPr>
     </w:p>
     <w:p>
@@ -1217,6 +1862,9 @@
         <w:widowControl w:val="0"/>
         <w:snapToGrid w:val="0"/>
         <w:spacing w:line="320" w:lineRule="exact"/>
+        <w:rPr>
+          <w:rFonts w:ascii="KoPub바탕체 Medium" w:eastAsia="KoPub바탕체 Medium" w:hAnsi="KoPub바탕체 Medium"/>
+        </w:rPr>
       </w:pPr>
     </w:p>
     <w:p>
@@ -1224,6 +1872,9 @@
         <w:widowControl w:val="0"/>
         <w:snapToGrid w:val="0"/>
         <w:spacing w:line="320" w:lineRule="exact"/>
+        <w:rPr>
+          <w:rFonts w:ascii="KoPub바탕체 Medium" w:eastAsia="KoPub바탕체 Medium" w:hAnsi="KoPub바탕체 Medium"/>
+        </w:rPr>
       </w:pPr>
     </w:p>
     <w:p>
@@ -1231,6 +1882,9 @@
         <w:widowControl w:val="0"/>
         <w:snapToGrid w:val="0"/>
         <w:spacing w:line="320" w:lineRule="exact"/>
+        <w:rPr>
+          <w:rFonts w:ascii="KoPub바탕체 Medium" w:eastAsia="KoPub바탕체 Medium" w:hAnsi="KoPub바탕체 Medium"/>
+        </w:rPr>
       </w:pPr>
     </w:p>
     <w:p>
@@ -1238,15 +1892,21 @@
         <w:widowControl w:val="0"/>
         <w:snapToGrid w:val="0"/>
         <w:spacing w:line="320" w:lineRule="exact"/>
+        <w:rPr>
+          <w:rFonts w:ascii="KoPub바탕체 Medium" w:eastAsia="KoPub바탕체 Medium" w:hAnsi="KoPub바탕체 Medium"/>
+        </w:rPr>
       </w:pPr>
     </w:p>
     <w:p>
       <w:pPr>
         <w:pStyle w:val="21"/>
+        <w:rPr>
+          <w:rFonts w:ascii="KoPub바탕체 Medium" w:eastAsia="KoPub바탕체 Medium" w:hAnsi="KoPub바탕체 Medium"/>
+        </w:rPr>
       </w:pPr>
       <w:r>
         <w:rPr>
-          <w:rFonts w:ascii="함초롬바탕" w:eastAsia="함초롬바탕" w:hAnsi="함초롬바탕" w:cs="함초롬바탕"/>
+          <w:rFonts w:ascii="KoPub바탕체 Medium" w:eastAsia="KoPub바탕체 Medium" w:hAnsi="KoPub바탕체 Medium" w:cs="함초롬바탕"/>
         </w:rPr>
         <w:t>나. TypeScript 핵심 문법</w:t>
       </w:r>
@@ -1256,6 +1916,9 @@
         <w:widowControl w:val="0"/>
         <w:snapToGrid w:val="0"/>
         <w:spacing w:line="320" w:lineRule="exact"/>
+        <w:rPr>
+          <w:rFonts w:ascii="KoPub바탕체 Medium" w:eastAsia="KoPub바탕체 Medium" w:hAnsi="KoPub바탕체 Medium"/>
+        </w:rPr>
       </w:pPr>
     </w:p>
     <w:p>
@@ -1263,6 +1926,9 @@
         <w:widowControl w:val="0"/>
         <w:snapToGrid w:val="0"/>
         <w:spacing w:line="320" w:lineRule="exact"/>
+        <w:rPr>
+          <w:rFonts w:ascii="KoPub바탕체 Medium" w:eastAsia="KoPub바탕체 Medium" w:hAnsi="KoPub바탕체 Medium"/>
+        </w:rPr>
       </w:pPr>
     </w:p>
     <w:p>
@@ -1270,6 +1936,9 @@
         <w:widowControl w:val="0"/>
         <w:snapToGrid w:val="0"/>
         <w:spacing w:line="320" w:lineRule="exact"/>
+        <w:rPr>
+          <w:rFonts w:ascii="KoPub바탕체 Medium" w:eastAsia="KoPub바탕체 Medium" w:hAnsi="KoPub바탕체 Medium"/>
+        </w:rPr>
       </w:pPr>
     </w:p>
     <w:p>
@@ -1277,15 +1946,21 @@
         <w:widowControl w:val="0"/>
         <w:snapToGrid w:val="0"/>
         <w:spacing w:line="320" w:lineRule="exact"/>
+        <w:rPr>
+          <w:rFonts w:ascii="KoPub바탕체 Medium" w:eastAsia="KoPub바탕체 Medium" w:hAnsi="KoPub바탕체 Medium"/>
+        </w:rPr>
       </w:pPr>
     </w:p>
     <w:p>
       <w:pPr>
         <w:pStyle w:val="21"/>
+        <w:rPr>
+          <w:rFonts w:ascii="KoPub바탕체 Medium" w:eastAsia="KoPub바탕체 Medium" w:hAnsi="KoPub바탕체 Medium"/>
+        </w:rPr>
       </w:pPr>
       <w:r>
         <w:rPr>
-          <w:rFonts w:ascii="함초롬바탕" w:eastAsia="함초롬바탕" w:hAnsi="함초롬바탕" w:cs="함초롬바탕"/>
+          <w:rFonts w:ascii="KoPub바탕체 Medium" w:eastAsia="KoPub바탕체 Medium" w:hAnsi="KoPub바탕체 Medium" w:cs="함초롬바탕"/>
         </w:rPr>
         <w:t>다. 프로젝트 구조 이해</w:t>
       </w:r>
@@ -1295,6 +1970,9 @@
         <w:widowControl w:val="0"/>
         <w:snapToGrid w:val="0"/>
         <w:spacing w:line="320" w:lineRule="exact"/>
+        <w:rPr>
+          <w:rFonts w:ascii="KoPub바탕체 Medium" w:eastAsia="KoPub바탕체 Medium" w:hAnsi="KoPub바탕체 Medium"/>
+        </w:rPr>
       </w:pPr>
     </w:p>
     <w:p>
@@ -1302,6 +1980,9 @@
         <w:widowControl w:val="0"/>
         <w:snapToGrid w:val="0"/>
         <w:spacing w:line="320" w:lineRule="exact"/>
+        <w:rPr>
+          <w:rFonts w:ascii="KoPub바탕체 Medium" w:eastAsia="KoPub바탕체 Medium" w:hAnsi="KoPub바탕체 Medium"/>
+        </w:rPr>
       </w:pPr>
     </w:p>
     <w:p>
@@ -1309,6 +1990,9 @@
         <w:widowControl w:val="0"/>
         <w:snapToGrid w:val="0"/>
         <w:spacing w:line="320" w:lineRule="exact"/>
+        <w:rPr>
+          <w:rFonts w:ascii="KoPub바탕체 Medium" w:eastAsia="KoPub바탕체 Medium" w:hAnsi="KoPub바탕체 Medium"/>
+        </w:rPr>
       </w:pPr>
     </w:p>
     <w:p>
@@ -1316,15 +2000,21 @@
         <w:widowControl w:val="0"/>
         <w:snapToGrid w:val="0"/>
         <w:spacing w:line="320" w:lineRule="exact"/>
+        <w:rPr>
+          <w:rFonts w:ascii="KoPub바탕체 Medium" w:eastAsia="KoPub바탕체 Medium" w:hAnsi="KoPub바탕체 Medium"/>
+        </w:rPr>
       </w:pPr>
     </w:p>
     <w:p>
       <w:pPr>
         <w:pStyle w:val="21"/>
+        <w:rPr>
+          <w:rFonts w:ascii="KoPub바탕체 Medium" w:eastAsia="KoPub바탕체 Medium" w:hAnsi="KoPub바탕체 Medium"/>
+        </w:rPr>
       </w:pPr>
       <w:r>
         <w:rPr>
-          <w:rFonts w:ascii="함초롬바탕" w:eastAsia="함초롬바탕" w:hAnsi="함초롬바탕" w:cs="함초롬바탕"/>
+          <w:rFonts w:ascii="KoPub바탕체 Medium" w:eastAsia="KoPub바탕체 Medium" w:hAnsi="KoPub바탕체 Medium" w:cs="함초롬바탕"/>
         </w:rPr>
         <w:t>라. Docker와 Container 이해</w:t>
       </w:r>
@@ -1333,10 +2023,13 @@
       <w:pPr>
         <w:pStyle w:val="1"/>
         <w:pageBreakBefore/>
+        <w:rPr>
+          <w:rFonts w:ascii="KoPub바탕체 Medium" w:eastAsia="KoPub바탕체 Medium" w:hAnsi="KoPub바탕체 Medium"/>
+        </w:rPr>
       </w:pPr>
       <w:r>
         <w:rPr>
-          <w:rFonts w:ascii="함초롬바탕" w:eastAsia="함초롬바탕" w:hAnsi="함초롬바탕" w:cs="함초롬바탕"/>
+          <w:rFonts w:ascii="KoPub바탕체 Medium" w:eastAsia="KoPub바탕체 Medium" w:hAnsi="KoPub바탕체 Medium" w:cs="함초롬바탕"/>
         </w:rPr>
         <w:lastRenderedPageBreak/>
         <w:t>3. 데이터베이스 설계</w:t>
@@ -1347,6 +2040,9 @@
         <w:widowControl w:val="0"/>
         <w:snapToGrid w:val="0"/>
         <w:spacing w:line="320" w:lineRule="exact"/>
+        <w:rPr>
+          <w:rFonts w:ascii="KoPub바탕체 Medium" w:eastAsia="KoPub바탕체 Medium" w:hAnsi="KoPub바탕체 Medium"/>
+        </w:rPr>
       </w:pPr>
     </w:p>
     <w:tbl>
@@ -1389,9 +2085,13 @@
               <w:widowControl w:val="0"/>
               <w:snapToGrid w:val="0"/>
               <w:spacing w:line="320" w:lineRule="exact"/>
+              <w:rPr>
+                <w:rFonts w:ascii="KoPub바탕체 Medium" w:eastAsia="KoPub바탕체 Medium" w:hAnsi="KoPub바탕체 Medium"/>
+              </w:rPr>
             </w:pPr>
             <w:r>
               <w:rPr>
+                <w:rFonts w:ascii="KoPub바탕체 Medium" w:eastAsia="KoPub바탕체 Medium" w:hAnsi="KoPub바탕체 Medium"/>
                 <w:b/>
                 <w:i/>
               </w:rPr>
@@ -1406,15 +2106,21 @@
         <w:widowControl w:val="0"/>
         <w:snapToGrid w:val="0"/>
         <w:spacing w:line="320" w:lineRule="exact"/>
+        <w:rPr>
+          <w:rFonts w:ascii="KoPub바탕체 Medium" w:eastAsia="KoPub바탕체 Medium" w:hAnsi="KoPub바탕체 Medium"/>
+        </w:rPr>
       </w:pPr>
     </w:p>
     <w:p>
       <w:pPr>
         <w:pStyle w:val="21"/>
+        <w:rPr>
+          <w:rFonts w:ascii="KoPub바탕체 Medium" w:eastAsia="KoPub바탕체 Medium" w:hAnsi="KoPub바탕체 Medium"/>
+        </w:rPr>
       </w:pPr>
       <w:r>
         <w:rPr>
-          <w:rFonts w:ascii="함초롬바탕" w:eastAsia="함초롬바탕" w:hAnsi="함초롬바탕" w:cs="함초롬바탕"/>
+          <w:rFonts w:ascii="KoPub바탕체 Medium" w:eastAsia="KoPub바탕체 Medium" w:hAnsi="KoPub바탕체 Medium" w:cs="함초롬바탕"/>
         </w:rPr>
         <w:t>가. 데이터베이스 기초 개념</w:t>
       </w:r>
@@ -1424,6 +2130,9 @@
         <w:widowControl w:val="0"/>
         <w:snapToGrid w:val="0"/>
         <w:spacing w:line="320" w:lineRule="exact"/>
+        <w:rPr>
+          <w:rFonts w:ascii="KoPub바탕체 Medium" w:eastAsia="KoPub바탕체 Medium" w:hAnsi="KoPub바탕체 Medium"/>
+        </w:rPr>
       </w:pPr>
     </w:p>
     <w:p>
@@ -1431,6 +2140,9 @@
         <w:widowControl w:val="0"/>
         <w:snapToGrid w:val="0"/>
         <w:spacing w:line="320" w:lineRule="exact"/>
+        <w:rPr>
+          <w:rFonts w:ascii="KoPub바탕체 Medium" w:eastAsia="KoPub바탕체 Medium" w:hAnsi="KoPub바탕체 Medium"/>
+        </w:rPr>
       </w:pPr>
     </w:p>
     <w:p>
@@ -1438,6 +2150,9 @@
         <w:widowControl w:val="0"/>
         <w:snapToGrid w:val="0"/>
         <w:spacing w:line="320" w:lineRule="exact"/>
+        <w:rPr>
+          <w:rFonts w:ascii="KoPub바탕체 Medium" w:eastAsia="KoPub바탕체 Medium" w:hAnsi="KoPub바탕체 Medium"/>
+        </w:rPr>
       </w:pPr>
     </w:p>
     <w:p>
@@ -1445,15 +2160,21 @@
         <w:widowControl w:val="0"/>
         <w:snapToGrid w:val="0"/>
         <w:spacing w:line="320" w:lineRule="exact"/>
+        <w:rPr>
+          <w:rFonts w:ascii="KoPub바탕체 Medium" w:eastAsia="KoPub바탕체 Medium" w:hAnsi="KoPub바탕체 Medium"/>
+        </w:rPr>
       </w:pPr>
     </w:p>
     <w:p>
       <w:pPr>
         <w:pStyle w:val="21"/>
+        <w:rPr>
+          <w:rFonts w:ascii="KoPub바탕체 Medium" w:eastAsia="KoPub바탕체 Medium" w:hAnsi="KoPub바탕체 Medium"/>
+        </w:rPr>
       </w:pPr>
       <w:r>
         <w:rPr>
-          <w:rFonts w:ascii="함초롬바탕" w:eastAsia="함초롬바탕" w:hAnsi="함초롬바탕" w:cs="함초롬바탕"/>
+          <w:rFonts w:ascii="KoPub바탕체 Medium" w:eastAsia="KoPub바탕체 Medium" w:hAnsi="KoPub바탕체 Medium" w:cs="함초롬바탕"/>
         </w:rPr>
         <w:t>나. MySQL 도커 설치 및 실습</w:t>
       </w:r>
@@ -1463,6 +2184,9 @@
         <w:widowControl w:val="0"/>
         <w:snapToGrid w:val="0"/>
         <w:spacing w:line="320" w:lineRule="exact"/>
+        <w:rPr>
+          <w:rFonts w:ascii="KoPub바탕체 Medium" w:eastAsia="KoPub바탕체 Medium" w:hAnsi="KoPub바탕체 Medium"/>
+        </w:rPr>
       </w:pPr>
     </w:p>
     <w:p>
@@ -1470,6 +2194,9 @@
         <w:widowControl w:val="0"/>
         <w:snapToGrid w:val="0"/>
         <w:spacing w:line="320" w:lineRule="exact"/>
+        <w:rPr>
+          <w:rFonts w:ascii="KoPub바탕체 Medium" w:eastAsia="KoPub바탕체 Medium" w:hAnsi="KoPub바탕체 Medium"/>
+        </w:rPr>
       </w:pPr>
     </w:p>
     <w:p>
@@ -1477,6 +2204,9 @@
         <w:widowControl w:val="0"/>
         <w:snapToGrid w:val="0"/>
         <w:spacing w:line="320" w:lineRule="exact"/>
+        <w:rPr>
+          <w:rFonts w:ascii="KoPub바탕체 Medium" w:eastAsia="KoPub바탕체 Medium" w:hAnsi="KoPub바탕체 Medium"/>
+        </w:rPr>
       </w:pPr>
     </w:p>
     <w:p>
@@ -1484,15 +2214,21 @@
         <w:widowControl w:val="0"/>
         <w:snapToGrid w:val="0"/>
         <w:spacing w:line="320" w:lineRule="exact"/>
+        <w:rPr>
+          <w:rFonts w:ascii="KoPub바탕체 Medium" w:eastAsia="KoPub바탕체 Medium" w:hAnsi="KoPub바탕체 Medium"/>
+        </w:rPr>
       </w:pPr>
     </w:p>
     <w:p>
       <w:pPr>
         <w:pStyle w:val="21"/>
+        <w:rPr>
+          <w:rFonts w:ascii="KoPub바탕체 Medium" w:eastAsia="KoPub바탕체 Medium" w:hAnsi="KoPub바탕체 Medium"/>
+        </w:rPr>
       </w:pPr>
       <w:r>
         <w:rPr>
-          <w:rFonts w:ascii="함초롬바탕" w:eastAsia="함초롬바탕" w:hAnsi="함초롬바탕" w:cs="함초롬바탕"/>
+          <w:rFonts w:ascii="KoPub바탕체 Medium" w:eastAsia="KoPub바탕체 Medium" w:hAnsi="KoPub바탕체 Medium" w:cs="함초롬바탕"/>
         </w:rPr>
         <w:t>다. 서비스 ERD 설계</w:t>
       </w:r>
@@ -1501,10 +2237,13 @@
       <w:pPr>
         <w:pStyle w:val="1"/>
         <w:pageBreakBefore/>
+        <w:rPr>
+          <w:rFonts w:ascii="KoPub바탕체 Medium" w:eastAsia="KoPub바탕체 Medium" w:hAnsi="KoPub바탕체 Medium"/>
+        </w:rPr>
       </w:pPr>
       <w:r>
         <w:rPr>
-          <w:rFonts w:ascii="함초롬바탕" w:eastAsia="함초롬바탕" w:hAnsi="함초롬바탕" w:cs="함초롬바탕"/>
+          <w:rFonts w:ascii="KoPub바탕체 Medium" w:eastAsia="KoPub바탕체 Medium" w:hAnsi="KoPub바탕체 Medium" w:cs="함초롬바탕"/>
         </w:rPr>
         <w:lastRenderedPageBreak/>
         <w:t>4. API 만들기</w:t>
@@ -1515,6 +2254,9 @@
         <w:widowControl w:val="0"/>
         <w:snapToGrid w:val="0"/>
         <w:spacing w:line="320" w:lineRule="exact"/>
+        <w:rPr>
+          <w:rFonts w:ascii="KoPub바탕체 Medium" w:eastAsia="KoPub바탕체 Medium" w:hAnsi="KoPub바탕체 Medium"/>
+        </w:rPr>
       </w:pPr>
     </w:p>
     <w:tbl>
@@ -1557,9 +2299,13 @@
               <w:widowControl w:val="0"/>
               <w:snapToGrid w:val="0"/>
               <w:spacing w:line="320" w:lineRule="exact"/>
+              <w:rPr>
+                <w:rFonts w:ascii="KoPub바탕체 Medium" w:eastAsia="KoPub바탕체 Medium" w:hAnsi="KoPub바탕체 Medium"/>
+              </w:rPr>
             </w:pPr>
             <w:r>
               <w:rPr>
+                <w:rFonts w:ascii="KoPub바탕체 Medium" w:eastAsia="KoPub바탕체 Medium" w:hAnsi="KoPub바탕체 Medium"/>
                 <w:b/>
                 <w:i/>
               </w:rPr>
@@ -1574,15 +2320,21 @@
         <w:widowControl w:val="0"/>
         <w:snapToGrid w:val="0"/>
         <w:spacing w:line="320" w:lineRule="exact"/>
+        <w:rPr>
+          <w:rFonts w:ascii="KoPub바탕체 Medium" w:eastAsia="KoPub바탕체 Medium" w:hAnsi="KoPub바탕체 Medium"/>
+        </w:rPr>
       </w:pPr>
     </w:p>
     <w:p>
       <w:pPr>
         <w:pStyle w:val="21"/>
+        <w:rPr>
+          <w:rFonts w:ascii="KoPub바탕체 Medium" w:eastAsia="KoPub바탕체 Medium" w:hAnsi="KoPub바탕체 Medium"/>
+        </w:rPr>
       </w:pPr>
       <w:r>
         <w:rPr>
-          <w:rFonts w:ascii="함초롬바탕" w:eastAsia="함초롬바탕" w:hAnsi="함초롬바탕" w:cs="함초롬바탕"/>
+          <w:rFonts w:ascii="KoPub바탕체 Medium" w:eastAsia="KoPub바탕체 Medium" w:hAnsi="KoPub바탕체 Medium" w:cs="함초롬바탕"/>
         </w:rPr>
         <w:t>가. Restful API 기초 개념</w:t>
       </w:r>
@@ -1592,6 +2344,9 @@
         <w:widowControl w:val="0"/>
         <w:snapToGrid w:val="0"/>
         <w:spacing w:line="320" w:lineRule="exact"/>
+        <w:rPr>
+          <w:rFonts w:ascii="KoPub바탕체 Medium" w:eastAsia="KoPub바탕체 Medium" w:hAnsi="KoPub바탕체 Medium"/>
+        </w:rPr>
       </w:pPr>
     </w:p>
     <w:p>
@@ -1599,6 +2354,9 @@
         <w:widowControl w:val="0"/>
         <w:snapToGrid w:val="0"/>
         <w:spacing w:line="320" w:lineRule="exact"/>
+        <w:rPr>
+          <w:rFonts w:ascii="KoPub바탕체 Medium" w:eastAsia="KoPub바탕체 Medium" w:hAnsi="KoPub바탕체 Medium"/>
+        </w:rPr>
       </w:pPr>
     </w:p>
     <w:p>
@@ -1606,6 +2364,9 @@
         <w:widowControl w:val="0"/>
         <w:snapToGrid w:val="0"/>
         <w:spacing w:line="320" w:lineRule="exact"/>
+        <w:rPr>
+          <w:rFonts w:ascii="KoPub바탕체 Medium" w:eastAsia="KoPub바탕체 Medium" w:hAnsi="KoPub바탕체 Medium"/>
+        </w:rPr>
       </w:pPr>
     </w:p>
     <w:p>
@@ -1613,15 +2374,21 @@
         <w:widowControl w:val="0"/>
         <w:snapToGrid w:val="0"/>
         <w:spacing w:line="320" w:lineRule="exact"/>
+        <w:rPr>
+          <w:rFonts w:ascii="KoPub바탕체 Medium" w:eastAsia="KoPub바탕체 Medium" w:hAnsi="KoPub바탕체 Medium"/>
+        </w:rPr>
       </w:pPr>
     </w:p>
     <w:p>
       <w:pPr>
         <w:pStyle w:val="21"/>
+        <w:rPr>
+          <w:rFonts w:ascii="KoPub바탕체 Medium" w:eastAsia="KoPub바탕체 Medium" w:hAnsi="KoPub바탕체 Medium"/>
+        </w:rPr>
       </w:pPr>
       <w:r>
         <w:rPr>
-          <w:rFonts w:ascii="함초롬바탕" w:eastAsia="함초롬바탕" w:hAnsi="함초롬바탕" w:cs="함초롬바탕"/>
+          <w:rFonts w:ascii="KoPub바탕체 Medium" w:eastAsia="KoPub바탕체 Medium" w:hAnsi="KoPub바탕체 Medium" w:cs="함초롬바탕"/>
         </w:rPr>
         <w:t>나. Nest.js 구조 이해</w:t>
       </w:r>
@@ -1631,6 +2398,9 @@
         <w:widowControl w:val="0"/>
         <w:snapToGrid w:val="0"/>
         <w:spacing w:line="320" w:lineRule="exact"/>
+        <w:rPr>
+          <w:rFonts w:ascii="KoPub바탕체 Medium" w:eastAsia="KoPub바탕체 Medium" w:hAnsi="KoPub바탕체 Medium"/>
+        </w:rPr>
       </w:pPr>
     </w:p>
     <w:p>
@@ -1638,6 +2408,9 @@
         <w:widowControl w:val="0"/>
         <w:snapToGrid w:val="0"/>
         <w:spacing w:line="320" w:lineRule="exact"/>
+        <w:rPr>
+          <w:rFonts w:ascii="KoPub바탕체 Medium" w:eastAsia="KoPub바탕체 Medium" w:hAnsi="KoPub바탕체 Medium"/>
+        </w:rPr>
       </w:pPr>
     </w:p>
     <w:p>
@@ -1645,6 +2418,9 @@
         <w:widowControl w:val="0"/>
         <w:snapToGrid w:val="0"/>
         <w:spacing w:line="320" w:lineRule="exact"/>
+        <w:rPr>
+          <w:rFonts w:ascii="KoPub바탕체 Medium" w:eastAsia="KoPub바탕체 Medium" w:hAnsi="KoPub바탕체 Medium"/>
+        </w:rPr>
       </w:pPr>
     </w:p>
     <w:p>
@@ -1652,6 +2428,9 @@
         <w:widowControl w:val="0"/>
         <w:snapToGrid w:val="0"/>
         <w:spacing w:line="320" w:lineRule="exact"/>
+        <w:rPr>
+          <w:rFonts w:ascii="KoPub바탕체 Medium" w:eastAsia="KoPub바탕체 Medium" w:hAnsi="KoPub바탕체 Medium"/>
+        </w:rPr>
       </w:pPr>
     </w:p>
     <w:p>
@@ -1659,6 +2438,9 @@
         <w:widowControl w:val="0"/>
         <w:snapToGrid w:val="0"/>
         <w:spacing w:line="320" w:lineRule="exact"/>
+        <w:rPr>
+          <w:rFonts w:ascii="KoPub바탕체 Medium" w:eastAsia="KoPub바탕체 Medium" w:hAnsi="KoPub바탕체 Medium"/>
+        </w:rPr>
       </w:pPr>
     </w:p>
     <w:p>
@@ -1666,15 +2448,21 @@
         <w:widowControl w:val="0"/>
         <w:snapToGrid w:val="0"/>
         <w:spacing w:line="320" w:lineRule="exact"/>
+        <w:rPr>
+          <w:rFonts w:ascii="KoPub바탕체 Medium" w:eastAsia="KoPub바탕체 Medium" w:hAnsi="KoPub바탕체 Medium"/>
+        </w:rPr>
       </w:pPr>
     </w:p>
     <w:p>
       <w:pPr>
         <w:pStyle w:val="21"/>
+        <w:rPr>
+          <w:rFonts w:ascii="KoPub바탕체 Medium" w:eastAsia="KoPub바탕체 Medium" w:hAnsi="KoPub바탕체 Medium"/>
+        </w:rPr>
       </w:pPr>
       <w:r>
         <w:rPr>
-          <w:rFonts w:ascii="함초롬바탕" w:eastAsia="함초롬바탕" w:hAnsi="함초롬바탕" w:cs="함초롬바탕"/>
+          <w:rFonts w:ascii="KoPub바탕체 Medium" w:eastAsia="KoPub바탕체 Medium" w:hAnsi="KoPub바탕체 Medium" w:cs="함초롬바탕"/>
         </w:rPr>
         <w:t>다. Swagger로 API 확인하기</w:t>
       </w:r>
@@ -1684,6 +2472,9 @@
         <w:widowControl w:val="0"/>
         <w:snapToGrid w:val="0"/>
         <w:spacing w:line="320" w:lineRule="exact"/>
+        <w:rPr>
+          <w:rFonts w:ascii="KoPub바탕체 Medium" w:eastAsia="KoPub바탕체 Medium" w:hAnsi="KoPub바탕체 Medium"/>
+        </w:rPr>
       </w:pPr>
     </w:p>
     <w:p>
@@ -1691,6 +2482,9 @@
         <w:widowControl w:val="0"/>
         <w:snapToGrid w:val="0"/>
         <w:spacing w:line="320" w:lineRule="exact"/>
+        <w:rPr>
+          <w:rFonts w:ascii="KoPub바탕체 Medium" w:eastAsia="KoPub바탕체 Medium" w:hAnsi="KoPub바탕체 Medium"/>
+        </w:rPr>
       </w:pPr>
     </w:p>
     <w:p>
@@ -1698,6 +2492,9 @@
         <w:widowControl w:val="0"/>
         <w:snapToGrid w:val="0"/>
         <w:spacing w:line="320" w:lineRule="exact"/>
+        <w:rPr>
+          <w:rFonts w:ascii="KoPub바탕체 Medium" w:eastAsia="KoPub바탕체 Medium" w:hAnsi="KoPub바탕체 Medium"/>
+        </w:rPr>
       </w:pPr>
     </w:p>
     <w:p>
@@ -1705,15 +2502,21 @@
         <w:widowControl w:val="0"/>
         <w:snapToGrid w:val="0"/>
         <w:spacing w:line="320" w:lineRule="exact"/>
+        <w:rPr>
+          <w:rFonts w:ascii="KoPub바탕체 Medium" w:eastAsia="KoPub바탕체 Medium" w:hAnsi="KoPub바탕체 Medium"/>
+        </w:rPr>
       </w:pPr>
     </w:p>
     <w:p>
       <w:pPr>
         <w:pStyle w:val="21"/>
+        <w:rPr>
+          <w:rFonts w:ascii="KoPub바탕체 Medium" w:eastAsia="KoPub바탕체 Medium" w:hAnsi="KoPub바탕체 Medium"/>
+        </w:rPr>
       </w:pPr>
       <w:r>
         <w:rPr>
-          <w:rFonts w:ascii="함초롬바탕" w:eastAsia="함초롬바탕" w:hAnsi="함초롬바탕" w:cs="함초롬바탕"/>
+          <w:rFonts w:ascii="KoPub바탕체 Medium" w:eastAsia="KoPub바탕체 Medium" w:hAnsi="KoPub바탕체 Medium" w:cs="함초롬바탕"/>
         </w:rPr>
         <w:t>라. 로그인 API 만들기</w:t>
       </w:r>
@@ -1723,6 +2526,9 @@
         <w:widowControl w:val="0"/>
         <w:snapToGrid w:val="0"/>
         <w:spacing w:line="320" w:lineRule="exact"/>
+        <w:rPr>
+          <w:rFonts w:ascii="KoPub바탕체 Medium" w:eastAsia="KoPub바탕체 Medium" w:hAnsi="KoPub바탕체 Medium"/>
+        </w:rPr>
       </w:pPr>
     </w:p>
     <w:p>
@@ -1730,6 +2536,9 @@
         <w:widowControl w:val="0"/>
         <w:snapToGrid w:val="0"/>
         <w:spacing w:line="320" w:lineRule="exact"/>
+        <w:rPr>
+          <w:rFonts w:ascii="KoPub바탕체 Medium" w:eastAsia="KoPub바탕체 Medium" w:hAnsi="KoPub바탕체 Medium"/>
+        </w:rPr>
       </w:pPr>
     </w:p>
     <w:p>
@@ -1737,15 +2546,21 @@
         <w:widowControl w:val="0"/>
         <w:snapToGrid w:val="0"/>
         <w:spacing w:line="320" w:lineRule="exact"/>
+        <w:rPr>
+          <w:rFonts w:ascii="KoPub바탕체 Medium" w:eastAsia="KoPub바탕체 Medium" w:hAnsi="KoPub바탕체 Medium"/>
+        </w:rPr>
       </w:pPr>
     </w:p>
     <w:p>
       <w:pPr>
         <w:pStyle w:val="21"/>
+        <w:rPr>
+          <w:rFonts w:ascii="KoPub바탕체 Medium" w:eastAsia="KoPub바탕체 Medium" w:hAnsi="KoPub바탕체 Medium"/>
+        </w:rPr>
       </w:pPr>
       <w:r>
         <w:rPr>
-          <w:rFonts w:ascii="함초롬바탕" w:eastAsia="함초롬바탕" w:hAnsi="함초롬바탕" w:cs="함초롬바탕"/>
+          <w:rFonts w:ascii="KoPub바탕체 Medium" w:eastAsia="KoPub바탕체 Medium" w:hAnsi="KoPub바탕체 Medium" w:cs="함초롬바탕"/>
         </w:rPr>
         <w:t>마. 몸무게 CRUD 만들기</w:t>
       </w:r>
@@ -1755,6 +2570,9 @@
         <w:widowControl w:val="0"/>
         <w:snapToGrid w:val="0"/>
         <w:spacing w:line="320" w:lineRule="exact"/>
+        <w:rPr>
+          <w:rFonts w:ascii="KoPub바탕체 Medium" w:eastAsia="KoPub바탕체 Medium" w:hAnsi="KoPub바탕체 Medium"/>
+        </w:rPr>
       </w:pPr>
     </w:p>
     <w:p>
@@ -1762,6 +2580,9 @@
         <w:widowControl w:val="0"/>
         <w:snapToGrid w:val="0"/>
         <w:spacing w:line="320" w:lineRule="exact"/>
+        <w:rPr>
+          <w:rFonts w:ascii="KoPub바탕체 Medium" w:eastAsia="KoPub바탕체 Medium" w:hAnsi="KoPub바탕체 Medium"/>
+        </w:rPr>
       </w:pPr>
     </w:p>
     <w:p>
@@ -1769,15 +2590,21 @@
         <w:widowControl w:val="0"/>
         <w:snapToGrid w:val="0"/>
         <w:spacing w:line="320" w:lineRule="exact"/>
+        <w:rPr>
+          <w:rFonts w:ascii="KoPub바탕체 Medium" w:eastAsia="KoPub바탕체 Medium" w:hAnsi="KoPub바탕체 Medium"/>
+        </w:rPr>
       </w:pPr>
     </w:p>
     <w:p>
       <w:pPr>
         <w:pStyle w:val="21"/>
+        <w:rPr>
+          <w:rFonts w:ascii="KoPub바탕체 Medium" w:eastAsia="KoPub바탕체 Medium" w:hAnsi="KoPub바탕체 Medium"/>
+        </w:rPr>
       </w:pPr>
       <w:r>
         <w:rPr>
-          <w:rFonts w:ascii="함초롬바탕" w:eastAsia="함초롬바탕" w:hAnsi="함초롬바탕" w:cs="함초롬바탕"/>
+          <w:rFonts w:ascii="KoPub바탕체 Medium" w:eastAsia="KoPub바탕체 Medium" w:hAnsi="KoPub바탕체 Medium" w:cs="함초롬바탕"/>
         </w:rPr>
         <w:t>바. 음식 CRUD 만들기</w:t>
       </w:r>
@@ -1787,6 +2614,9 @@
         <w:widowControl w:val="0"/>
         <w:snapToGrid w:val="0"/>
         <w:spacing w:line="320" w:lineRule="exact"/>
+        <w:rPr>
+          <w:rFonts w:ascii="KoPub바탕체 Medium" w:eastAsia="KoPub바탕체 Medium" w:hAnsi="KoPub바탕체 Medium"/>
+        </w:rPr>
       </w:pPr>
     </w:p>
     <w:p>
@@ -1794,6 +2624,9 @@
         <w:widowControl w:val="0"/>
         <w:snapToGrid w:val="0"/>
         <w:spacing w:line="320" w:lineRule="exact"/>
+        <w:rPr>
+          <w:rFonts w:ascii="KoPub바탕체 Medium" w:eastAsia="KoPub바탕체 Medium" w:hAnsi="KoPub바탕체 Medium"/>
+        </w:rPr>
       </w:pPr>
     </w:p>
     <w:p>
@@ -1801,15 +2634,21 @@
         <w:widowControl w:val="0"/>
         <w:snapToGrid w:val="0"/>
         <w:spacing w:line="320" w:lineRule="exact"/>
+        <w:rPr>
+          <w:rFonts w:ascii="KoPub바탕체 Medium" w:eastAsia="KoPub바탕체 Medium" w:hAnsi="KoPub바탕체 Medium"/>
+        </w:rPr>
       </w:pPr>
     </w:p>
     <w:p>
       <w:pPr>
         <w:pStyle w:val="21"/>
+        <w:rPr>
+          <w:rFonts w:ascii="KoPub바탕체 Medium" w:eastAsia="KoPub바탕체 Medium" w:hAnsi="KoPub바탕체 Medium"/>
+        </w:rPr>
       </w:pPr>
       <w:r>
         <w:rPr>
-          <w:rFonts w:ascii="함초롬바탕" w:eastAsia="함초롬바탕" w:hAnsi="함초롬바탕" w:cs="함초롬바탕"/>
+          <w:rFonts w:ascii="KoPub바탕체 Medium" w:eastAsia="KoPub바탕체 Medium" w:hAnsi="KoPub바탕체 Medium" w:cs="함초롬바탕"/>
         </w:rPr>
         <w:t>사. 인증 미들웨어 만들기</w:t>
       </w:r>
@@ -1818,10 +2657,13 @@
       <w:pPr>
         <w:pStyle w:val="1"/>
         <w:pageBreakBefore/>
+        <w:rPr>
+          <w:rFonts w:ascii="KoPub바탕체 Medium" w:eastAsia="KoPub바탕체 Medium" w:hAnsi="KoPub바탕체 Medium"/>
+        </w:rPr>
       </w:pPr>
       <w:r>
         <w:rPr>
-          <w:rFonts w:ascii="함초롬바탕" w:eastAsia="함초롬바탕" w:hAnsi="함초롬바탕" w:cs="함초롬바탕"/>
+          <w:rFonts w:ascii="KoPub바탕체 Medium" w:eastAsia="KoPub바탕체 Medium" w:hAnsi="KoPub바탕체 Medium" w:cs="함초롬바탕"/>
         </w:rPr>
         <w:lastRenderedPageBreak/>
         <w:t>5. 웹서비스 만들기</w:t>
@@ -1832,6 +2674,9 @@
         <w:widowControl w:val="0"/>
         <w:snapToGrid w:val="0"/>
         <w:spacing w:line="320" w:lineRule="exact"/>
+        <w:rPr>
+          <w:rFonts w:ascii="KoPub바탕체 Medium" w:eastAsia="KoPub바탕체 Medium" w:hAnsi="KoPub바탕체 Medium"/>
+        </w:rPr>
       </w:pPr>
     </w:p>
     <w:tbl>
@@ -1874,9 +2719,13 @@
               <w:widowControl w:val="0"/>
               <w:snapToGrid w:val="0"/>
               <w:spacing w:line="320" w:lineRule="exact"/>
+              <w:rPr>
+                <w:rFonts w:ascii="KoPub바탕체 Medium" w:eastAsia="KoPub바탕체 Medium" w:hAnsi="KoPub바탕체 Medium"/>
+              </w:rPr>
             </w:pPr>
             <w:r>
               <w:rPr>
+                <w:rFonts w:ascii="KoPub바탕체 Medium" w:eastAsia="KoPub바탕체 Medium" w:hAnsi="KoPub바탕체 Medium"/>
                 <w:b/>
                 <w:i/>
               </w:rPr>
@@ -1891,15 +2740,21 @@
         <w:widowControl w:val="0"/>
         <w:snapToGrid w:val="0"/>
         <w:spacing w:line="320" w:lineRule="exact"/>
+        <w:rPr>
+          <w:rFonts w:ascii="KoPub바탕체 Medium" w:eastAsia="KoPub바탕체 Medium" w:hAnsi="KoPub바탕체 Medium"/>
+        </w:rPr>
       </w:pPr>
     </w:p>
     <w:p>
       <w:pPr>
         <w:pStyle w:val="21"/>
+        <w:rPr>
+          <w:rFonts w:ascii="KoPub바탕체 Medium" w:eastAsia="KoPub바탕체 Medium" w:hAnsi="KoPub바탕체 Medium"/>
+        </w:rPr>
       </w:pPr>
       <w:r>
         <w:rPr>
-          <w:rFonts w:ascii="함초롬바탕" w:eastAsia="함초롬바탕" w:hAnsi="함초롬바탕" w:cs="함초롬바탕"/>
+          <w:rFonts w:ascii="KoPub바탕체 Medium" w:eastAsia="KoPub바탕체 Medium" w:hAnsi="KoPub바탕체 Medium" w:cs="함초롬바탕"/>
         </w:rPr>
         <w:t>가. Next.js 구조 이해</w:t>
       </w:r>
@@ -1909,6 +2764,9 @@
         <w:widowControl w:val="0"/>
         <w:snapToGrid w:val="0"/>
         <w:spacing w:line="320" w:lineRule="exact"/>
+        <w:rPr>
+          <w:rFonts w:ascii="KoPub바탕체 Medium" w:eastAsia="KoPub바탕체 Medium" w:hAnsi="KoPub바탕체 Medium"/>
+        </w:rPr>
       </w:pPr>
     </w:p>
     <w:p>
@@ -1916,6 +2774,9 @@
         <w:widowControl w:val="0"/>
         <w:snapToGrid w:val="0"/>
         <w:spacing w:line="320" w:lineRule="exact"/>
+        <w:rPr>
+          <w:rFonts w:ascii="KoPub바탕체 Medium" w:eastAsia="KoPub바탕체 Medium" w:hAnsi="KoPub바탕체 Medium"/>
+        </w:rPr>
       </w:pPr>
     </w:p>
     <w:p>
@@ -1923,15 +2784,21 @@
         <w:widowControl w:val="0"/>
         <w:snapToGrid w:val="0"/>
         <w:spacing w:line="320" w:lineRule="exact"/>
+        <w:rPr>
+          <w:rFonts w:ascii="KoPub바탕체 Medium" w:eastAsia="KoPub바탕체 Medium" w:hAnsi="KoPub바탕체 Medium"/>
+        </w:rPr>
       </w:pPr>
     </w:p>
     <w:p>
       <w:pPr>
         <w:pStyle w:val="21"/>
+        <w:rPr>
+          <w:rFonts w:ascii="KoPub바탕체 Medium" w:eastAsia="KoPub바탕체 Medium" w:hAnsi="KoPub바탕체 Medium"/>
+        </w:rPr>
       </w:pPr>
       <w:r>
         <w:rPr>
-          <w:rFonts w:ascii="함초롬바탕" w:eastAsia="함초롬바탕" w:hAnsi="함초롬바탕" w:cs="함초롬바탕"/>
+          <w:rFonts w:ascii="KoPub바탕체 Medium" w:eastAsia="KoPub바탕체 Medium" w:hAnsi="KoPub바탕체 Medium" w:cs="함초롬바탕"/>
         </w:rPr>
         <w:t>나. 로그인 화면 구현</w:t>
       </w:r>
@@ -1941,6 +2808,9 @@
         <w:widowControl w:val="0"/>
         <w:snapToGrid w:val="0"/>
         <w:spacing w:line="320" w:lineRule="exact"/>
+        <w:rPr>
+          <w:rFonts w:ascii="KoPub바탕체 Medium" w:eastAsia="KoPub바탕체 Medium" w:hAnsi="KoPub바탕체 Medium"/>
+        </w:rPr>
       </w:pPr>
     </w:p>
     <w:p>
@@ -1948,31 +2818,64 @@
         <w:widowControl w:val="0"/>
         <w:snapToGrid w:val="0"/>
         <w:spacing w:line="320" w:lineRule="exact"/>
+        <w:rPr>
+          <w:rFonts w:ascii="KoPub바탕체 Medium" w:eastAsia="KoPub바탕체 Medium" w:hAnsi="KoPub바탕체 Medium"/>
+        </w:rPr>
       </w:pPr>
     </w:p>
     <w:p>
       <w:pPr>
         <w:pStyle w:val="21"/>
         <w:rPr>
-          <w:rFonts w:ascii="함초롬바탕" w:eastAsia="함초롬바탕" w:hAnsi="함초롬바탕" w:cs="함초롬바탕"/>
+          <w:rFonts w:ascii="KoPub바탕체 Medium" w:eastAsia="KoPub바탕체 Medium" w:hAnsi="KoPub바탕체 Medium" w:cs="함초롬바탕"/>
         </w:rPr>
       </w:pPr>
       <w:r>
         <w:rPr>
-          <w:rFonts w:ascii="함초롬바탕" w:eastAsia="함초롬바탕" w:hAnsi="함초롬바탕" w:cs="함초롬바탕"/>
+          <w:rFonts w:ascii="KoPub바탕체 Medium" w:eastAsia="KoPub바탕체 Medium" w:hAnsi="KoPub바탕체 Medium" w:cs="함초롬바탕"/>
         </w:rPr>
         <w:t>다. 몸무게 및 음식 CRUD 화면 구현</w:t>
       </w:r>
     </w:p>
-    <w:p/>
-    <w:p/>
-    <w:p/>
-    <w:p/>
-    <w:p/>
-    <w:p>
-      <w:pPr>
-        <w:rPr>
-          <w:rFonts w:hint="eastAsia"/>
+    <w:p>
+      <w:pPr>
+        <w:rPr>
+          <w:rFonts w:ascii="KoPub바탕체 Medium" w:eastAsia="KoPub바탕체 Medium" w:hAnsi="KoPub바탕체 Medium"/>
+        </w:rPr>
+      </w:pPr>
+    </w:p>
+    <w:p>
+      <w:pPr>
+        <w:rPr>
+          <w:rFonts w:ascii="KoPub바탕체 Medium" w:eastAsia="KoPub바탕체 Medium" w:hAnsi="KoPub바탕체 Medium"/>
+        </w:rPr>
+      </w:pPr>
+    </w:p>
+    <w:p>
+      <w:pPr>
+        <w:rPr>
+          <w:rFonts w:ascii="KoPub바탕체 Medium" w:eastAsia="KoPub바탕체 Medium" w:hAnsi="KoPub바탕체 Medium"/>
+        </w:rPr>
+      </w:pPr>
+    </w:p>
+    <w:p>
+      <w:pPr>
+        <w:rPr>
+          <w:rFonts w:ascii="KoPub바탕체 Medium" w:eastAsia="KoPub바탕체 Medium" w:hAnsi="KoPub바탕체 Medium"/>
+        </w:rPr>
+      </w:pPr>
+    </w:p>
+    <w:p>
+      <w:pPr>
+        <w:rPr>
+          <w:rFonts w:ascii="KoPub바탕체 Medium" w:eastAsia="KoPub바탕체 Medium" w:hAnsi="KoPub바탕체 Medium"/>
+        </w:rPr>
+      </w:pPr>
+    </w:p>
+    <w:p>
+      <w:pPr>
+        <w:rPr>
+          <w:rFonts w:ascii="KoPub바탕체 Medium" w:eastAsia="KoPub바탕체 Medium" w:hAnsi="KoPub바탕체 Medium"/>
         </w:rPr>
       </w:pPr>
     </w:p>
@@ -1980,10 +2883,13 @@
       <w:pPr>
         <w:pStyle w:val="1"/>
         <w:pageBreakBefore/>
+        <w:rPr>
+          <w:rFonts w:ascii="KoPub바탕체 Medium" w:eastAsia="KoPub바탕체 Medium" w:hAnsi="KoPub바탕체 Medium"/>
+        </w:rPr>
       </w:pPr>
       <w:r>
         <w:rPr>
-          <w:rFonts w:ascii="함초롬바탕" w:eastAsia="함초롬바탕" w:hAnsi="함초롬바탕" w:cs="함초롬바탕"/>
+          <w:rFonts w:ascii="KoPub바탕체 Medium" w:eastAsia="KoPub바탕체 Medium" w:hAnsi="KoPub바탕체 Medium" w:cs="함초롬바탕"/>
         </w:rPr>
         <w:lastRenderedPageBreak/>
         <w:t>6. AI 프롬프트 엔지니어링과 LLM 채팅</w:t>
@@ -1994,6 +2900,9 @@
         <w:widowControl w:val="0"/>
         <w:snapToGrid w:val="0"/>
         <w:spacing w:line="320" w:lineRule="exact"/>
+        <w:rPr>
+          <w:rFonts w:ascii="KoPub바탕체 Medium" w:eastAsia="KoPub바탕체 Medium" w:hAnsi="KoPub바탕체 Medium"/>
+        </w:rPr>
       </w:pPr>
     </w:p>
     <w:tbl>
@@ -2036,9 +2945,13 @@
               <w:widowControl w:val="0"/>
               <w:snapToGrid w:val="0"/>
               <w:spacing w:line="320" w:lineRule="exact"/>
+              <w:rPr>
+                <w:rFonts w:ascii="KoPub바탕체 Medium" w:eastAsia="KoPub바탕체 Medium" w:hAnsi="KoPub바탕체 Medium"/>
+              </w:rPr>
             </w:pPr>
             <w:r>
               <w:rPr>
+                <w:rFonts w:ascii="KoPub바탕체 Medium" w:eastAsia="KoPub바탕체 Medium" w:hAnsi="KoPub바탕체 Medium"/>
                 <w:b/>
                 <w:i/>
               </w:rPr>
@@ -2053,15 +2966,21 @@
         <w:widowControl w:val="0"/>
         <w:snapToGrid w:val="0"/>
         <w:spacing w:line="320" w:lineRule="exact"/>
+        <w:rPr>
+          <w:rFonts w:ascii="KoPub바탕체 Medium" w:eastAsia="KoPub바탕체 Medium" w:hAnsi="KoPub바탕체 Medium"/>
+        </w:rPr>
       </w:pPr>
     </w:p>
     <w:p>
       <w:pPr>
         <w:pStyle w:val="21"/>
+        <w:rPr>
+          <w:rFonts w:ascii="KoPub바탕체 Medium" w:eastAsia="KoPub바탕체 Medium" w:hAnsi="KoPub바탕체 Medium"/>
+        </w:rPr>
       </w:pPr>
       <w:r>
         <w:rPr>
-          <w:rFonts w:ascii="함초롬바탕" w:eastAsia="함초롬바탕" w:hAnsi="함초롬바탕" w:cs="함초롬바탕"/>
+          <w:rFonts w:ascii="KoPub바탕체 Medium" w:eastAsia="KoPub바탕체 Medium" w:hAnsi="KoPub바탕체 Medium" w:cs="함초롬바탕"/>
         </w:rPr>
         <w:t>가. LLM과 RAG의 이해</w:t>
       </w:r>
@@ -2071,6 +2990,9 @@
         <w:widowControl w:val="0"/>
         <w:snapToGrid w:val="0"/>
         <w:spacing w:line="320" w:lineRule="exact"/>
+        <w:rPr>
+          <w:rFonts w:ascii="KoPub바탕체 Medium" w:eastAsia="KoPub바탕체 Medium" w:hAnsi="KoPub바탕체 Medium"/>
+        </w:rPr>
       </w:pPr>
     </w:p>
     <w:p>
@@ -2078,6 +3000,9 @@
         <w:widowControl w:val="0"/>
         <w:snapToGrid w:val="0"/>
         <w:spacing w:line="320" w:lineRule="exact"/>
+        <w:rPr>
+          <w:rFonts w:ascii="KoPub바탕체 Medium" w:eastAsia="KoPub바탕체 Medium" w:hAnsi="KoPub바탕체 Medium"/>
+        </w:rPr>
       </w:pPr>
     </w:p>
     <w:p>
@@ -2085,15 +3010,21 @@
         <w:widowControl w:val="0"/>
         <w:snapToGrid w:val="0"/>
         <w:spacing w:line="320" w:lineRule="exact"/>
+        <w:rPr>
+          <w:rFonts w:ascii="KoPub바탕체 Medium" w:eastAsia="KoPub바탕체 Medium" w:hAnsi="KoPub바탕체 Medium"/>
+        </w:rPr>
       </w:pPr>
     </w:p>
     <w:p>
       <w:pPr>
         <w:pStyle w:val="21"/>
+        <w:rPr>
+          <w:rFonts w:ascii="KoPub바탕체 Medium" w:eastAsia="KoPub바탕체 Medium" w:hAnsi="KoPub바탕체 Medium"/>
+        </w:rPr>
       </w:pPr>
       <w:r>
         <w:rPr>
-          <w:rFonts w:ascii="함초롬바탕" w:eastAsia="함초롬바탕" w:hAnsi="함초롬바탕" w:cs="함초롬바탕"/>
+          <w:rFonts w:ascii="KoPub바탕체 Medium" w:eastAsia="KoPub바탕체 Medium" w:hAnsi="KoPub바탕체 Medium" w:cs="함초롬바탕"/>
         </w:rPr>
         <w:t>나. Ollama 도커에 설치 및 실행</w:t>
       </w:r>
@@ -2103,6 +3034,9 @@
         <w:widowControl w:val="0"/>
         <w:snapToGrid w:val="0"/>
         <w:spacing w:line="320" w:lineRule="exact"/>
+        <w:rPr>
+          <w:rFonts w:ascii="KoPub바탕체 Medium" w:eastAsia="KoPub바탕체 Medium" w:hAnsi="KoPub바탕체 Medium"/>
+        </w:rPr>
       </w:pPr>
     </w:p>
     <w:p>
@@ -2110,6 +3044,9 @@
         <w:widowControl w:val="0"/>
         <w:snapToGrid w:val="0"/>
         <w:spacing w:line="320" w:lineRule="exact"/>
+        <w:rPr>
+          <w:rFonts w:ascii="KoPub바탕체 Medium" w:eastAsia="KoPub바탕체 Medium" w:hAnsi="KoPub바탕체 Medium"/>
+        </w:rPr>
       </w:pPr>
     </w:p>
     <w:p>
@@ -2117,15 +3054,21 @@
         <w:widowControl w:val="0"/>
         <w:snapToGrid w:val="0"/>
         <w:spacing w:line="320" w:lineRule="exact"/>
+        <w:rPr>
+          <w:rFonts w:ascii="KoPub바탕체 Medium" w:eastAsia="KoPub바탕체 Medium" w:hAnsi="KoPub바탕체 Medium"/>
+        </w:rPr>
       </w:pPr>
     </w:p>
     <w:p>
       <w:pPr>
         <w:pStyle w:val="21"/>
+        <w:rPr>
+          <w:rFonts w:ascii="KoPub바탕체 Medium" w:eastAsia="KoPub바탕체 Medium" w:hAnsi="KoPub바탕체 Medium"/>
+        </w:rPr>
       </w:pPr>
       <w:r>
         <w:rPr>
-          <w:rFonts w:ascii="함초롬바탕" w:eastAsia="함초롬바탕" w:hAnsi="함초롬바탕" w:cs="함초롬바탕"/>
+          <w:rFonts w:ascii="KoPub바탕체 Medium" w:eastAsia="KoPub바탕체 Medium" w:hAnsi="KoPub바탕체 Medium" w:cs="함초롬바탕"/>
         </w:rPr>
         <w:t>다. 간단한 RAG 실습</w:t>
       </w:r>
@@ -2135,6 +3078,9 @@
         <w:widowControl w:val="0"/>
         <w:snapToGrid w:val="0"/>
         <w:spacing w:line="320" w:lineRule="exact"/>
+        <w:rPr>
+          <w:rFonts w:ascii="KoPub바탕체 Medium" w:eastAsia="KoPub바탕체 Medium" w:hAnsi="KoPub바탕체 Medium"/>
+        </w:rPr>
       </w:pPr>
     </w:p>
     <w:p>
@@ -2142,6 +3088,9 @@
         <w:widowControl w:val="0"/>
         <w:snapToGrid w:val="0"/>
         <w:spacing w:line="320" w:lineRule="exact"/>
+        <w:rPr>
+          <w:rFonts w:ascii="KoPub바탕체 Medium" w:eastAsia="KoPub바탕체 Medium" w:hAnsi="KoPub바탕체 Medium"/>
+        </w:rPr>
       </w:pPr>
     </w:p>
     <w:p>
@@ -2149,15 +3098,21 @@
         <w:widowControl w:val="0"/>
         <w:snapToGrid w:val="0"/>
         <w:spacing w:line="320" w:lineRule="exact"/>
+        <w:rPr>
+          <w:rFonts w:ascii="KoPub바탕체 Medium" w:eastAsia="KoPub바탕체 Medium" w:hAnsi="KoPub바탕체 Medium"/>
+        </w:rPr>
       </w:pPr>
     </w:p>
     <w:p>
       <w:pPr>
         <w:pStyle w:val="21"/>
+        <w:rPr>
+          <w:rFonts w:ascii="KoPub바탕체 Medium" w:eastAsia="KoPub바탕체 Medium" w:hAnsi="KoPub바탕체 Medium"/>
+        </w:rPr>
       </w:pPr>
       <w:r>
         <w:rPr>
-          <w:rFonts w:ascii="함초롬바탕" w:eastAsia="함초롬바탕" w:hAnsi="함초롬바탕" w:cs="함초롬바탕"/>
+          <w:rFonts w:ascii="KoPub바탕체 Medium" w:eastAsia="KoPub바탕체 Medium" w:hAnsi="KoPub바탕체 Medium" w:cs="함초롬바탕"/>
         </w:rPr>
         <w:t>라. 프롬프트 엔지니어링으로 음식 칼로리 예측기능 구현</w:t>
       </w:r>
@@ -2167,6 +3122,9 @@
         <w:widowControl w:val="0"/>
         <w:snapToGrid w:val="0"/>
         <w:spacing w:line="320" w:lineRule="exact"/>
+        <w:rPr>
+          <w:rFonts w:ascii="KoPub바탕체 Medium" w:eastAsia="KoPub바탕체 Medium" w:hAnsi="KoPub바탕체 Medium"/>
+        </w:rPr>
       </w:pPr>
     </w:p>
     <w:p>
@@ -2174,6 +3132,9 @@
         <w:widowControl w:val="0"/>
         <w:snapToGrid w:val="0"/>
         <w:spacing w:line="320" w:lineRule="exact"/>
+        <w:rPr>
+          <w:rFonts w:ascii="KoPub바탕체 Medium" w:eastAsia="KoPub바탕체 Medium" w:hAnsi="KoPub바탕체 Medium"/>
+        </w:rPr>
       </w:pPr>
     </w:p>
     <w:p>
@@ -2181,15 +3142,21 @@
         <w:widowControl w:val="0"/>
         <w:snapToGrid w:val="0"/>
         <w:spacing w:line="320" w:lineRule="exact"/>
+        <w:rPr>
+          <w:rFonts w:ascii="KoPub바탕체 Medium" w:eastAsia="KoPub바탕체 Medium" w:hAnsi="KoPub바탕체 Medium"/>
+        </w:rPr>
       </w:pPr>
     </w:p>
     <w:p>
       <w:pPr>
         <w:pStyle w:val="21"/>
+        <w:rPr>
+          <w:rFonts w:ascii="KoPub바탕체 Medium" w:eastAsia="KoPub바탕체 Medium" w:hAnsi="KoPub바탕체 Medium"/>
+        </w:rPr>
       </w:pPr>
       <w:r>
         <w:rPr>
-          <w:rFonts w:ascii="함초롬바탕" w:eastAsia="함초롬바탕" w:hAnsi="함초롬바탕" w:cs="함초롬바탕"/>
+          <w:rFonts w:ascii="KoPub바탕체 Medium" w:eastAsia="KoPub바탕체 Medium" w:hAnsi="KoPub바탕체 Medium" w:cs="함초롬바탕"/>
         </w:rPr>
         <w:t>마. LLM 채팅 기능 구현</w:t>
       </w:r>
@@ -2198,10 +3165,13 @@
       <w:pPr>
         <w:pStyle w:val="1"/>
         <w:pageBreakBefore/>
+        <w:rPr>
+          <w:rFonts w:ascii="KoPub바탕체 Medium" w:eastAsia="KoPub바탕체 Medium" w:hAnsi="KoPub바탕체 Medium"/>
+        </w:rPr>
       </w:pPr>
       <w:r>
         <w:rPr>
-          <w:rFonts w:ascii="함초롬바탕" w:eastAsia="함초롬바탕" w:hAnsi="함초롬바탕" w:cs="함초롬바탕"/>
+          <w:rFonts w:ascii="KoPub바탕체 Medium" w:eastAsia="KoPub바탕체 Medium" w:hAnsi="KoPub바탕체 Medium" w:cs="함초롬바탕"/>
         </w:rPr>
         <w:lastRenderedPageBreak/>
         <w:t>7. 배포</w:t>
@@ -2212,6 +3182,9 @@
         <w:widowControl w:val="0"/>
         <w:snapToGrid w:val="0"/>
         <w:spacing w:line="320" w:lineRule="exact"/>
+        <w:rPr>
+          <w:rFonts w:ascii="KoPub바탕체 Medium" w:eastAsia="KoPub바탕체 Medium" w:hAnsi="KoPub바탕체 Medium"/>
+        </w:rPr>
       </w:pPr>
     </w:p>
     <w:tbl>
@@ -2254,9 +3227,13 @@
               <w:widowControl w:val="0"/>
               <w:snapToGrid w:val="0"/>
               <w:spacing w:line="320" w:lineRule="exact"/>
+              <w:rPr>
+                <w:rFonts w:ascii="KoPub바탕체 Medium" w:eastAsia="KoPub바탕체 Medium" w:hAnsi="KoPub바탕체 Medium"/>
+              </w:rPr>
             </w:pPr>
             <w:r>
               <w:rPr>
+                <w:rFonts w:ascii="KoPub바탕체 Medium" w:eastAsia="KoPub바탕체 Medium" w:hAnsi="KoPub바탕체 Medium"/>
                 <w:b/>
                 <w:i/>
               </w:rPr>
@@ -2271,15 +3248,21 @@
         <w:widowControl w:val="0"/>
         <w:snapToGrid w:val="0"/>
         <w:spacing w:line="320" w:lineRule="exact"/>
+        <w:rPr>
+          <w:rFonts w:ascii="KoPub바탕체 Medium" w:eastAsia="KoPub바탕체 Medium" w:hAnsi="KoPub바탕체 Medium"/>
+        </w:rPr>
       </w:pPr>
     </w:p>
     <w:p>
       <w:pPr>
         <w:pStyle w:val="21"/>
+        <w:rPr>
+          <w:rFonts w:ascii="KoPub바탕체 Medium" w:eastAsia="KoPub바탕체 Medium" w:hAnsi="KoPub바탕체 Medium"/>
+        </w:rPr>
       </w:pPr>
       <w:r>
         <w:rPr>
-          <w:rFonts w:ascii="함초롬바탕" w:eastAsia="함초롬바탕" w:hAnsi="함초롬바탕" w:cs="함초롬바탕"/>
+          <w:rFonts w:ascii="KoPub바탕체 Medium" w:eastAsia="KoPub바탕체 Medium" w:hAnsi="KoPub바탕체 Medium" w:cs="함초롬바탕"/>
         </w:rPr>
         <w:t>가. 환경변수와 보안</w:t>
       </w:r>
@@ -2289,6 +3272,9 @@
         <w:widowControl w:val="0"/>
         <w:snapToGrid w:val="0"/>
         <w:spacing w:line="320" w:lineRule="exact"/>
+        <w:rPr>
+          <w:rFonts w:ascii="KoPub바탕체 Medium" w:eastAsia="KoPub바탕체 Medium" w:hAnsi="KoPub바탕체 Medium"/>
+        </w:rPr>
       </w:pPr>
     </w:p>
     <w:p>
@@ -2296,6 +3282,9 @@
         <w:widowControl w:val="0"/>
         <w:snapToGrid w:val="0"/>
         <w:spacing w:line="320" w:lineRule="exact"/>
+        <w:rPr>
+          <w:rFonts w:ascii="KoPub바탕체 Medium" w:eastAsia="KoPub바탕체 Medium" w:hAnsi="KoPub바탕체 Medium"/>
+        </w:rPr>
       </w:pPr>
     </w:p>
     <w:p>
@@ -2303,15 +3292,21 @@
         <w:widowControl w:val="0"/>
         <w:snapToGrid w:val="0"/>
         <w:spacing w:line="320" w:lineRule="exact"/>
+        <w:rPr>
+          <w:rFonts w:ascii="KoPub바탕체 Medium" w:eastAsia="KoPub바탕체 Medium" w:hAnsi="KoPub바탕체 Medium"/>
+        </w:rPr>
       </w:pPr>
     </w:p>
     <w:p>
       <w:pPr>
         <w:pStyle w:val="21"/>
+        <w:rPr>
+          <w:rFonts w:ascii="KoPub바탕체 Medium" w:eastAsia="KoPub바탕체 Medium" w:hAnsi="KoPub바탕체 Medium"/>
+        </w:rPr>
       </w:pPr>
       <w:r>
         <w:rPr>
-          <w:rFonts w:ascii="함초롬바탕" w:eastAsia="함초롬바탕" w:hAnsi="함초롬바탕" w:cs="함초롬바탕"/>
+          <w:rFonts w:ascii="KoPub바탕체 Medium" w:eastAsia="KoPub바탕체 Medium" w:hAnsi="KoPub바탕체 Medium" w:cs="함초롬바탕"/>
         </w:rPr>
         <w:t>나. AI 모델을 ollama에서 gemini로 바꾸기</w:t>
       </w:r>
@@ -2321,6 +3316,9 @@
         <w:widowControl w:val="0"/>
         <w:snapToGrid w:val="0"/>
         <w:spacing w:line="320" w:lineRule="exact"/>
+        <w:rPr>
+          <w:rFonts w:ascii="KoPub바탕체 Medium" w:eastAsia="KoPub바탕체 Medium" w:hAnsi="KoPub바탕체 Medium"/>
+        </w:rPr>
       </w:pPr>
     </w:p>
     <w:p>
@@ -2328,6 +3326,9 @@
         <w:widowControl w:val="0"/>
         <w:snapToGrid w:val="0"/>
         <w:spacing w:line="320" w:lineRule="exact"/>
+        <w:rPr>
+          <w:rFonts w:ascii="KoPub바탕체 Medium" w:eastAsia="KoPub바탕체 Medium" w:hAnsi="KoPub바탕체 Medium"/>
+        </w:rPr>
       </w:pPr>
     </w:p>
     <w:p>
@@ -2335,15 +3336,21 @@
         <w:widowControl w:val="0"/>
         <w:snapToGrid w:val="0"/>
         <w:spacing w:line="320" w:lineRule="exact"/>
+        <w:rPr>
+          <w:rFonts w:ascii="KoPub바탕체 Medium" w:eastAsia="KoPub바탕체 Medium" w:hAnsi="KoPub바탕체 Medium"/>
+        </w:rPr>
       </w:pPr>
     </w:p>
     <w:p>
       <w:pPr>
         <w:pStyle w:val="21"/>
+        <w:rPr>
+          <w:rFonts w:ascii="KoPub바탕체 Medium" w:eastAsia="KoPub바탕체 Medium" w:hAnsi="KoPub바탕체 Medium"/>
+        </w:rPr>
       </w:pPr>
       <w:r>
         <w:rPr>
-          <w:rFonts w:ascii="함초롬바탕" w:eastAsia="함초롬바탕" w:hAnsi="함초롬바탕" w:cs="함초롬바탕"/>
+          <w:rFonts w:ascii="KoPub바탕체 Medium" w:eastAsia="KoPub바탕체 Medium" w:hAnsi="KoPub바탕체 Medium" w:cs="함초롬바탕"/>
         </w:rPr>
         <w:t>다. github 연동해서 AWS에 API서버 배포</w:t>
       </w:r>
@@ -2353,6 +3360,9 @@
         <w:widowControl w:val="0"/>
         <w:snapToGrid w:val="0"/>
         <w:spacing w:line="320" w:lineRule="exact"/>
+        <w:rPr>
+          <w:rFonts w:ascii="KoPub바탕체 Medium" w:eastAsia="KoPub바탕체 Medium" w:hAnsi="KoPub바탕체 Medium"/>
+        </w:rPr>
       </w:pPr>
     </w:p>
     <w:p>
@@ -2360,6 +3370,9 @@
         <w:widowControl w:val="0"/>
         <w:snapToGrid w:val="0"/>
         <w:spacing w:line="320" w:lineRule="exact"/>
+        <w:rPr>
+          <w:rFonts w:ascii="KoPub바탕체 Medium" w:eastAsia="KoPub바탕체 Medium" w:hAnsi="KoPub바탕체 Medium"/>
+        </w:rPr>
       </w:pPr>
     </w:p>
     <w:p>
@@ -2367,15 +3380,21 @@
         <w:widowControl w:val="0"/>
         <w:snapToGrid w:val="0"/>
         <w:spacing w:line="320" w:lineRule="exact"/>
+        <w:rPr>
+          <w:rFonts w:ascii="KoPub바탕체 Medium" w:eastAsia="KoPub바탕체 Medium" w:hAnsi="KoPub바탕체 Medium"/>
+        </w:rPr>
       </w:pPr>
     </w:p>
     <w:p>
       <w:pPr>
         <w:pStyle w:val="21"/>
+        <w:rPr>
+          <w:rFonts w:ascii="KoPub바탕체 Medium" w:eastAsia="KoPub바탕체 Medium" w:hAnsi="KoPub바탕체 Medium"/>
+        </w:rPr>
       </w:pPr>
       <w:r>
         <w:rPr>
-          <w:rFonts w:ascii="함초롬바탕" w:eastAsia="함초롬바탕" w:hAnsi="함초롬바탕" w:cs="함초롬바탕"/>
+          <w:rFonts w:ascii="KoPub바탕체 Medium" w:eastAsia="KoPub바탕체 Medium" w:hAnsi="KoPub바탕체 Medium" w:cs="함초롬바탕"/>
         </w:rPr>
         <w:t>라. github 연동해서 vercel에 웹서비스 배포</w:t>
       </w:r>
@@ -2384,10 +3403,13 @@
       <w:pPr>
         <w:pStyle w:val="1"/>
         <w:pageBreakBefore/>
+        <w:rPr>
+          <w:rFonts w:ascii="KoPub바탕체 Medium" w:eastAsia="KoPub바탕체 Medium" w:hAnsi="KoPub바탕체 Medium"/>
+        </w:rPr>
       </w:pPr>
       <w:r>
         <w:rPr>
-          <w:rFonts w:ascii="함초롬바탕" w:eastAsia="함초롬바탕" w:hAnsi="함초롬바탕" w:cs="함초롬바탕"/>
+          <w:rFonts w:ascii="KoPub바탕체 Medium" w:eastAsia="KoPub바탕체 Medium" w:hAnsi="KoPub바탕체 Medium" w:cs="함초롬바탕"/>
           <w:color w:val="FF0000"/>
         </w:rPr>
         <w:lastRenderedPageBreak/>
@@ -2399,6 +3421,9 @@
         <w:widowControl w:val="0"/>
         <w:snapToGrid w:val="0"/>
         <w:spacing w:line="320" w:lineRule="exact"/>
+        <w:rPr>
+          <w:rFonts w:ascii="KoPub바탕체 Medium" w:eastAsia="KoPub바탕체 Medium" w:hAnsi="KoPub바탕체 Medium"/>
+        </w:rPr>
       </w:pPr>
     </w:p>
     <w:tbl>
@@ -2441,9 +3466,13 @@
               <w:widowControl w:val="0"/>
               <w:snapToGrid w:val="0"/>
               <w:spacing w:line="320" w:lineRule="exact"/>
+              <w:rPr>
+                <w:rFonts w:ascii="KoPub바탕체 Medium" w:eastAsia="KoPub바탕체 Medium" w:hAnsi="KoPub바탕체 Medium"/>
+              </w:rPr>
             </w:pPr>
             <w:r>
               <w:rPr>
+                <w:rFonts w:ascii="KoPub바탕체 Medium" w:eastAsia="KoPub바탕체 Medium" w:hAnsi="KoPub바탕체 Medium"/>
                 <w:b/>
                 <w:i/>
               </w:rPr>
@@ -2458,15 +3487,21 @@
         <w:widowControl w:val="0"/>
         <w:snapToGrid w:val="0"/>
         <w:spacing w:line="320" w:lineRule="exact"/>
+        <w:rPr>
+          <w:rFonts w:ascii="KoPub바탕체 Medium" w:eastAsia="KoPub바탕체 Medium" w:hAnsi="KoPub바탕체 Medium"/>
+        </w:rPr>
       </w:pPr>
     </w:p>
     <w:p>
       <w:pPr>
         <w:pStyle w:val="21"/>
+        <w:rPr>
+          <w:rFonts w:ascii="KoPub바탕체 Medium" w:eastAsia="KoPub바탕체 Medium" w:hAnsi="KoPub바탕체 Medium"/>
+        </w:rPr>
       </w:pPr>
       <w:r>
         <w:rPr>
-          <w:rFonts w:ascii="함초롬바탕" w:eastAsia="함초롬바탕" w:hAnsi="함초롬바탕" w:cs="함초롬바탕"/>
+          <w:rFonts w:ascii="KoPub바탕체 Medium" w:eastAsia="KoPub바탕체 Medium" w:hAnsi="KoPub바탕체 Medium" w:cs="함초롬바탕"/>
         </w:rPr>
         <w:t>가. 프론트엔드 심화 방향</w:t>
       </w:r>
@@ -2476,6 +3511,9 @@
         <w:widowControl w:val="0"/>
         <w:snapToGrid w:val="0"/>
         <w:spacing w:line="320" w:lineRule="exact"/>
+        <w:rPr>
+          <w:rFonts w:ascii="KoPub바탕체 Medium" w:eastAsia="KoPub바탕체 Medium" w:hAnsi="KoPub바탕체 Medium"/>
+        </w:rPr>
       </w:pPr>
     </w:p>
     <w:p>
@@ -2483,6 +3521,9 @@
         <w:widowControl w:val="0"/>
         <w:snapToGrid w:val="0"/>
         <w:spacing w:line="320" w:lineRule="exact"/>
+        <w:rPr>
+          <w:rFonts w:ascii="KoPub바탕체 Medium" w:eastAsia="KoPub바탕체 Medium" w:hAnsi="KoPub바탕체 Medium"/>
+        </w:rPr>
       </w:pPr>
     </w:p>
     <w:p>
@@ -2490,15 +3531,21 @@
         <w:widowControl w:val="0"/>
         <w:snapToGrid w:val="0"/>
         <w:spacing w:line="320" w:lineRule="exact"/>
+        <w:rPr>
+          <w:rFonts w:ascii="KoPub바탕체 Medium" w:eastAsia="KoPub바탕체 Medium" w:hAnsi="KoPub바탕체 Medium"/>
+        </w:rPr>
       </w:pPr>
     </w:p>
     <w:p>
       <w:pPr>
         <w:pStyle w:val="21"/>
+        <w:rPr>
+          <w:rFonts w:ascii="KoPub바탕체 Medium" w:eastAsia="KoPub바탕체 Medium" w:hAnsi="KoPub바탕체 Medium"/>
+        </w:rPr>
       </w:pPr>
       <w:r>
         <w:rPr>
-          <w:rFonts w:ascii="함초롬바탕" w:eastAsia="함초롬바탕" w:hAnsi="함초롬바탕" w:cs="함초롬바탕"/>
+          <w:rFonts w:ascii="KoPub바탕체 Medium" w:eastAsia="KoPub바탕체 Medium" w:hAnsi="KoPub바탕체 Medium" w:cs="함초롬바탕"/>
         </w:rPr>
         <w:t>나. 백엔드 심화 방향</w:t>
       </w:r>
@@ -2508,6 +3555,9 @@
         <w:widowControl w:val="0"/>
         <w:snapToGrid w:val="0"/>
         <w:spacing w:line="320" w:lineRule="exact"/>
+        <w:rPr>
+          <w:rFonts w:ascii="KoPub바탕체 Medium" w:eastAsia="KoPub바탕체 Medium" w:hAnsi="KoPub바탕체 Medium"/>
+        </w:rPr>
       </w:pPr>
     </w:p>
     <w:p>
@@ -2515,6 +3565,9 @@
         <w:widowControl w:val="0"/>
         <w:snapToGrid w:val="0"/>
         <w:spacing w:line="320" w:lineRule="exact"/>
+        <w:rPr>
+          <w:rFonts w:ascii="KoPub바탕체 Medium" w:eastAsia="KoPub바탕체 Medium" w:hAnsi="KoPub바탕체 Medium"/>
+        </w:rPr>
       </w:pPr>
     </w:p>
     <w:p>
@@ -2522,15 +3575,21 @@
         <w:widowControl w:val="0"/>
         <w:snapToGrid w:val="0"/>
         <w:spacing w:line="320" w:lineRule="exact"/>
+        <w:rPr>
+          <w:rFonts w:ascii="KoPub바탕체 Medium" w:eastAsia="KoPub바탕체 Medium" w:hAnsi="KoPub바탕체 Medium"/>
+        </w:rPr>
       </w:pPr>
     </w:p>
     <w:p>
       <w:pPr>
         <w:pStyle w:val="21"/>
+        <w:rPr>
+          <w:rFonts w:ascii="KoPub바탕체 Medium" w:eastAsia="KoPub바탕체 Medium" w:hAnsi="KoPub바탕체 Medium"/>
+        </w:rPr>
       </w:pPr>
       <w:r>
         <w:rPr>
-          <w:rFonts w:ascii="함초롬바탕" w:eastAsia="함초롬바탕" w:hAnsi="함초롬바탕" w:cs="함초롬바탕"/>
+          <w:rFonts w:ascii="KoPub바탕체 Medium" w:eastAsia="KoPub바탕체 Medium" w:hAnsi="KoPub바탕체 Medium" w:cs="함초롬바탕"/>
         </w:rPr>
         <w:t>다. AI 개발 방향</w:t>
       </w:r>
@@ -2540,6 +3599,9 @@
         <w:widowControl w:val="0"/>
         <w:snapToGrid w:val="0"/>
         <w:spacing w:line="320" w:lineRule="exact"/>
+        <w:rPr>
+          <w:rFonts w:ascii="KoPub바탕체 Medium" w:eastAsia="KoPub바탕체 Medium" w:hAnsi="KoPub바탕체 Medium"/>
+        </w:rPr>
       </w:pPr>
     </w:p>
     <w:p>
@@ -2547,6 +3609,9 @@
         <w:widowControl w:val="0"/>
         <w:snapToGrid w:val="0"/>
         <w:spacing w:line="320" w:lineRule="exact"/>
+        <w:rPr>
+          <w:rFonts w:ascii="KoPub바탕체 Medium" w:eastAsia="KoPub바탕체 Medium" w:hAnsi="KoPub바탕체 Medium"/>
+        </w:rPr>
       </w:pPr>
     </w:p>
     <w:p>
@@ -2554,15 +3619,21 @@
         <w:widowControl w:val="0"/>
         <w:snapToGrid w:val="0"/>
         <w:spacing w:line="320" w:lineRule="exact"/>
+        <w:rPr>
+          <w:rFonts w:ascii="KoPub바탕체 Medium" w:eastAsia="KoPub바탕체 Medium" w:hAnsi="KoPub바탕체 Medium"/>
+        </w:rPr>
       </w:pPr>
     </w:p>
     <w:p>
       <w:pPr>
         <w:pStyle w:val="21"/>
+        <w:rPr>
+          <w:rFonts w:ascii="KoPub바탕체 Medium" w:eastAsia="KoPub바탕체 Medium" w:hAnsi="KoPub바탕체 Medium"/>
+        </w:rPr>
       </w:pPr>
       <w:r>
         <w:rPr>
-          <w:rFonts w:ascii="함초롬바탕" w:eastAsia="함초롬바탕" w:hAnsi="함초롬바탕" w:cs="함초롬바탕"/>
+          <w:rFonts w:ascii="KoPub바탕체 Medium" w:eastAsia="KoPub바탕체 Medium" w:hAnsi="KoPub바탕체 Medium" w:cs="함초롬바탕"/>
         </w:rPr>
         <w:t>라. 실무 협업 구조</w:t>
       </w:r>
@@ -2581,7 +3652,7 @@
 </file>
 
 <file path=word/endnotes.xml><?xml version="1.0" encoding="utf-8"?>
-<w:endnotes xmlns:wpc="http://schemas.microsoft.com/office/word/2010/wordprocessingCanvas" xmlns:cx="http://schemas.microsoft.com/office/drawing/2014/chartex" xmlns:cx1="http://schemas.microsoft.com/office/drawing/2015/9/8/chartex" xmlns:cx2="http://schemas.microsoft.com/office/drawing/2015/10/21/chartex" xmlns:cx3="http://schemas.microsoft.com/office/drawing/2016/5/9/chartex" xmlns:cx4="http://schemas.microsoft.com/office/drawing/2016/5/10/chartex" xmlns:cx5="http://schemas.microsoft.com/office/drawing/2016/5/11/chartex" xmlns:cx6="http://schemas.microsoft.com/office/drawing/2016/5/12/chartex" xmlns:cx7="http://schemas.microsoft.com/office/drawing/2016/5/13/chartex" xmlns:cx8="http://schemas.microsoft.com/office/drawing/2016/5/14/chartex" xmlns:mc="http://schemas.openxmlformats.org/markup-compatibility/2006" xmlns:m="http://schemas.openxmlformats.org/officeDocument/2006/math" xmlns:aink="http://schemas.microsoft.com/office/drawing/2016/ink" xmlns:am3d="http://schemas.microsoft.com/office/drawing/2017/model3d" xmlns:oel="http://schemas.microsoft.com/office/2019/extlst" xmlns:r="http://schemas.openxmlformats.org/officeDocument/2006/relationships" xmlns:wp14="http://schemas.microsoft.com/office/word/2010/wordprocessingDrawing" xmlns:wp="http://schemas.openxmlformats.org/drawingml/2006/wordprocessingDrawing" xmlns:wpg="http://schemas.microsoft.com/office/word/2010/wordprocessingGroup" xmlns:wpi="http://schemas.microsoft.com/office/word/2010/wordprocessingInk" xmlns:wps="http://schemas.microsoft.com/office/word/2010/wordprocessingShape" xmlns:o="urn:schemas-microsoft-com:office:office" xmlns:v="urn:schemas-microsoft-com:vml" xmlns:w10="urn:schemas-microsoft-com:office:word" xmlns:w="http://schemas.openxmlformats.org/wordprocessingml/2006/main" xmlns:w14="http://schemas.microsoft.com/office/word/2010/wordml" xmlns:w15="http://schemas.microsoft.com/office/word/2012/wordml" xmlns:w16cei="http://schemas.microsoft.com/office/word/2026/wordml/cei" xmlns:w16cex="http://schemas.microsoft.com/office/word/2018/wordml/cex" xmlns:w16cid="http://schemas.microsoft.com/office/word/2016/wordml/cid" xmlns:w16="http://schemas.microsoft.com/office/word/2018/wordml" xmlns:w16sdtdh="http://schemas.microsoft.com/office/word/2020/wordml/sdtdatahash" xmlns:w16sdtfl="http://schemas.microsoft.com/office/word/2024/wordml/sdtformatlock" xmlns:w16se="http://schemas.microsoft.com/office/word/2015/wordml/symex" xmlns:w16du="http://schemas.microsoft.com/office/word/2023/wordml/word16du" xmlns:wne="http://schemas.microsoft.com/office/word/2006/wordml" mc:Ignorable="w14 w15 w16se w16cid w16 w16cex w16sdtdh w16sdtfl w16du wp14">
+<w:endnotes xmlns:wpc="http://schemas.microsoft.com/office/word/2010/wordprocessingCanvas" xmlns:cx="http://schemas.microsoft.com/office/drawing/2014/chartex" xmlns:cx1="http://schemas.microsoft.com/office/drawing/2015/9/8/chartex" xmlns:cx2="http://schemas.microsoft.com/office/drawing/2015/10/21/chartex" xmlns:cx3="http://schemas.microsoft.com/office/drawing/2016/5/9/chartex" xmlns:cx4="http://schemas.microsoft.com/office/drawing/2016/5/10/chartex" xmlns:cx5="http://schemas.microsoft.com/office/drawing/2016/5/11/chartex" xmlns:cx6="http://schemas.microsoft.com/office/drawing/2016/5/12/chartex" xmlns:cx7="http://schemas.microsoft.com/office/drawing/2016/5/13/chartex" xmlns:cx8="http://schemas.microsoft.com/office/drawing/2016/5/14/chartex" xmlns:mc="http://schemas.openxmlformats.org/markup-compatibility/2006" xmlns:aink="http://schemas.microsoft.com/office/drawing/2016/ink" xmlns:am3d="http://schemas.microsoft.com/office/drawing/2017/model3d" xmlns:o="urn:schemas-microsoft-com:office:office" xmlns:oel="http://schemas.microsoft.com/office/2019/extlst" xmlns:r="http://schemas.openxmlformats.org/officeDocument/2006/relationships" xmlns:m="http://schemas.openxmlformats.org/officeDocument/2006/math" xmlns:v="urn:schemas-microsoft-com:vml" xmlns:wp14="http://schemas.microsoft.com/office/word/2010/wordprocessingDrawing" xmlns:wp="http://schemas.openxmlformats.org/drawingml/2006/wordprocessingDrawing" xmlns:w10="urn:schemas-microsoft-com:office:word" xmlns:w="http://schemas.openxmlformats.org/wordprocessingml/2006/main" xmlns:w14="http://schemas.microsoft.com/office/word/2010/wordml" xmlns:w15="http://schemas.microsoft.com/office/word/2012/wordml" xmlns:w16cex="http://schemas.microsoft.com/office/word/2018/wordml/cex" xmlns:w16cid="http://schemas.microsoft.com/office/word/2016/wordml/cid" xmlns:w16="http://schemas.microsoft.com/office/word/2018/wordml" xmlns:w16du="http://schemas.microsoft.com/office/word/2023/wordml/word16du" xmlns:w16sdtdh="http://schemas.microsoft.com/office/word/2020/wordml/sdtdatahash" xmlns:w16sdtfl="http://schemas.microsoft.com/office/word/2024/wordml/sdtformatlock" xmlns:w16se="http://schemas.microsoft.com/office/word/2015/wordml/symex" xmlns:wpg="http://schemas.microsoft.com/office/word/2010/wordprocessingGroup" xmlns:wpi="http://schemas.microsoft.com/office/word/2010/wordprocessingInk" xmlns:wne="http://schemas.microsoft.com/office/word/2006/wordml" xmlns:wps="http://schemas.microsoft.com/office/word/2010/wordprocessingShape" mc:Ignorable="w14 w15 w16se w16cid w16 w16cex w16sdtdh w16sdtfl w16du wp14">
   <w:endnote w:type="separator" w:id="-1">
     <w:p>
       <w:pPr>
@@ -2606,7 +3677,7 @@
 </file>
 
 <file path=word/footer1.xml><?xml version="1.0" encoding="utf-8"?>
-<w:ftr xmlns:wpc="http://schemas.microsoft.com/office/word/2010/wordprocessingCanvas" xmlns:cx="http://schemas.microsoft.com/office/drawing/2014/chartex" xmlns:cx1="http://schemas.microsoft.com/office/drawing/2015/9/8/chartex" xmlns:cx2="http://schemas.microsoft.com/office/drawing/2015/10/21/chartex" xmlns:cx3="http://schemas.microsoft.com/office/drawing/2016/5/9/chartex" xmlns:cx4="http://schemas.microsoft.com/office/drawing/2016/5/10/chartex" xmlns:cx5="http://schemas.microsoft.com/office/drawing/2016/5/11/chartex" xmlns:cx6="http://schemas.microsoft.com/office/drawing/2016/5/12/chartex" xmlns:cx7="http://schemas.microsoft.com/office/drawing/2016/5/13/chartex" xmlns:cx8="http://schemas.microsoft.com/office/drawing/2016/5/14/chartex" xmlns:mc="http://schemas.openxmlformats.org/markup-compatibility/2006" xmlns:m="http://schemas.openxmlformats.org/officeDocument/2006/math" xmlns:aink="http://schemas.microsoft.com/office/drawing/2016/ink" xmlns:am3d="http://schemas.microsoft.com/office/drawing/2017/model3d" xmlns:oel="http://schemas.microsoft.com/office/2019/extlst" xmlns:r="http://schemas.openxmlformats.org/officeDocument/2006/relationships" xmlns:wp14="http://schemas.microsoft.com/office/word/2010/wordprocessingDrawing" xmlns:wp="http://schemas.openxmlformats.org/drawingml/2006/wordprocessingDrawing" xmlns:wpg="http://schemas.microsoft.com/office/word/2010/wordprocessingGroup" xmlns:wpi="http://schemas.microsoft.com/office/word/2010/wordprocessingInk" xmlns:wps="http://schemas.microsoft.com/office/word/2010/wordprocessingShape" xmlns:o="urn:schemas-microsoft-com:office:office" xmlns:v="urn:schemas-microsoft-com:vml" xmlns:w10="urn:schemas-microsoft-com:office:word" xmlns:w="http://schemas.openxmlformats.org/wordprocessingml/2006/main" xmlns:w14="http://schemas.microsoft.com/office/word/2010/wordml" xmlns:w15="http://schemas.microsoft.com/office/word/2012/wordml" xmlns:w16cei="http://schemas.microsoft.com/office/word/2026/wordml/cei" xmlns:w16cex="http://schemas.microsoft.com/office/word/2018/wordml/cex" xmlns:w16cid="http://schemas.microsoft.com/office/word/2016/wordml/cid" xmlns:w16="http://schemas.microsoft.com/office/word/2018/wordml" xmlns:w16sdtdh="http://schemas.microsoft.com/office/word/2020/wordml/sdtdatahash" xmlns:w16sdtfl="http://schemas.microsoft.com/office/word/2024/wordml/sdtformatlock" xmlns:w16se="http://schemas.microsoft.com/office/word/2015/wordml/symex" xmlns:w16du="http://schemas.microsoft.com/office/word/2023/wordml/word16du" xmlns:wne="http://schemas.microsoft.com/office/word/2006/wordml" mc:Ignorable="w14 w15 w16se w16cid w16 w16cex w16sdtdh w16sdtfl w16du wp14">
+<w:ftr xmlns:wpc="http://schemas.microsoft.com/office/word/2010/wordprocessingCanvas" xmlns:cx="http://schemas.microsoft.com/office/drawing/2014/chartex" xmlns:cx1="http://schemas.microsoft.com/office/drawing/2015/9/8/chartex" xmlns:cx2="http://schemas.microsoft.com/office/drawing/2015/10/21/chartex" xmlns:cx3="http://schemas.microsoft.com/office/drawing/2016/5/9/chartex" xmlns:cx4="http://schemas.microsoft.com/office/drawing/2016/5/10/chartex" xmlns:cx5="http://schemas.microsoft.com/office/drawing/2016/5/11/chartex" xmlns:cx6="http://schemas.microsoft.com/office/drawing/2016/5/12/chartex" xmlns:cx7="http://schemas.microsoft.com/office/drawing/2016/5/13/chartex" xmlns:cx8="http://schemas.microsoft.com/office/drawing/2016/5/14/chartex" xmlns:mc="http://schemas.openxmlformats.org/markup-compatibility/2006" xmlns:aink="http://schemas.microsoft.com/office/drawing/2016/ink" xmlns:am3d="http://schemas.microsoft.com/office/drawing/2017/model3d" xmlns:o="urn:schemas-microsoft-com:office:office" xmlns:oel="http://schemas.microsoft.com/office/2019/extlst" xmlns:r="http://schemas.openxmlformats.org/officeDocument/2006/relationships" xmlns:m="http://schemas.openxmlformats.org/officeDocument/2006/math" xmlns:v="urn:schemas-microsoft-com:vml" xmlns:wp14="http://schemas.microsoft.com/office/word/2010/wordprocessingDrawing" xmlns:wp="http://schemas.openxmlformats.org/drawingml/2006/wordprocessingDrawing" xmlns:w10="urn:schemas-microsoft-com:office:word" xmlns:w="http://schemas.openxmlformats.org/wordprocessingml/2006/main" xmlns:w14="http://schemas.microsoft.com/office/word/2010/wordml" xmlns:w15="http://schemas.microsoft.com/office/word/2012/wordml" xmlns:w16cex="http://schemas.microsoft.com/office/word/2018/wordml/cex" xmlns:w16cid="http://schemas.microsoft.com/office/word/2016/wordml/cid" xmlns:w16="http://schemas.microsoft.com/office/word/2018/wordml" xmlns:w16du="http://schemas.microsoft.com/office/word/2023/wordml/word16du" xmlns:w16sdtdh="http://schemas.microsoft.com/office/word/2020/wordml/sdtdatahash" xmlns:w16sdtfl="http://schemas.microsoft.com/office/word/2024/wordml/sdtformatlock" xmlns:w16se="http://schemas.microsoft.com/office/word/2015/wordml/symex" xmlns:wpg="http://schemas.microsoft.com/office/word/2010/wordprocessingGroup" xmlns:wpi="http://schemas.microsoft.com/office/word/2010/wordprocessingInk" xmlns:wne="http://schemas.microsoft.com/office/word/2006/wordml" xmlns:wps="http://schemas.microsoft.com/office/word/2010/wordprocessingShape" mc:Ignorable="w14 w15 w16se w16cid w16 w16cex w16sdtdh w16sdtfl w16du wp14">
   <w:p>
     <w:pPr>
       <w:pStyle w:val="a6"/>
@@ -2616,7 +3687,7 @@
 </file>
 
 <file path=word/footer2.xml><?xml version="1.0" encoding="utf-8"?>
-<w:ftr xmlns:wpc="http://schemas.microsoft.com/office/word/2010/wordprocessingCanvas" xmlns:cx="http://schemas.microsoft.com/office/drawing/2014/chartex" xmlns:cx1="http://schemas.microsoft.com/office/drawing/2015/9/8/chartex" xmlns:cx2="http://schemas.microsoft.com/office/drawing/2015/10/21/chartex" xmlns:cx3="http://schemas.microsoft.com/office/drawing/2016/5/9/chartex" xmlns:cx4="http://schemas.microsoft.com/office/drawing/2016/5/10/chartex" xmlns:cx5="http://schemas.microsoft.com/office/drawing/2016/5/11/chartex" xmlns:cx6="http://schemas.microsoft.com/office/drawing/2016/5/12/chartex" xmlns:cx7="http://schemas.microsoft.com/office/drawing/2016/5/13/chartex" xmlns:cx8="http://schemas.microsoft.com/office/drawing/2016/5/14/chartex" xmlns:mc="http://schemas.openxmlformats.org/markup-compatibility/2006" xmlns:m="http://schemas.openxmlformats.org/officeDocument/2006/math" xmlns:aink="http://schemas.microsoft.com/office/drawing/2016/ink" xmlns:am3d="http://schemas.microsoft.com/office/drawing/2017/model3d" xmlns:oel="http://schemas.microsoft.com/office/2019/extlst" xmlns:r="http://schemas.openxmlformats.org/officeDocument/2006/relationships" xmlns:wp14="http://schemas.microsoft.com/office/word/2010/wordprocessingDrawing" xmlns:wp="http://schemas.openxmlformats.org/drawingml/2006/wordprocessingDrawing" xmlns:wpg="http://schemas.microsoft.com/office/word/2010/wordprocessingGroup" xmlns:wpi="http://schemas.microsoft.com/office/word/2010/wordprocessingInk" xmlns:wps="http://schemas.microsoft.com/office/word/2010/wordprocessingShape" xmlns:o="urn:schemas-microsoft-com:office:office" xmlns:v="urn:schemas-microsoft-com:vml" xmlns:w10="urn:schemas-microsoft-com:office:word" xmlns:w="http://schemas.openxmlformats.org/wordprocessingml/2006/main" xmlns:w14="http://schemas.microsoft.com/office/word/2010/wordml" xmlns:w15="http://schemas.microsoft.com/office/word/2012/wordml" xmlns:w16cei="http://schemas.microsoft.com/office/word/2026/wordml/cei" xmlns:w16cex="http://schemas.microsoft.com/office/word/2018/wordml/cex" xmlns:w16cid="http://schemas.microsoft.com/office/word/2016/wordml/cid" xmlns:w16="http://schemas.microsoft.com/office/word/2018/wordml" xmlns:w16sdtdh="http://schemas.microsoft.com/office/word/2020/wordml/sdtdatahash" xmlns:w16sdtfl="http://schemas.microsoft.com/office/word/2024/wordml/sdtformatlock" xmlns:w16se="http://schemas.microsoft.com/office/word/2015/wordml/symex" xmlns:w16du="http://schemas.microsoft.com/office/word/2023/wordml/word16du" xmlns:wne="http://schemas.microsoft.com/office/word/2006/wordml" mc:Ignorable="w14 w15 w16se w16cid w16 w16cex w16sdtdh w16sdtfl w16du wp14">
+<w:ftr xmlns:wpc="http://schemas.microsoft.com/office/word/2010/wordprocessingCanvas" xmlns:cx="http://schemas.microsoft.com/office/drawing/2014/chartex" xmlns:cx1="http://schemas.microsoft.com/office/drawing/2015/9/8/chartex" xmlns:cx2="http://schemas.microsoft.com/office/drawing/2015/10/21/chartex" xmlns:cx3="http://schemas.microsoft.com/office/drawing/2016/5/9/chartex" xmlns:cx4="http://schemas.microsoft.com/office/drawing/2016/5/10/chartex" xmlns:cx5="http://schemas.microsoft.com/office/drawing/2016/5/11/chartex" xmlns:cx6="http://schemas.microsoft.com/office/drawing/2016/5/12/chartex" xmlns:cx7="http://schemas.microsoft.com/office/drawing/2016/5/13/chartex" xmlns:cx8="http://schemas.microsoft.com/office/drawing/2016/5/14/chartex" xmlns:mc="http://schemas.openxmlformats.org/markup-compatibility/2006" xmlns:aink="http://schemas.microsoft.com/office/drawing/2016/ink" xmlns:am3d="http://schemas.microsoft.com/office/drawing/2017/model3d" xmlns:o="urn:schemas-microsoft-com:office:office" xmlns:oel="http://schemas.microsoft.com/office/2019/extlst" xmlns:r="http://schemas.openxmlformats.org/officeDocument/2006/relationships" xmlns:m="http://schemas.openxmlformats.org/officeDocument/2006/math" xmlns:v="urn:schemas-microsoft-com:vml" xmlns:wp14="http://schemas.microsoft.com/office/word/2010/wordprocessingDrawing" xmlns:wp="http://schemas.openxmlformats.org/drawingml/2006/wordprocessingDrawing" xmlns:w10="urn:schemas-microsoft-com:office:word" xmlns:w="http://schemas.openxmlformats.org/wordprocessingml/2006/main" xmlns:w14="http://schemas.microsoft.com/office/word/2010/wordml" xmlns:w15="http://schemas.microsoft.com/office/word/2012/wordml" xmlns:w16cex="http://schemas.microsoft.com/office/word/2018/wordml/cex" xmlns:w16cid="http://schemas.microsoft.com/office/word/2016/wordml/cid" xmlns:w16="http://schemas.microsoft.com/office/word/2018/wordml" xmlns:w16du="http://schemas.microsoft.com/office/word/2023/wordml/word16du" xmlns:w16sdtdh="http://schemas.microsoft.com/office/word/2020/wordml/sdtdatahash" xmlns:w16sdtfl="http://schemas.microsoft.com/office/word/2024/wordml/sdtformatlock" xmlns:w16se="http://schemas.microsoft.com/office/word/2015/wordml/symex" xmlns:wpg="http://schemas.microsoft.com/office/word/2010/wordprocessingGroup" xmlns:wpi="http://schemas.microsoft.com/office/word/2010/wordprocessingInk" xmlns:wne="http://schemas.microsoft.com/office/word/2006/wordml" xmlns:wps="http://schemas.microsoft.com/office/word/2010/wordprocessingShape" mc:Ignorable="w14 w15 w16se w16cid w16 w16cex w16sdtdh w16sdtfl w16du wp14">
   <w:p>
     <w:pPr>
       <w:pStyle w:val="a6"/>
@@ -2651,7 +3722,7 @@
 </file>
 
 <file path=word/footnotes.xml><?xml version="1.0" encoding="utf-8"?>
-<w:footnotes xmlns:wpc="http://schemas.microsoft.com/office/word/2010/wordprocessingCanvas" xmlns:cx="http://schemas.microsoft.com/office/drawing/2014/chartex" xmlns:cx1="http://schemas.microsoft.com/office/drawing/2015/9/8/chartex" xmlns:cx2="http://schemas.microsoft.com/office/drawing/2015/10/21/chartex" xmlns:cx3="http://schemas.microsoft.com/office/drawing/2016/5/9/chartex" xmlns:cx4="http://schemas.microsoft.com/office/drawing/2016/5/10/chartex" xmlns:cx5="http://schemas.microsoft.com/office/drawing/2016/5/11/chartex" xmlns:cx6="http://schemas.microsoft.com/office/drawing/2016/5/12/chartex" xmlns:cx7="http://schemas.microsoft.com/office/drawing/2016/5/13/chartex" xmlns:cx8="http://schemas.microsoft.com/office/drawing/2016/5/14/chartex" xmlns:mc="http://schemas.openxmlformats.org/markup-compatibility/2006" xmlns:m="http://schemas.openxmlformats.org/officeDocument/2006/math" xmlns:aink="http://schemas.microsoft.com/office/drawing/2016/ink" xmlns:am3d="http://schemas.microsoft.com/office/drawing/2017/model3d" xmlns:oel="http://schemas.microsoft.com/office/2019/extlst" xmlns:r="http://schemas.openxmlformats.org/officeDocument/2006/relationships" xmlns:wp14="http://schemas.microsoft.com/office/word/2010/wordprocessingDrawing" xmlns:wp="http://schemas.openxmlformats.org/drawingml/2006/wordprocessingDrawing" xmlns:wpg="http://schemas.microsoft.com/office/word/2010/wordprocessingGroup" xmlns:wpi="http://schemas.microsoft.com/office/word/2010/wordprocessingInk" xmlns:wps="http://schemas.microsoft.com/office/word/2010/wordprocessingShape" xmlns:o="urn:schemas-microsoft-com:office:office" xmlns:v="urn:schemas-microsoft-com:vml" xmlns:w10="urn:schemas-microsoft-com:office:word" xmlns:w="http://schemas.openxmlformats.org/wordprocessingml/2006/main" xmlns:w14="http://schemas.microsoft.com/office/word/2010/wordml" xmlns:w15="http://schemas.microsoft.com/office/word/2012/wordml" xmlns:w16cei="http://schemas.microsoft.com/office/word/2026/wordml/cei" xmlns:w16cex="http://schemas.microsoft.com/office/word/2018/wordml/cex" xmlns:w16cid="http://schemas.microsoft.com/office/word/2016/wordml/cid" xmlns:w16="http://schemas.microsoft.com/office/word/2018/wordml" xmlns:w16sdtdh="http://schemas.microsoft.com/office/word/2020/wordml/sdtdatahash" xmlns:w16sdtfl="http://schemas.microsoft.com/office/word/2024/wordml/sdtformatlock" xmlns:w16se="http://schemas.microsoft.com/office/word/2015/wordml/symex" xmlns:w16du="http://schemas.microsoft.com/office/word/2023/wordml/word16du" xmlns:wne="http://schemas.microsoft.com/office/word/2006/wordml" mc:Ignorable="w14 w15 w16se w16cid w16 w16cex w16sdtdh w16sdtfl w16du wp14">
+<w:footnotes xmlns:wpc="http://schemas.microsoft.com/office/word/2010/wordprocessingCanvas" xmlns:cx="http://schemas.microsoft.com/office/drawing/2014/chartex" xmlns:cx1="http://schemas.microsoft.com/office/drawing/2015/9/8/chartex" xmlns:cx2="http://schemas.microsoft.com/office/drawing/2015/10/21/chartex" xmlns:cx3="http://schemas.microsoft.com/office/drawing/2016/5/9/chartex" xmlns:cx4="http://schemas.microsoft.com/office/drawing/2016/5/10/chartex" xmlns:cx5="http://schemas.microsoft.com/office/drawing/2016/5/11/chartex" xmlns:cx6="http://schemas.microsoft.com/office/drawing/2016/5/12/chartex" xmlns:cx7="http://schemas.microsoft.com/office/drawing/2016/5/13/chartex" xmlns:cx8="http://schemas.microsoft.com/office/drawing/2016/5/14/chartex" xmlns:mc="http://schemas.openxmlformats.org/markup-compatibility/2006" xmlns:aink="http://schemas.microsoft.com/office/drawing/2016/ink" xmlns:am3d="http://schemas.microsoft.com/office/drawing/2017/model3d" xmlns:o="urn:schemas-microsoft-com:office:office" xmlns:oel="http://schemas.microsoft.com/office/2019/extlst" xmlns:r="http://schemas.openxmlformats.org/officeDocument/2006/relationships" xmlns:m="http://schemas.openxmlformats.org/officeDocument/2006/math" xmlns:v="urn:schemas-microsoft-com:vml" xmlns:wp14="http://schemas.microsoft.com/office/word/2010/wordprocessingDrawing" xmlns:wp="http://schemas.openxmlformats.org/drawingml/2006/wordprocessingDrawing" xmlns:w10="urn:schemas-microsoft-com:office:word" xmlns:w="http://schemas.openxmlformats.org/wordprocessingml/2006/main" xmlns:w14="http://schemas.microsoft.com/office/word/2010/wordml" xmlns:w15="http://schemas.microsoft.com/office/word/2012/wordml" xmlns:w16cex="http://schemas.microsoft.com/office/word/2018/wordml/cex" xmlns:w16cid="http://schemas.microsoft.com/office/word/2016/wordml/cid" xmlns:w16="http://schemas.microsoft.com/office/word/2018/wordml" xmlns:w16du="http://schemas.microsoft.com/office/word/2023/wordml/word16du" xmlns:w16sdtdh="http://schemas.microsoft.com/office/word/2020/wordml/sdtdatahash" xmlns:w16sdtfl="http://schemas.microsoft.com/office/word/2024/wordml/sdtformatlock" xmlns:w16se="http://schemas.microsoft.com/office/word/2015/wordml/symex" xmlns:wpg="http://schemas.microsoft.com/office/word/2010/wordprocessingGroup" xmlns:wpi="http://schemas.microsoft.com/office/word/2010/wordprocessingInk" xmlns:wne="http://schemas.microsoft.com/office/word/2006/wordml" xmlns:wps="http://schemas.microsoft.com/office/word/2010/wordprocessingShape" mc:Ignorable="w14 w15 w16se w16cid w16 w16cex w16sdtdh w16sdtfl w16du wp14">
   <w:footnote w:type="separator" w:id="-1">
     <w:p>
       <w:pPr>
@@ -2676,7 +3747,7 @@
 </file>
 
 <file path=word/header1.xml><?xml version="1.0" encoding="utf-8"?>
-<w:hdr xmlns:wpc="http://schemas.microsoft.com/office/word/2010/wordprocessingCanvas" xmlns:cx="http://schemas.microsoft.com/office/drawing/2014/chartex" xmlns:cx1="http://schemas.microsoft.com/office/drawing/2015/9/8/chartex" xmlns:cx2="http://schemas.microsoft.com/office/drawing/2015/10/21/chartex" xmlns:cx3="http://schemas.microsoft.com/office/drawing/2016/5/9/chartex" xmlns:cx4="http://schemas.microsoft.com/office/drawing/2016/5/10/chartex" xmlns:cx5="http://schemas.microsoft.com/office/drawing/2016/5/11/chartex" xmlns:cx6="http://schemas.microsoft.com/office/drawing/2016/5/12/chartex" xmlns:cx7="http://schemas.microsoft.com/office/drawing/2016/5/13/chartex" xmlns:cx8="http://schemas.microsoft.com/office/drawing/2016/5/14/chartex" xmlns:mc="http://schemas.openxmlformats.org/markup-compatibility/2006" xmlns:m="http://schemas.openxmlformats.org/officeDocument/2006/math" xmlns:aink="http://schemas.microsoft.com/office/drawing/2016/ink" xmlns:am3d="http://schemas.microsoft.com/office/drawing/2017/model3d" xmlns:oel="http://schemas.microsoft.com/office/2019/extlst" xmlns:r="http://schemas.openxmlformats.org/officeDocument/2006/relationships" xmlns:wp14="http://schemas.microsoft.com/office/word/2010/wordprocessingDrawing" xmlns:wp="http://schemas.openxmlformats.org/drawingml/2006/wordprocessingDrawing" xmlns:wpg="http://schemas.microsoft.com/office/word/2010/wordprocessingGroup" xmlns:wpi="http://schemas.microsoft.com/office/word/2010/wordprocessingInk" xmlns:wps="http://schemas.microsoft.com/office/word/2010/wordprocessingShape" xmlns:o="urn:schemas-microsoft-com:office:office" xmlns:v="urn:schemas-microsoft-com:vml" xmlns:w10="urn:schemas-microsoft-com:office:word" xmlns:w="http://schemas.openxmlformats.org/wordprocessingml/2006/main" xmlns:w14="http://schemas.microsoft.com/office/word/2010/wordml" xmlns:w15="http://schemas.microsoft.com/office/word/2012/wordml" xmlns:w16cei="http://schemas.microsoft.com/office/word/2026/wordml/cei" xmlns:w16cex="http://schemas.microsoft.com/office/word/2018/wordml/cex" xmlns:w16cid="http://schemas.microsoft.com/office/word/2016/wordml/cid" xmlns:w16="http://schemas.microsoft.com/office/word/2018/wordml" xmlns:w16sdtdh="http://schemas.microsoft.com/office/word/2020/wordml/sdtdatahash" xmlns:w16sdtfl="http://schemas.microsoft.com/office/word/2024/wordml/sdtformatlock" xmlns:w16se="http://schemas.microsoft.com/office/word/2015/wordml/symex" xmlns:w16du="http://schemas.microsoft.com/office/word/2023/wordml/word16du" xmlns:wne="http://schemas.microsoft.com/office/word/2006/wordml" mc:Ignorable="w14 w15 w16se w16cid w16 w16cex w16sdtdh w16sdtfl w16du wp14">
+<w:hdr xmlns:wpc="http://schemas.microsoft.com/office/word/2010/wordprocessingCanvas" xmlns:cx="http://schemas.microsoft.com/office/drawing/2014/chartex" xmlns:cx1="http://schemas.microsoft.com/office/drawing/2015/9/8/chartex" xmlns:cx2="http://schemas.microsoft.com/office/drawing/2015/10/21/chartex" xmlns:cx3="http://schemas.microsoft.com/office/drawing/2016/5/9/chartex" xmlns:cx4="http://schemas.microsoft.com/office/drawing/2016/5/10/chartex" xmlns:cx5="http://schemas.microsoft.com/office/drawing/2016/5/11/chartex" xmlns:cx6="http://schemas.microsoft.com/office/drawing/2016/5/12/chartex" xmlns:cx7="http://schemas.microsoft.com/office/drawing/2016/5/13/chartex" xmlns:cx8="http://schemas.microsoft.com/office/drawing/2016/5/14/chartex" xmlns:mc="http://schemas.openxmlformats.org/markup-compatibility/2006" xmlns:aink="http://schemas.microsoft.com/office/drawing/2016/ink" xmlns:am3d="http://schemas.microsoft.com/office/drawing/2017/model3d" xmlns:o="urn:schemas-microsoft-com:office:office" xmlns:oel="http://schemas.microsoft.com/office/2019/extlst" xmlns:r="http://schemas.openxmlformats.org/officeDocument/2006/relationships" xmlns:m="http://schemas.openxmlformats.org/officeDocument/2006/math" xmlns:v="urn:schemas-microsoft-com:vml" xmlns:wp14="http://schemas.microsoft.com/office/word/2010/wordprocessingDrawing" xmlns:wp="http://schemas.openxmlformats.org/drawingml/2006/wordprocessingDrawing" xmlns:w10="urn:schemas-microsoft-com:office:word" xmlns:w="http://schemas.openxmlformats.org/wordprocessingml/2006/main" xmlns:w14="http://schemas.microsoft.com/office/word/2010/wordml" xmlns:w15="http://schemas.microsoft.com/office/word/2012/wordml" xmlns:w16cex="http://schemas.microsoft.com/office/word/2018/wordml/cex" xmlns:w16cid="http://schemas.microsoft.com/office/word/2016/wordml/cid" xmlns:w16="http://schemas.microsoft.com/office/word/2018/wordml" xmlns:w16du="http://schemas.microsoft.com/office/word/2023/wordml/word16du" xmlns:w16sdtdh="http://schemas.microsoft.com/office/word/2020/wordml/sdtdatahash" xmlns:w16sdtfl="http://schemas.microsoft.com/office/word/2024/wordml/sdtformatlock" xmlns:w16se="http://schemas.microsoft.com/office/word/2015/wordml/symex" xmlns:wpg="http://schemas.microsoft.com/office/word/2010/wordprocessingGroup" xmlns:wpi="http://schemas.microsoft.com/office/word/2010/wordprocessingInk" xmlns:wne="http://schemas.microsoft.com/office/word/2006/wordml" xmlns:wps="http://schemas.microsoft.com/office/word/2010/wordprocessingShape" mc:Ignorable="w14 w15 w16se w16cid w16 w16cex w16sdtdh w16sdtfl w16du wp14">
   <w:p>
     <w:pPr>
       <w:pStyle w:val="a5"/>
@@ -2686,7 +3757,7 @@
 </file>
 
 <file path=word/header2.xml><?xml version="1.0" encoding="utf-8"?>
-<w:hdr xmlns:wpc="http://schemas.microsoft.com/office/word/2010/wordprocessingCanvas" xmlns:cx="http://schemas.microsoft.com/office/drawing/2014/chartex" xmlns:cx1="http://schemas.microsoft.com/office/drawing/2015/9/8/chartex" xmlns:cx2="http://schemas.microsoft.com/office/drawing/2015/10/21/chartex" xmlns:cx3="http://schemas.microsoft.com/office/drawing/2016/5/9/chartex" xmlns:cx4="http://schemas.microsoft.com/office/drawing/2016/5/10/chartex" xmlns:cx5="http://schemas.microsoft.com/office/drawing/2016/5/11/chartex" xmlns:cx6="http://schemas.microsoft.com/office/drawing/2016/5/12/chartex" xmlns:cx7="http://schemas.microsoft.com/office/drawing/2016/5/13/chartex" xmlns:cx8="http://schemas.microsoft.com/office/drawing/2016/5/14/chartex" xmlns:mc="http://schemas.openxmlformats.org/markup-compatibility/2006" xmlns:m="http://schemas.openxmlformats.org/officeDocument/2006/math" xmlns:aink="http://schemas.microsoft.com/office/drawing/2016/ink" xmlns:am3d="http://schemas.microsoft.com/office/drawing/2017/model3d" xmlns:oel="http://schemas.microsoft.com/office/2019/extlst" xmlns:r="http://schemas.openxmlformats.org/officeDocument/2006/relationships" xmlns:wp14="http://schemas.microsoft.com/office/word/2010/wordprocessingDrawing" xmlns:wp="http://schemas.openxmlformats.org/drawingml/2006/wordprocessingDrawing" xmlns:wpg="http://schemas.microsoft.com/office/word/2010/wordprocessingGroup" xmlns:wpi="http://schemas.microsoft.com/office/word/2010/wordprocessingInk" xmlns:wps="http://schemas.microsoft.com/office/word/2010/wordprocessingShape" xmlns:o="urn:schemas-microsoft-com:office:office" xmlns:v="urn:schemas-microsoft-com:vml" xmlns:w10="urn:schemas-microsoft-com:office:word" xmlns:w="http://schemas.openxmlformats.org/wordprocessingml/2006/main" xmlns:w14="http://schemas.microsoft.com/office/word/2010/wordml" xmlns:w15="http://schemas.microsoft.com/office/word/2012/wordml" xmlns:w16cei="http://schemas.microsoft.com/office/word/2026/wordml/cei" xmlns:w16cex="http://schemas.microsoft.com/office/word/2018/wordml/cex" xmlns:w16cid="http://schemas.microsoft.com/office/word/2016/wordml/cid" xmlns:w16="http://schemas.microsoft.com/office/word/2018/wordml" xmlns:w16sdtdh="http://schemas.microsoft.com/office/word/2020/wordml/sdtdatahash" xmlns:w16sdtfl="http://schemas.microsoft.com/office/word/2024/wordml/sdtformatlock" xmlns:w16se="http://schemas.microsoft.com/office/word/2015/wordml/symex" xmlns:w16du="http://schemas.microsoft.com/office/word/2023/wordml/word16du" xmlns:wne="http://schemas.microsoft.com/office/word/2006/wordml" mc:Ignorable="w14 w15 w16se w16cid w16 w16cex w16sdtdh w16sdtfl w16du wp14">
+<w:hdr xmlns:wpc="http://schemas.microsoft.com/office/word/2010/wordprocessingCanvas" xmlns:cx="http://schemas.microsoft.com/office/drawing/2014/chartex" xmlns:cx1="http://schemas.microsoft.com/office/drawing/2015/9/8/chartex" xmlns:cx2="http://schemas.microsoft.com/office/drawing/2015/10/21/chartex" xmlns:cx3="http://schemas.microsoft.com/office/drawing/2016/5/9/chartex" xmlns:cx4="http://schemas.microsoft.com/office/drawing/2016/5/10/chartex" xmlns:cx5="http://schemas.microsoft.com/office/drawing/2016/5/11/chartex" xmlns:cx6="http://schemas.microsoft.com/office/drawing/2016/5/12/chartex" xmlns:cx7="http://schemas.microsoft.com/office/drawing/2016/5/13/chartex" xmlns:cx8="http://schemas.microsoft.com/office/drawing/2016/5/14/chartex" xmlns:mc="http://schemas.openxmlformats.org/markup-compatibility/2006" xmlns:aink="http://schemas.microsoft.com/office/drawing/2016/ink" xmlns:am3d="http://schemas.microsoft.com/office/drawing/2017/model3d" xmlns:o="urn:schemas-microsoft-com:office:office" xmlns:oel="http://schemas.microsoft.com/office/2019/extlst" xmlns:r="http://schemas.openxmlformats.org/officeDocument/2006/relationships" xmlns:m="http://schemas.openxmlformats.org/officeDocument/2006/math" xmlns:v="urn:schemas-microsoft-com:vml" xmlns:wp14="http://schemas.microsoft.com/office/word/2010/wordprocessingDrawing" xmlns:wp="http://schemas.openxmlformats.org/drawingml/2006/wordprocessingDrawing" xmlns:w10="urn:schemas-microsoft-com:office:word" xmlns:w="http://schemas.openxmlformats.org/wordprocessingml/2006/main" xmlns:w14="http://schemas.microsoft.com/office/word/2010/wordml" xmlns:w15="http://schemas.microsoft.com/office/word/2012/wordml" xmlns:w16cex="http://schemas.microsoft.com/office/word/2018/wordml/cex" xmlns:w16cid="http://schemas.microsoft.com/office/word/2016/wordml/cid" xmlns:w16="http://schemas.microsoft.com/office/word/2018/wordml" xmlns:w16du="http://schemas.microsoft.com/office/word/2023/wordml/word16du" xmlns:w16sdtdh="http://schemas.microsoft.com/office/word/2020/wordml/sdtdatahash" xmlns:w16sdtfl="http://schemas.microsoft.com/office/word/2024/wordml/sdtformatlock" xmlns:w16se="http://schemas.microsoft.com/office/word/2015/wordml/symex" xmlns:wpg="http://schemas.microsoft.com/office/word/2010/wordprocessingGroup" xmlns:wpi="http://schemas.microsoft.com/office/word/2010/wordprocessingInk" xmlns:wne="http://schemas.microsoft.com/office/word/2006/wordml" xmlns:wps="http://schemas.microsoft.com/office/word/2010/wordprocessingShape" mc:Ignorable="w14 w15 w16se w16cid w16 w16cex w16sdtdh w16sdtfl w16du wp14">
   <w:p>
     <w:pPr>
       <w:pStyle w:val="a5"/>
@@ -2696,7 +3767,7 @@
 </file>
 
 <file path=word/numbering.xml><?xml version="1.0" encoding="utf-8"?>
-<w:numbering xmlns:wpc="http://schemas.microsoft.com/office/word/2010/wordprocessingCanvas" xmlns:cx="http://schemas.microsoft.com/office/drawing/2014/chartex" xmlns:cx1="http://schemas.microsoft.com/office/drawing/2015/9/8/chartex" xmlns:cx2="http://schemas.microsoft.com/office/drawing/2015/10/21/chartex" xmlns:cx3="http://schemas.microsoft.com/office/drawing/2016/5/9/chartex" xmlns:cx4="http://schemas.microsoft.com/office/drawing/2016/5/10/chartex" xmlns:cx5="http://schemas.microsoft.com/office/drawing/2016/5/11/chartex" xmlns:cx6="http://schemas.microsoft.com/office/drawing/2016/5/12/chartex" xmlns:cx7="http://schemas.microsoft.com/office/drawing/2016/5/13/chartex" xmlns:cx8="http://schemas.microsoft.com/office/drawing/2016/5/14/chartex" xmlns:mc="http://schemas.openxmlformats.org/markup-compatibility/2006" xmlns:m="http://schemas.openxmlformats.org/officeDocument/2006/math" xmlns:aink="http://schemas.microsoft.com/office/drawing/2016/ink" xmlns:am3d="http://schemas.microsoft.com/office/drawing/2017/model3d" xmlns:oel="http://schemas.microsoft.com/office/2019/extlst" xmlns:r="http://schemas.openxmlformats.org/officeDocument/2006/relationships" xmlns:wp14="http://schemas.microsoft.com/office/word/2010/wordprocessingDrawing" xmlns:wp="http://schemas.openxmlformats.org/drawingml/2006/wordprocessingDrawing" xmlns:wpg="http://schemas.microsoft.com/office/word/2010/wordprocessingGroup" xmlns:wpi="http://schemas.microsoft.com/office/word/2010/wordprocessingInk" xmlns:wps="http://schemas.microsoft.com/office/word/2010/wordprocessingShape" xmlns:o="urn:schemas-microsoft-com:office:office" xmlns:v="urn:schemas-microsoft-com:vml" xmlns:w10="urn:schemas-microsoft-com:office:word" xmlns:w="http://schemas.openxmlformats.org/wordprocessingml/2006/main" xmlns:w14="http://schemas.microsoft.com/office/word/2010/wordml" xmlns:w15="http://schemas.microsoft.com/office/word/2012/wordml" xmlns:w16cei="http://schemas.microsoft.com/office/word/2026/wordml/cei" xmlns:w16cex="http://schemas.microsoft.com/office/word/2018/wordml/cex" xmlns:w16cid="http://schemas.microsoft.com/office/word/2016/wordml/cid" xmlns:w16="http://schemas.microsoft.com/office/word/2018/wordml" xmlns:w16sdtdh="http://schemas.microsoft.com/office/word/2020/wordml/sdtdatahash" xmlns:w16sdtfl="http://schemas.microsoft.com/office/word/2024/wordml/sdtformatlock" xmlns:w16se="http://schemas.microsoft.com/office/word/2015/wordml/symex" xmlns:w16du="http://schemas.microsoft.com/office/word/2023/wordml/word16du" xmlns:wne="http://schemas.microsoft.com/office/word/2006/wordml" mc:Ignorable="w14 w15 w16se w16cid w16 w16cex w16sdtdh w16sdtfl w16du wp14">
+<w:numbering xmlns:wpc="http://schemas.microsoft.com/office/word/2010/wordprocessingCanvas" xmlns:cx="http://schemas.microsoft.com/office/drawing/2014/chartex" xmlns:cx1="http://schemas.microsoft.com/office/drawing/2015/9/8/chartex" xmlns:cx2="http://schemas.microsoft.com/office/drawing/2015/10/21/chartex" xmlns:cx3="http://schemas.microsoft.com/office/drawing/2016/5/9/chartex" xmlns:cx4="http://schemas.microsoft.com/office/drawing/2016/5/10/chartex" xmlns:cx5="http://schemas.microsoft.com/office/drawing/2016/5/11/chartex" xmlns:cx6="http://schemas.microsoft.com/office/drawing/2016/5/12/chartex" xmlns:cx7="http://schemas.microsoft.com/office/drawing/2016/5/13/chartex" xmlns:cx8="http://schemas.microsoft.com/office/drawing/2016/5/14/chartex" xmlns:mc="http://schemas.openxmlformats.org/markup-compatibility/2006" xmlns:aink="http://schemas.microsoft.com/office/drawing/2016/ink" xmlns:am3d="http://schemas.microsoft.com/office/drawing/2017/model3d" xmlns:o="urn:schemas-microsoft-com:office:office" xmlns:oel="http://schemas.microsoft.com/office/2019/extlst" xmlns:r="http://schemas.openxmlformats.org/officeDocument/2006/relationships" xmlns:m="http://schemas.openxmlformats.org/officeDocument/2006/math" xmlns:v="urn:schemas-microsoft-com:vml" xmlns:wp14="http://schemas.microsoft.com/office/word/2010/wordprocessingDrawing" xmlns:wp="http://schemas.openxmlformats.org/drawingml/2006/wordprocessingDrawing" xmlns:w10="urn:schemas-microsoft-com:office:word" xmlns:w="http://schemas.openxmlformats.org/wordprocessingml/2006/main" xmlns:w14="http://schemas.microsoft.com/office/word/2010/wordml" xmlns:w15="http://schemas.microsoft.com/office/word/2012/wordml" xmlns:w16cex="http://schemas.microsoft.com/office/word/2018/wordml/cex" xmlns:w16cid="http://schemas.microsoft.com/office/word/2016/wordml/cid" xmlns:w16="http://schemas.microsoft.com/office/word/2018/wordml" xmlns:w16du="http://schemas.microsoft.com/office/word/2023/wordml/word16du" xmlns:w16sdtdh="http://schemas.microsoft.com/office/word/2020/wordml/sdtdatahash" xmlns:w16sdtfl="http://schemas.microsoft.com/office/word/2024/wordml/sdtformatlock" xmlns:w16se="http://schemas.microsoft.com/office/word/2015/wordml/symex" xmlns:wpg="http://schemas.microsoft.com/office/word/2010/wordprocessingGroup" xmlns:wpi="http://schemas.microsoft.com/office/word/2010/wordprocessingInk" xmlns:wne="http://schemas.microsoft.com/office/word/2006/wordml" xmlns:wps="http://schemas.microsoft.com/office/word/2010/wordprocessingShape" mc:Ignorable="w14 w15 w16se w16cid w16 w16cex w16sdtdh w16sdtfl w16du wp14">
   <w:abstractNum w:abstractNumId="0" w15:restartNumberingAfterBreak="0">
     <w:nsid w:val="FFFFFF7C"/>
     <w:multiLevelType w:val="singleLevel"/>
@@ -2899,7 +3970,7 @@
 </file>
 
 <file path=word/styles.xml><?xml version="1.0" encoding="utf-8"?>
-<w:styles xmlns:mc="http://schemas.openxmlformats.org/markup-compatibility/2006" xmlns:r="http://schemas.openxmlformats.org/officeDocument/2006/relationships" xmlns:w="http://schemas.openxmlformats.org/wordprocessingml/2006/main" xmlns:w14="http://schemas.microsoft.com/office/word/2010/wordml" xmlns:w15="http://schemas.microsoft.com/office/word/2012/wordml" xmlns:w16cex="http://schemas.microsoft.com/office/word/2018/wordml/cex" xmlns:w16cid="http://schemas.microsoft.com/office/word/2016/wordml/cid" xmlns:w16="http://schemas.microsoft.com/office/word/2018/wordml" xmlns:w16sdtdh="http://schemas.microsoft.com/office/word/2020/wordml/sdtdatahash" xmlns:w16sdtfl="http://schemas.microsoft.com/office/word/2024/wordml/sdtformatlock" xmlns:w16se="http://schemas.microsoft.com/office/word/2015/wordml/symex" xmlns:w16du="http://schemas.microsoft.com/office/word/2023/wordml/word16du" mc:Ignorable="w14 w15 w16se w16cid w16 w16cex w16sdtdh w16sdtfl w16du">
+<w:styles xmlns:mc="http://schemas.openxmlformats.org/markup-compatibility/2006" xmlns:r="http://schemas.openxmlformats.org/officeDocument/2006/relationships" xmlns:w="http://schemas.openxmlformats.org/wordprocessingml/2006/main" xmlns:w14="http://schemas.microsoft.com/office/word/2010/wordml" xmlns:w15="http://schemas.microsoft.com/office/word/2012/wordml" xmlns:w16cex="http://schemas.microsoft.com/office/word/2018/wordml/cex" xmlns:w16cid="http://schemas.microsoft.com/office/word/2016/wordml/cid" xmlns:w16="http://schemas.microsoft.com/office/word/2018/wordml" xmlns:w16du="http://schemas.microsoft.com/office/word/2023/wordml/word16du" xmlns:w16sdtdh="http://schemas.microsoft.com/office/word/2020/wordml/sdtdatahash" xmlns:w16sdtfl="http://schemas.microsoft.com/office/word/2024/wordml/sdtformatlock" xmlns:w16se="http://schemas.microsoft.com/office/word/2015/wordml/symex" mc:Ignorable="w14 w15 w16se w16cid w16 w16cex w16sdtdh w16sdtfl w16du">
   <w:docDefaults>
     <w:rPrDefault>
       <w:rPr>
